--- a/fuentes/CF02_Actividad didactica.docx
+++ b/fuentes/CF02_Actividad didactica.docx
@@ -34,10 +34,7 @@
         <w:gridCol w:w="8"/>
         <w:gridCol w:w="7"/>
         <w:gridCol w:w="1035"/>
-        <w:gridCol w:w="90"/>
-        <w:gridCol w:w="15"/>
-        <w:gridCol w:w="15"/>
-        <w:gridCol w:w="31"/>
+        <w:gridCol w:w="151"/>
         <w:gridCol w:w="89"/>
         <w:gridCol w:w="195"/>
         <w:gridCol w:w="90"/>
@@ -51,7 +48,7 @@
           <w:tcPr>
             <w:cnfStyle w:val="001000000000" w:firstRow="0" w:lastRow="0" w:firstColumn="1" w:lastColumn="0" w:oddVBand="0" w:evenVBand="0" w:oddHBand="0" w:evenHBand="0" w:firstRowFirstColumn="0" w:firstRowLastColumn="0" w:lastRowFirstColumn="0" w:lastRowLastColumn="0"/>
             <w:tcW w:w="10154" w:type="dxa"/>
-            <w:gridSpan w:val="14"/>
+            <w:gridSpan w:val="11"/>
           </w:tcPr>
           <w:p>
             <w:pPr>
@@ -154,7 +151,7 @@
           <w:tcPr>
             <w:cnfStyle w:val="001000000000" w:firstRow="0" w:lastRow="0" w:firstColumn="1" w:lastColumn="0" w:oddVBand="0" w:evenVBand="0" w:oddHBand="0" w:evenHBand="0" w:firstRowFirstColumn="0" w:firstRowLastColumn="0" w:lastRowFirstColumn="0" w:lastRowLastColumn="0"/>
             <w:tcW w:w="10154" w:type="dxa"/>
-            <w:gridSpan w:val="14"/>
+            <w:gridSpan w:val="11"/>
           </w:tcPr>
           <w:p>
             <w:pPr>
@@ -389,7 +386,7 @@
         <w:tc>
           <w:tcPr>
             <w:tcW w:w="7620" w:type="dxa"/>
-            <w:gridSpan w:val="12"/>
+            <w:gridSpan w:val="9"/>
           </w:tcPr>
           <w:p>
             <w:pPr>
@@ -601,7 +598,7 @@
         <w:tc>
           <w:tcPr>
             <w:tcW w:w="7620" w:type="dxa"/>
-            <w:gridSpan w:val="12"/>
+            <w:gridSpan w:val="9"/>
             <w:shd w:val="clear" w:color="auto" w:fill="auto"/>
             <w:vAlign w:val="center"/>
           </w:tcPr>
@@ -686,7 +683,7 @@
         <w:tc>
           <w:tcPr>
             <w:tcW w:w="7620" w:type="dxa"/>
-            <w:gridSpan w:val="12"/>
+            <w:gridSpan w:val="9"/>
             <w:vAlign w:val="center"/>
           </w:tcPr>
           <w:p>
@@ -745,7 +742,7 @@
           <w:tcPr>
             <w:cnfStyle w:val="001000000000" w:firstRow="0" w:lastRow="0" w:firstColumn="1" w:lastColumn="0" w:oddVBand="0" w:evenVBand="0" w:oddHBand="0" w:evenHBand="0" w:firstRowFirstColumn="0" w:firstRowLastColumn="0" w:lastRowFirstColumn="0" w:lastRowLastColumn="0"/>
             <w:tcW w:w="10154" w:type="dxa"/>
-            <w:gridSpan w:val="14"/>
+            <w:gridSpan w:val="11"/>
             <w:shd w:val="clear" w:color="auto" w:fill="FFE599"/>
           </w:tcPr>
           <w:p>
@@ -823,7 +820,7 @@
         <w:tc>
           <w:tcPr>
             <w:tcW w:w="2160" w:type="dxa"/>
-            <w:gridSpan w:val="9"/>
+            <w:gridSpan w:val="6"/>
           </w:tcPr>
           <w:p>
             <w:pPr>
@@ -835,13 +832,41 @@
                 <w:lang w:val="pt-PT"/>
               </w:rPr>
             </w:pPr>
+            <w:proofErr w:type="spellStart"/>
             <w:r>
               <w:rPr>
                 <w:rFonts w:eastAsia="Calibri"/>
                 <w:color w:val="000000" w:themeColor="text1"/>
                 <w:lang w:val="pt-PT"/>
               </w:rPr>
-              <w:t>Rta(s) correcta(s) (x)</w:t>
+              <w:t>Rta</w:t>
+            </w:r>
+            <w:proofErr w:type="spellEnd"/>
+            <w:r>
+              <w:rPr>
+                <w:rFonts w:eastAsia="Calibri"/>
+                <w:color w:val="000000" w:themeColor="text1"/>
+                <w:lang w:val="pt-PT"/>
+              </w:rPr>
+              <w:t xml:space="preserve">(s) </w:t>
+            </w:r>
+            <w:proofErr w:type="spellStart"/>
+            <w:r>
+              <w:rPr>
+                <w:rFonts w:eastAsia="Calibri"/>
+                <w:color w:val="000000" w:themeColor="text1"/>
+                <w:lang w:val="pt-PT"/>
+              </w:rPr>
+              <w:t>correcta</w:t>
+            </w:r>
+            <w:proofErr w:type="spellEnd"/>
+            <w:r>
+              <w:rPr>
+                <w:rFonts w:eastAsia="Calibri"/>
+                <w:color w:val="000000" w:themeColor="text1"/>
+                <w:lang w:val="pt-PT"/>
+              </w:rPr>
+              <w:t>(s) (x)</w:t>
             </w:r>
           </w:p>
         </w:tc>
@@ -923,7 +948,7 @@
         <w:tc>
           <w:tcPr>
             <w:tcW w:w="2160" w:type="dxa"/>
-            <w:gridSpan w:val="9"/>
+            <w:gridSpan w:val="6"/>
             <w:shd w:val="clear" w:color="auto" w:fill="FFFFFF" w:themeFill="background1"/>
           </w:tcPr>
           <w:p>
@@ -999,7 +1024,7 @@
         <w:tc>
           <w:tcPr>
             <w:tcW w:w="2160" w:type="dxa"/>
-            <w:gridSpan w:val="9"/>
+            <w:gridSpan w:val="6"/>
             <w:shd w:val="clear" w:color="auto" w:fill="FFFFFF" w:themeFill="background1"/>
           </w:tcPr>
           <w:p>
@@ -1076,30 +1101,14 @@
                 <w:bCs/>
                 <w:color w:val="000000" w:themeColor="text1"/>
               </w:rPr>
-              <w:t xml:space="preserve">Disminuir la cantidad de trabajadores </w:t>
-            </w:r>
-            <w:r>
-              <w:rPr>
-                <w:rFonts w:eastAsia="Calibri"/>
-                <w:bCs/>
-                <w:color w:val="000000" w:themeColor="text1"/>
-              </w:rPr>
-              <w:t xml:space="preserve">y herramientas </w:t>
-            </w:r>
-            <w:r>
-              <w:rPr>
-                <w:rFonts w:eastAsia="Calibri"/>
-                <w:bCs/>
-                <w:color w:val="000000" w:themeColor="text1"/>
-              </w:rPr>
-              <w:t>en la plantación agrícola.</w:t>
+              <w:t>Disminuir la cantidad de trabajadores y herramientas en la plantación agrícola.</w:t>
             </w:r>
           </w:p>
         </w:tc>
         <w:tc>
           <w:tcPr>
             <w:tcW w:w="2160" w:type="dxa"/>
-            <w:gridSpan w:val="9"/>
+            <w:gridSpan w:val="6"/>
             <w:shd w:val="clear" w:color="auto" w:fill="FFFFFF" w:themeFill="background1"/>
           </w:tcPr>
           <w:p>
@@ -1169,7 +1178,7 @@
         <w:tc>
           <w:tcPr>
             <w:tcW w:w="2160" w:type="dxa"/>
-            <w:gridSpan w:val="9"/>
+            <w:gridSpan w:val="6"/>
             <w:shd w:val="clear" w:color="auto" w:fill="FFFFFF" w:themeFill="background1"/>
           </w:tcPr>
           <w:p>
@@ -1218,7 +1227,7 @@
         <w:tc>
           <w:tcPr>
             <w:tcW w:w="7620" w:type="dxa"/>
-            <w:gridSpan w:val="12"/>
+            <w:gridSpan w:val="9"/>
             <w:shd w:val="clear" w:color="auto" w:fill="FFFFFF" w:themeFill="background1"/>
           </w:tcPr>
           <w:p>
@@ -1290,7 +1299,7 @@
         <w:tc>
           <w:tcPr>
             <w:tcW w:w="7620" w:type="dxa"/>
-            <w:gridSpan w:val="12"/>
+            <w:gridSpan w:val="9"/>
             <w:shd w:val="clear" w:color="auto" w:fill="FFFFFF" w:themeFill="background1"/>
           </w:tcPr>
           <w:p>
@@ -1354,7 +1363,6 @@
                 <w:rFonts w:eastAsia="Calibri"/>
                 <w:color w:val="000000" w:themeColor="text1"/>
               </w:rPr>
-              <w:lastRenderedPageBreak/>
               <w:t>Pregunta 2</w:t>
             </w:r>
           </w:p>
@@ -1392,7 +1400,7 @@
         <w:tc>
           <w:tcPr>
             <w:tcW w:w="2167" w:type="dxa"/>
-            <w:gridSpan w:val="10"/>
+            <w:gridSpan w:val="7"/>
             <w:tcBorders>
               <w:right w:val="single" w:sz="4" w:space="0" w:color="auto"/>
             </w:tcBorders>
@@ -1481,7 +1489,7 @@
         <w:tc>
           <w:tcPr>
             <w:tcW w:w="2160" w:type="dxa"/>
-            <w:gridSpan w:val="9"/>
+            <w:gridSpan w:val="6"/>
             <w:tcBorders>
               <w:left w:val="single" w:sz="4" w:space="0" w:color="auto"/>
             </w:tcBorders>
@@ -1569,7 +1577,7 @@
         <w:tc>
           <w:tcPr>
             <w:tcW w:w="2160" w:type="dxa"/>
-            <w:gridSpan w:val="9"/>
+            <w:gridSpan w:val="6"/>
             <w:shd w:val="clear" w:color="auto" w:fill="auto"/>
           </w:tcPr>
           <w:p>
@@ -1642,7 +1650,7 @@
         <w:tc>
           <w:tcPr>
             <w:tcW w:w="2160" w:type="dxa"/>
-            <w:gridSpan w:val="9"/>
+            <w:gridSpan w:val="6"/>
           </w:tcPr>
           <w:p>
             <w:pPr>
@@ -1741,7 +1749,7 @@
         <w:tc>
           <w:tcPr>
             <w:tcW w:w="2160" w:type="dxa"/>
-            <w:gridSpan w:val="9"/>
+            <w:gridSpan w:val="6"/>
             <w:shd w:val="clear" w:color="auto" w:fill="auto"/>
           </w:tcPr>
           <w:p>
@@ -1790,7 +1798,7 @@
         <w:tc>
           <w:tcPr>
             <w:tcW w:w="7620" w:type="dxa"/>
-            <w:gridSpan w:val="12"/>
+            <w:gridSpan w:val="9"/>
             <w:shd w:val="clear" w:color="auto" w:fill="FFFFFF" w:themeFill="background1"/>
           </w:tcPr>
           <w:p>
@@ -1846,7 +1854,7 @@
         <w:tc>
           <w:tcPr>
             <w:tcW w:w="7620" w:type="dxa"/>
-            <w:gridSpan w:val="12"/>
+            <w:gridSpan w:val="9"/>
             <w:shd w:val="clear" w:color="auto" w:fill="FFFFFF" w:themeFill="background1"/>
           </w:tcPr>
           <w:p>
@@ -1947,7 +1955,7 @@
         <w:tc>
           <w:tcPr>
             <w:tcW w:w="2167" w:type="dxa"/>
-            <w:gridSpan w:val="10"/>
+            <w:gridSpan w:val="7"/>
             <w:tcBorders>
               <w:left w:val="single" w:sz="4" w:space="0" w:color="auto"/>
             </w:tcBorders>
@@ -2023,7 +2031,7 @@
         <w:tc>
           <w:tcPr>
             <w:tcW w:w="2160" w:type="dxa"/>
-            <w:gridSpan w:val="9"/>
+            <w:gridSpan w:val="6"/>
             <w:tcBorders>
               <w:left w:val="single" w:sz="4" w:space="0" w:color="auto"/>
             </w:tcBorders>
@@ -2101,7 +2109,7 @@
         <w:tc>
           <w:tcPr>
             <w:tcW w:w="2160" w:type="dxa"/>
-            <w:gridSpan w:val="9"/>
+            <w:gridSpan w:val="6"/>
           </w:tcPr>
           <w:p>
             <w:pPr>
@@ -2182,7 +2190,7 @@
         <w:tc>
           <w:tcPr>
             <w:tcW w:w="2160" w:type="dxa"/>
-            <w:gridSpan w:val="9"/>
+            <w:gridSpan w:val="6"/>
             <w:shd w:val="clear" w:color="auto" w:fill="auto"/>
           </w:tcPr>
           <w:p>
@@ -2253,7 +2261,7 @@
         <w:tc>
           <w:tcPr>
             <w:tcW w:w="2160" w:type="dxa"/>
-            <w:gridSpan w:val="9"/>
+            <w:gridSpan w:val="6"/>
           </w:tcPr>
           <w:p>
             <w:pPr>
@@ -2301,7 +2309,7 @@
         <w:tc>
           <w:tcPr>
             <w:tcW w:w="7620" w:type="dxa"/>
-            <w:gridSpan w:val="12"/>
+            <w:gridSpan w:val="9"/>
             <w:shd w:val="clear" w:color="auto" w:fill="FFFFFF" w:themeFill="background1"/>
           </w:tcPr>
           <w:p>
@@ -2357,7 +2365,7 @@
         <w:tc>
           <w:tcPr>
             <w:tcW w:w="7620" w:type="dxa"/>
-            <w:gridSpan w:val="12"/>
+            <w:gridSpan w:val="9"/>
             <w:shd w:val="clear" w:color="auto" w:fill="FFFFFF" w:themeFill="background1"/>
           </w:tcPr>
           <w:p>
@@ -2440,7 +2448,7 @@
         <w:tc>
           <w:tcPr>
             <w:tcW w:w="2167" w:type="dxa"/>
-            <w:gridSpan w:val="10"/>
+            <w:gridSpan w:val="7"/>
             <w:tcBorders>
               <w:left w:val="single" w:sz="4" w:space="0" w:color="auto"/>
             </w:tcBorders>
@@ -2518,7 +2526,7 @@
         <w:tc>
           <w:tcPr>
             <w:tcW w:w="2160" w:type="dxa"/>
-            <w:gridSpan w:val="9"/>
+            <w:gridSpan w:val="6"/>
             <w:tcBorders>
               <w:left w:val="single" w:sz="4" w:space="0" w:color="auto"/>
             </w:tcBorders>
@@ -2593,7 +2601,7 @@
         <w:tc>
           <w:tcPr>
             <w:tcW w:w="2160" w:type="dxa"/>
-            <w:gridSpan w:val="9"/>
+            <w:gridSpan w:val="6"/>
             <w:shd w:val="clear" w:color="auto" w:fill="FFFFFF" w:themeFill="background1"/>
           </w:tcPr>
           <w:p>
@@ -2670,7 +2678,7 @@
         <w:tc>
           <w:tcPr>
             <w:tcW w:w="2160" w:type="dxa"/>
-            <w:gridSpan w:val="9"/>
+            <w:gridSpan w:val="6"/>
             <w:shd w:val="clear" w:color="auto" w:fill="FFFFFF" w:themeFill="background1"/>
           </w:tcPr>
           <w:p>
@@ -2753,7 +2761,7 @@
         <w:tc>
           <w:tcPr>
             <w:tcW w:w="2160" w:type="dxa"/>
-            <w:gridSpan w:val="9"/>
+            <w:gridSpan w:val="6"/>
             <w:shd w:val="clear" w:color="auto" w:fill="FFFFFF" w:themeFill="background1"/>
           </w:tcPr>
           <w:p>
@@ -2802,7 +2810,7 @@
         <w:tc>
           <w:tcPr>
             <w:tcW w:w="7620" w:type="dxa"/>
-            <w:gridSpan w:val="12"/>
+            <w:gridSpan w:val="9"/>
             <w:shd w:val="clear" w:color="auto" w:fill="FFFFFF" w:themeFill="background1"/>
           </w:tcPr>
           <w:p>
@@ -2858,7 +2866,7 @@
         <w:tc>
           <w:tcPr>
             <w:tcW w:w="7620" w:type="dxa"/>
-            <w:gridSpan w:val="12"/>
+            <w:gridSpan w:val="9"/>
             <w:shd w:val="clear" w:color="auto" w:fill="FFFFFF" w:themeFill="background1"/>
           </w:tcPr>
           <w:p>
@@ -2961,7 +2969,7 @@
         <w:tc>
           <w:tcPr>
             <w:tcW w:w="2167" w:type="dxa"/>
-            <w:gridSpan w:val="10"/>
+            <w:gridSpan w:val="7"/>
             <w:tcBorders>
               <w:left w:val="single" w:sz="4" w:space="0" w:color="auto"/>
             </w:tcBorders>
@@ -3047,7 +3055,7 @@
         <w:tc>
           <w:tcPr>
             <w:tcW w:w="2160" w:type="dxa"/>
-            <w:gridSpan w:val="9"/>
+            <w:gridSpan w:val="6"/>
             <w:tcBorders>
               <w:left w:val="single" w:sz="4" w:space="0" w:color="auto"/>
             </w:tcBorders>
@@ -3129,7 +3137,7 @@
         <w:tc>
           <w:tcPr>
             <w:tcW w:w="2160" w:type="dxa"/>
-            <w:gridSpan w:val="9"/>
+            <w:gridSpan w:val="6"/>
             <w:shd w:val="clear" w:color="auto" w:fill="FFFFFF" w:themeFill="background1"/>
           </w:tcPr>
           <w:p>
@@ -3203,7 +3211,7 @@
         <w:tc>
           <w:tcPr>
             <w:tcW w:w="2160" w:type="dxa"/>
-            <w:gridSpan w:val="9"/>
+            <w:gridSpan w:val="6"/>
             <w:shd w:val="clear" w:color="auto" w:fill="FFFFFF" w:themeFill="background1"/>
           </w:tcPr>
           <w:p>
@@ -3295,7 +3303,7 @@
         <w:tc>
           <w:tcPr>
             <w:tcW w:w="2160" w:type="dxa"/>
-            <w:gridSpan w:val="9"/>
+            <w:gridSpan w:val="6"/>
             <w:shd w:val="clear" w:color="auto" w:fill="FFFFFF" w:themeFill="background1"/>
           </w:tcPr>
           <w:p>
@@ -3344,7 +3352,7 @@
         <w:tc>
           <w:tcPr>
             <w:tcW w:w="7620" w:type="dxa"/>
-            <w:gridSpan w:val="12"/>
+            <w:gridSpan w:val="9"/>
             <w:shd w:val="clear" w:color="auto" w:fill="FFFFFF" w:themeFill="background1"/>
           </w:tcPr>
           <w:p>
@@ -3427,7 +3435,7 @@
         <w:tc>
           <w:tcPr>
             <w:tcW w:w="2175" w:type="dxa"/>
-            <w:gridSpan w:val="11"/>
+            <w:gridSpan w:val="8"/>
             <w:tcBorders>
               <w:left w:val="single" w:sz="4" w:space="0" w:color="auto"/>
             </w:tcBorders>
@@ -3505,7 +3513,7 @@
         <w:tc>
           <w:tcPr>
             <w:tcW w:w="2160" w:type="dxa"/>
-            <w:gridSpan w:val="9"/>
+            <w:gridSpan w:val="6"/>
             <w:tcBorders>
               <w:left w:val="single" w:sz="4" w:space="0" w:color="auto"/>
             </w:tcBorders>
@@ -3592,7 +3600,7 @@
         <w:tc>
           <w:tcPr>
             <w:tcW w:w="2160" w:type="dxa"/>
-            <w:gridSpan w:val="9"/>
+            <w:gridSpan w:val="6"/>
             <w:tcBorders>
               <w:left w:val="single" w:sz="4" w:space="0" w:color="auto"/>
             </w:tcBorders>
@@ -3682,7 +3690,7 @@
         <w:tc>
           <w:tcPr>
             <w:tcW w:w="2160" w:type="dxa"/>
-            <w:gridSpan w:val="9"/>
+            <w:gridSpan w:val="6"/>
             <w:shd w:val="clear" w:color="auto" w:fill="FFFFFF" w:themeFill="background1"/>
           </w:tcPr>
           <w:p>
@@ -3759,7 +3767,7 @@
         <w:tc>
           <w:tcPr>
             <w:tcW w:w="2160" w:type="dxa"/>
-            <w:gridSpan w:val="9"/>
+            <w:gridSpan w:val="6"/>
             <w:shd w:val="clear" w:color="auto" w:fill="FFFFFF" w:themeFill="background1"/>
           </w:tcPr>
           <w:p>
@@ -3838,7 +3846,7 @@
         <w:tc>
           <w:tcPr>
             <w:tcW w:w="2160" w:type="dxa"/>
-            <w:gridSpan w:val="9"/>
+            <w:gridSpan w:val="6"/>
             <w:shd w:val="clear" w:color="auto" w:fill="FFFFFF" w:themeFill="background1"/>
           </w:tcPr>
           <w:p>
@@ -3887,7 +3895,7 @@
         <w:tc>
           <w:tcPr>
             <w:tcW w:w="7620" w:type="dxa"/>
-            <w:gridSpan w:val="12"/>
+            <w:gridSpan w:val="9"/>
             <w:shd w:val="clear" w:color="auto" w:fill="FFFFFF" w:themeFill="background1"/>
           </w:tcPr>
           <w:p>
@@ -3936,7 +3944,6 @@
                 <w:bCs/>
                 <w:color w:val="000000" w:themeColor="text1"/>
               </w:rPr>
-              <w:lastRenderedPageBreak/>
               <w:t>Comentario respuesta incorrecta</w:t>
             </w:r>
           </w:p>
@@ -3944,7 +3951,7 @@
         <w:tc>
           <w:tcPr>
             <w:tcW w:w="7620" w:type="dxa"/>
-            <w:gridSpan w:val="12"/>
+            <w:gridSpan w:val="9"/>
             <w:shd w:val="clear" w:color="auto" w:fill="FFFFFF" w:themeFill="background1"/>
           </w:tcPr>
           <w:p>
@@ -3997,7 +4004,7 @@
         <w:tc>
           <w:tcPr>
             <w:tcW w:w="6930" w:type="dxa"/>
-            <w:gridSpan w:val="10"/>
+            <w:gridSpan w:val="7"/>
             <w:tcBorders>
               <w:right w:val="single" w:sz="4" w:space="0" w:color="auto"/>
             </w:tcBorders>
@@ -4079,7 +4086,7 @@
         <w:tc>
           <w:tcPr>
             <w:tcW w:w="6930" w:type="dxa"/>
-            <w:gridSpan w:val="10"/>
+            <w:gridSpan w:val="7"/>
             <w:tcBorders>
               <w:right w:val="single" w:sz="4" w:space="0" w:color="auto"/>
             </w:tcBorders>
@@ -4183,7 +4190,7 @@
         <w:tc>
           <w:tcPr>
             <w:tcW w:w="6930" w:type="dxa"/>
-            <w:gridSpan w:val="10"/>
+            <w:gridSpan w:val="7"/>
             <w:tcBorders>
               <w:right w:val="single" w:sz="4" w:space="0" w:color="auto"/>
             </w:tcBorders>
@@ -4278,7 +4285,7 @@
         <w:tc>
           <w:tcPr>
             <w:tcW w:w="6930" w:type="dxa"/>
-            <w:gridSpan w:val="10"/>
+            <w:gridSpan w:val="7"/>
             <w:tcBorders>
               <w:right w:val="single" w:sz="4" w:space="0" w:color="auto"/>
             </w:tcBorders>
@@ -4382,7 +4389,7 @@
         <w:tc>
           <w:tcPr>
             <w:tcW w:w="6930" w:type="dxa"/>
-            <w:gridSpan w:val="10"/>
+            <w:gridSpan w:val="7"/>
             <w:tcBorders>
               <w:right w:val="single" w:sz="4" w:space="0" w:color="auto"/>
             </w:tcBorders>
@@ -4470,7 +4477,7 @@
         <w:tc>
           <w:tcPr>
             <w:tcW w:w="7620" w:type="dxa"/>
-            <w:gridSpan w:val="12"/>
+            <w:gridSpan w:val="9"/>
             <w:shd w:val="clear" w:color="auto" w:fill="FFFFFF" w:themeFill="background1"/>
           </w:tcPr>
           <w:p>
@@ -4526,7 +4533,7 @@
         <w:tc>
           <w:tcPr>
             <w:tcW w:w="7620" w:type="dxa"/>
-            <w:gridSpan w:val="12"/>
+            <w:gridSpan w:val="9"/>
             <w:shd w:val="clear" w:color="auto" w:fill="FFFFFF" w:themeFill="background1"/>
           </w:tcPr>
           <w:p>
@@ -4579,7 +4586,7 @@
         <w:tc>
           <w:tcPr>
             <w:tcW w:w="6930" w:type="dxa"/>
-            <w:gridSpan w:val="10"/>
+            <w:gridSpan w:val="7"/>
             <w:tcBorders>
               <w:right w:val="single" w:sz="4" w:space="0" w:color="auto"/>
             </w:tcBorders>
@@ -4661,7 +4668,7 @@
         <w:tc>
           <w:tcPr>
             <w:tcW w:w="6930" w:type="dxa"/>
-            <w:gridSpan w:val="10"/>
+            <w:gridSpan w:val="7"/>
             <w:tcBorders>
               <w:right w:val="single" w:sz="4" w:space="0" w:color="auto"/>
             </w:tcBorders>
@@ -4737,7 +4744,7 @@
         <w:tc>
           <w:tcPr>
             <w:tcW w:w="6930" w:type="dxa"/>
-            <w:gridSpan w:val="10"/>
+            <w:gridSpan w:val="7"/>
             <w:tcBorders>
               <w:right w:val="single" w:sz="4" w:space="0" w:color="auto"/>
             </w:tcBorders>
@@ -4813,7 +4820,7 @@
         <w:tc>
           <w:tcPr>
             <w:tcW w:w="6930" w:type="dxa"/>
-            <w:gridSpan w:val="10"/>
+            <w:gridSpan w:val="7"/>
             <w:tcBorders>
               <w:right w:val="single" w:sz="4" w:space="0" w:color="auto"/>
             </w:tcBorders>
@@ -4903,7 +4910,7 @@
         <w:tc>
           <w:tcPr>
             <w:tcW w:w="6930" w:type="dxa"/>
-            <w:gridSpan w:val="10"/>
+            <w:gridSpan w:val="7"/>
             <w:tcBorders>
               <w:right w:val="single" w:sz="4" w:space="0" w:color="auto"/>
             </w:tcBorders>
@@ -4979,7 +4986,7 @@
         <w:tc>
           <w:tcPr>
             <w:tcW w:w="7620" w:type="dxa"/>
-            <w:gridSpan w:val="12"/>
+            <w:gridSpan w:val="9"/>
             <w:shd w:val="clear" w:color="auto" w:fill="FFFFFF" w:themeFill="background1"/>
           </w:tcPr>
           <w:p>
@@ -5035,7 +5042,7 @@
         <w:tc>
           <w:tcPr>
             <w:tcW w:w="7620" w:type="dxa"/>
-            <w:gridSpan w:val="12"/>
+            <w:gridSpan w:val="9"/>
             <w:shd w:val="clear" w:color="auto" w:fill="FFFFFF" w:themeFill="background1"/>
           </w:tcPr>
           <w:p>
@@ -5088,7 +5095,7 @@
         <w:tc>
           <w:tcPr>
             <w:tcW w:w="6930" w:type="dxa"/>
-            <w:gridSpan w:val="10"/>
+            <w:gridSpan w:val="7"/>
             <w:tcBorders>
               <w:right w:val="single" w:sz="4" w:space="0" w:color="auto"/>
             </w:tcBorders>
@@ -5172,7 +5179,7 @@
         <w:tc>
           <w:tcPr>
             <w:tcW w:w="6930" w:type="dxa"/>
-            <w:gridSpan w:val="10"/>
+            <w:gridSpan w:val="7"/>
             <w:tcBorders>
               <w:right w:val="single" w:sz="4" w:space="0" w:color="auto"/>
             </w:tcBorders>
@@ -5248,7 +5255,7 @@
         <w:tc>
           <w:tcPr>
             <w:tcW w:w="6930" w:type="dxa"/>
-            <w:gridSpan w:val="10"/>
+            <w:gridSpan w:val="7"/>
             <w:tcBorders>
               <w:right w:val="single" w:sz="4" w:space="0" w:color="auto"/>
             </w:tcBorders>
@@ -5325,7 +5332,7 @@
         <w:tc>
           <w:tcPr>
             <w:tcW w:w="6930" w:type="dxa"/>
-            <w:gridSpan w:val="10"/>
+            <w:gridSpan w:val="7"/>
             <w:tcBorders>
               <w:right w:val="single" w:sz="4" w:space="0" w:color="auto"/>
             </w:tcBorders>
@@ -5415,7 +5422,7 @@
         <w:tc>
           <w:tcPr>
             <w:tcW w:w="6930" w:type="dxa"/>
-            <w:gridSpan w:val="10"/>
+            <w:gridSpan w:val="7"/>
             <w:tcBorders>
               <w:right w:val="single" w:sz="4" w:space="0" w:color="auto"/>
             </w:tcBorders>
@@ -5491,7 +5498,7 @@
         <w:tc>
           <w:tcPr>
             <w:tcW w:w="7620" w:type="dxa"/>
-            <w:gridSpan w:val="12"/>
+            <w:gridSpan w:val="9"/>
             <w:shd w:val="clear" w:color="auto" w:fill="FFFFFF" w:themeFill="background1"/>
           </w:tcPr>
           <w:p>
@@ -5547,7 +5554,7 @@
         <w:tc>
           <w:tcPr>
             <w:tcW w:w="7620" w:type="dxa"/>
-            <w:gridSpan w:val="12"/>
+            <w:gridSpan w:val="9"/>
             <w:tcBorders>
               <w:bottom w:val="single" w:sz="4" w:space="0" w:color="auto"/>
             </w:tcBorders>
@@ -5603,7 +5610,7 @@
         <w:tc>
           <w:tcPr>
             <w:tcW w:w="7020" w:type="dxa"/>
-            <w:gridSpan w:val="11"/>
+            <w:gridSpan w:val="8"/>
             <w:tcBorders>
               <w:top w:val="single" w:sz="4" w:space="0" w:color="auto"/>
               <w:right w:val="single" w:sz="4" w:space="0" w:color="auto"/>
@@ -5685,7 +5692,7 @@
         <w:tc>
           <w:tcPr>
             <w:tcW w:w="7020" w:type="dxa"/>
-            <w:gridSpan w:val="11"/>
+            <w:gridSpan w:val="8"/>
             <w:tcBorders>
               <w:right w:val="single" w:sz="4" w:space="0" w:color="auto"/>
             </w:tcBorders>
@@ -5765,7 +5772,7 @@
         <w:tc>
           <w:tcPr>
             <w:tcW w:w="7020" w:type="dxa"/>
-            <w:gridSpan w:val="11"/>
+            <w:gridSpan w:val="8"/>
             <w:tcBorders>
               <w:right w:val="single" w:sz="4" w:space="0" w:color="auto"/>
             </w:tcBorders>
@@ -5846,7 +5853,7 @@
         <w:tc>
           <w:tcPr>
             <w:tcW w:w="7020" w:type="dxa"/>
-            <w:gridSpan w:val="11"/>
+            <w:gridSpan w:val="8"/>
             <w:tcBorders>
               <w:right w:val="single" w:sz="4" w:space="0" w:color="auto"/>
             </w:tcBorders>
@@ -5926,7 +5933,7 @@
         <w:tc>
           <w:tcPr>
             <w:tcW w:w="7020" w:type="dxa"/>
-            <w:gridSpan w:val="11"/>
+            <w:gridSpan w:val="8"/>
             <w:tcBorders>
               <w:right w:val="single" w:sz="4" w:space="0" w:color="auto"/>
             </w:tcBorders>
@@ -6015,7 +6022,7 @@
         <w:tc>
           <w:tcPr>
             <w:tcW w:w="7620" w:type="dxa"/>
-            <w:gridSpan w:val="12"/>
+            <w:gridSpan w:val="9"/>
             <w:shd w:val="clear" w:color="auto" w:fill="FFFFFF" w:themeFill="background1"/>
           </w:tcPr>
           <w:p>
@@ -6072,7 +6079,7 @@
         <w:tc>
           <w:tcPr>
             <w:tcW w:w="7620" w:type="dxa"/>
-            <w:gridSpan w:val="12"/>
+            <w:gridSpan w:val="9"/>
             <w:shd w:val="clear" w:color="auto" w:fill="FFFFFF" w:themeFill="background1"/>
           </w:tcPr>
           <w:p>
@@ -6118,7 +6125,6 @@
                 <w:rFonts w:eastAsia="Calibri"/>
                 <w:color w:val="000000" w:themeColor="text1"/>
               </w:rPr>
-              <w:lastRenderedPageBreak/>
               <w:t>Pregunta 11</w:t>
             </w:r>
           </w:p>
@@ -6157,7 +6163,7 @@
         <w:tc>
           <w:tcPr>
             <w:tcW w:w="1125" w:type="dxa"/>
-            <w:gridSpan w:val="8"/>
+            <w:gridSpan w:val="5"/>
             <w:tcBorders>
               <w:left w:val="single" w:sz="4" w:space="0" w:color="auto"/>
             </w:tcBorders>
@@ -6237,7 +6243,7 @@
         <w:tc>
           <w:tcPr>
             <w:tcW w:w="1125" w:type="dxa"/>
-            <w:gridSpan w:val="8"/>
+            <w:gridSpan w:val="5"/>
             <w:tcBorders>
               <w:left w:val="single" w:sz="4" w:space="0" w:color="auto"/>
             </w:tcBorders>
@@ -6326,7 +6332,7 @@
         <w:tc>
           <w:tcPr>
             <w:tcW w:w="1125" w:type="dxa"/>
-            <w:gridSpan w:val="8"/>
+            <w:gridSpan w:val="5"/>
             <w:tcBorders>
               <w:left w:val="single" w:sz="4" w:space="0" w:color="auto"/>
             </w:tcBorders>
@@ -6406,7 +6412,7 @@
         <w:tc>
           <w:tcPr>
             <w:tcW w:w="1125" w:type="dxa"/>
-            <w:gridSpan w:val="8"/>
+            <w:gridSpan w:val="5"/>
             <w:tcBorders>
               <w:left w:val="single" w:sz="4" w:space="0" w:color="auto"/>
             </w:tcBorders>
@@ -6483,7 +6489,7 @@
         <w:tc>
           <w:tcPr>
             <w:tcW w:w="1125" w:type="dxa"/>
-            <w:gridSpan w:val="8"/>
+            <w:gridSpan w:val="5"/>
             <w:tcBorders>
               <w:left w:val="single" w:sz="4" w:space="0" w:color="auto"/>
             </w:tcBorders>
@@ -6535,7 +6541,7 @@
         <w:tc>
           <w:tcPr>
             <w:tcW w:w="7620" w:type="dxa"/>
-            <w:gridSpan w:val="12"/>
+            <w:gridSpan w:val="9"/>
             <w:shd w:val="clear" w:color="auto" w:fill="FFFFFF" w:themeFill="background1"/>
           </w:tcPr>
           <w:p>
@@ -6591,7 +6597,7 @@
         <w:tc>
           <w:tcPr>
             <w:tcW w:w="7620" w:type="dxa"/>
-            <w:gridSpan w:val="12"/>
+            <w:gridSpan w:val="9"/>
             <w:shd w:val="clear" w:color="auto" w:fill="FFFFFF" w:themeFill="background1"/>
           </w:tcPr>
           <w:p>
@@ -6645,7 +6651,7 @@
         <w:tc>
           <w:tcPr>
             <w:tcW w:w="7620" w:type="dxa"/>
-            <w:gridSpan w:val="12"/>
+            <w:gridSpan w:val="9"/>
             <w:shd w:val="clear" w:color="auto" w:fill="FFFFFF" w:themeFill="background1"/>
           </w:tcPr>
           <w:p>
@@ -6702,7 +6708,7 @@
         <w:tc>
           <w:tcPr>
             <w:tcW w:w="6735" w:type="dxa"/>
-            <w:gridSpan w:val="9"/>
+            <w:gridSpan w:val="6"/>
             <w:tcBorders>
               <w:right w:val="single" w:sz="4" w:space="0" w:color="auto"/>
             </w:tcBorders>
@@ -6782,7 +6788,7 @@
         <w:tc>
           <w:tcPr>
             <w:tcW w:w="6735" w:type="dxa"/>
-            <w:gridSpan w:val="9"/>
+            <w:gridSpan w:val="6"/>
             <w:tcBorders>
               <w:right w:val="single" w:sz="4" w:space="0" w:color="auto"/>
             </w:tcBorders>
@@ -6860,7 +6866,7 @@
         <w:tc>
           <w:tcPr>
             <w:tcW w:w="6735" w:type="dxa"/>
-            <w:gridSpan w:val="9"/>
+            <w:gridSpan w:val="6"/>
             <w:tcBorders>
               <w:right w:val="single" w:sz="4" w:space="0" w:color="auto"/>
             </w:tcBorders>
@@ -6939,7 +6945,7 @@
         <w:tc>
           <w:tcPr>
             <w:tcW w:w="6735" w:type="dxa"/>
-            <w:gridSpan w:val="9"/>
+            <w:gridSpan w:val="6"/>
             <w:tcBorders>
               <w:right w:val="single" w:sz="4" w:space="0" w:color="auto"/>
             </w:tcBorders>
@@ -7030,7 +7036,7 @@
         <w:tc>
           <w:tcPr>
             <w:tcW w:w="7620" w:type="dxa"/>
-            <w:gridSpan w:val="12"/>
+            <w:gridSpan w:val="9"/>
             <w:shd w:val="clear" w:color="auto" w:fill="FFFFFF" w:themeFill="background1"/>
           </w:tcPr>
           <w:p>
@@ -7087,7 +7093,7 @@
         <w:tc>
           <w:tcPr>
             <w:tcW w:w="7620" w:type="dxa"/>
-            <w:gridSpan w:val="12"/>
+            <w:gridSpan w:val="9"/>
             <w:shd w:val="clear" w:color="auto" w:fill="FFFFFF" w:themeFill="background1"/>
           </w:tcPr>
           <w:p>
@@ -7141,7 +7147,7 @@
         <w:tc>
           <w:tcPr>
             <w:tcW w:w="7620" w:type="dxa"/>
-            <w:gridSpan w:val="12"/>
+            <w:gridSpan w:val="9"/>
             <w:shd w:val="clear" w:color="auto" w:fill="FFFFFF" w:themeFill="background1"/>
           </w:tcPr>
           <w:p>
@@ -7197,7 +7203,7 @@
         <w:tc>
           <w:tcPr>
             <w:tcW w:w="6646" w:type="dxa"/>
-            <w:gridSpan w:val="8"/>
+            <w:gridSpan w:val="5"/>
             <w:shd w:val="clear" w:color="auto" w:fill="FFFFFF" w:themeFill="background1"/>
           </w:tcPr>
           <w:p>
@@ -7269,7 +7275,7 @@
         <w:tc>
           <w:tcPr>
             <w:tcW w:w="6646" w:type="dxa"/>
-            <w:gridSpan w:val="8"/>
+            <w:gridSpan w:val="5"/>
             <w:shd w:val="clear" w:color="auto" w:fill="FFFFFF" w:themeFill="background1"/>
           </w:tcPr>
           <w:p>
@@ -7299,6 +7305,7 @@
           </w:tcPr>
           <w:p>
             <w:pPr>
+              <w:jc w:val="center"/>
               <w:cnfStyle w:val="000000000000" w:firstRow="0" w:lastRow="0" w:firstColumn="0" w:lastColumn="0" w:oddVBand="0" w:evenVBand="0" w:oddHBand="0" w:evenHBand="0" w:firstRowFirstColumn="0" w:firstRowLastColumn="0" w:lastRowFirstColumn="0" w:lastRowLastColumn="0"/>
               <w:rPr>
                 <w:rFonts w:eastAsia="Calibri"/>
@@ -7350,7 +7357,7 @@
         <w:tc>
           <w:tcPr>
             <w:tcW w:w="6646" w:type="dxa"/>
-            <w:gridSpan w:val="8"/>
+            <w:gridSpan w:val="5"/>
             <w:shd w:val="clear" w:color="auto" w:fill="FFFFFF" w:themeFill="background1"/>
           </w:tcPr>
           <w:p>
@@ -7421,7 +7428,7 @@
         <w:tc>
           <w:tcPr>
             <w:tcW w:w="6646" w:type="dxa"/>
-            <w:gridSpan w:val="8"/>
+            <w:gridSpan w:val="5"/>
             <w:shd w:val="clear" w:color="auto" w:fill="FFFFFF" w:themeFill="background1"/>
           </w:tcPr>
           <w:p>
@@ -7494,7 +7501,7 @@
         <w:tc>
           <w:tcPr>
             <w:tcW w:w="7620" w:type="dxa"/>
-            <w:gridSpan w:val="12"/>
+            <w:gridSpan w:val="9"/>
             <w:shd w:val="clear" w:color="auto" w:fill="FFFFFF" w:themeFill="background1"/>
           </w:tcPr>
           <w:p>
@@ -7549,7 +7556,7 @@
         <w:tc>
           <w:tcPr>
             <w:tcW w:w="7620" w:type="dxa"/>
-            <w:gridSpan w:val="12"/>
+            <w:gridSpan w:val="9"/>
             <w:shd w:val="clear" w:color="auto" w:fill="FFFFFF" w:themeFill="background1"/>
           </w:tcPr>
           <w:p>
@@ -7587,43 +7594,46 @@
             <w:pPr>
               <w:rPr>
                 <w:rFonts w:eastAsia="Calibri"/>
-                <w:color w:val="000000" w:themeColor="text1"/>
-              </w:rPr>
-            </w:pPr>
-            <w:r>
-              <w:rPr>
-                <w:rFonts w:eastAsia="Calibri"/>
-                <w:color w:val="000000" w:themeColor="text1"/>
-              </w:rPr>
-              <w:t>Pregunta 14</w:t>
+                <w:bCs/>
+                <w:color w:val="000000" w:themeColor="text1"/>
+              </w:rPr>
+            </w:pPr>
+            <w:r>
+              <w:rPr>
+                <w:rFonts w:eastAsia="Calibri"/>
+                <w:color w:val="000000" w:themeColor="text1"/>
+              </w:rPr>
+              <w:t>Pregunta 1</w:t>
+            </w:r>
+            <w:r>
+              <w:rPr>
+                <w:rFonts w:eastAsia="Calibri"/>
+                <w:color w:val="000000" w:themeColor="text1"/>
+              </w:rPr>
+              <w:t>4</w:t>
             </w:r>
           </w:p>
         </w:tc>
         <w:tc>
           <w:tcPr>
             <w:tcW w:w="7620" w:type="dxa"/>
-            <w:gridSpan w:val="12"/>
-            <w:shd w:val="clear" w:color="auto" w:fill="FFFFFF" w:themeFill="background1"/>
-          </w:tcPr>
-          <w:p>
-            <w:pPr>
-              <w:jc w:val="both"/>
+            <w:gridSpan w:val="9"/>
+            <w:shd w:val="clear" w:color="auto" w:fill="FFFFFF" w:themeFill="background1"/>
+          </w:tcPr>
+          <w:p>
+            <w:pPr>
               <w:cnfStyle w:val="000000100000" w:firstRow="0" w:lastRow="0" w:firstColumn="0" w:lastColumn="0" w:oddVBand="0" w:evenVBand="0" w:oddHBand="1" w:evenHBand="0" w:firstRowFirstColumn="0" w:firstRowLastColumn="0" w:lastRowFirstColumn="0" w:lastRowLastColumn="0"/>
               <w:rPr>
                 <w:rFonts w:eastAsia="Calibri"/>
                 <w:b/>
-                <w:iCs/>
-                <w:color w:val="000000" w:themeColor="text1"/>
-              </w:rPr>
-            </w:pPr>
-            <w:r>
-              <w:rPr>
-                <w:rFonts w:eastAsia="Calibri"/>
-                <w:b/>
-                <w:iCs/>
-                <w:color w:val="000000" w:themeColor="text1"/>
-              </w:rPr>
-              <w:t>La madurez del racimo se alcanza entre cinco y seis meses después de la antesis.</w:t>
+                <w:color w:val="000000" w:themeColor="text1"/>
+              </w:rPr>
+            </w:pPr>
+            <w:r>
+              <w:rPr>
+                <w:color w:val="000000" w:themeColor="text1"/>
+              </w:rPr>
+              <w:t>¿Cómo realizan los cosechadores el recorrido del lote durante la cosecha?</w:t>
             </w:r>
           </w:p>
         </w:tc>
@@ -7642,6 +7652,7 @@
             <w:pPr>
               <w:rPr>
                 <w:rFonts w:eastAsia="Calibri"/>
+                <w:bCs/>
                 <w:color w:val="000000" w:themeColor="text1"/>
               </w:rPr>
             </w:pPr>
@@ -7658,11 +7669,8 @@
         </w:tc>
         <w:tc>
           <w:tcPr>
-            <w:tcW w:w="6615" w:type="dxa"/>
-            <w:gridSpan w:val="7"/>
-            <w:tcBorders>
-              <w:right w:val="single" w:sz="4" w:space="0" w:color="auto"/>
-            </w:tcBorders>
+            <w:tcW w:w="6646" w:type="dxa"/>
+            <w:gridSpan w:val="5"/>
             <w:shd w:val="clear" w:color="auto" w:fill="FFFFFF" w:themeFill="background1"/>
           </w:tcPr>
           <w:p>
@@ -7670,29 +7678,151 @@
               <w:cnfStyle w:val="000000000000" w:firstRow="0" w:lastRow="0" w:firstColumn="0" w:lastColumn="0" w:oddVBand="0" w:evenVBand="0" w:oddHBand="0" w:evenHBand="0" w:firstRowFirstColumn="0" w:firstRowLastColumn="0" w:lastRowFirstColumn="0" w:lastRowLastColumn="0"/>
               <w:rPr>
                 <w:rFonts w:eastAsia="Calibri"/>
-                <w:bCs/>
-                <w:iCs/>
-                <w:color w:val="000000" w:themeColor="text1"/>
-              </w:rPr>
-            </w:pPr>
-            <w:r>
-              <w:rPr>
-                <w:rFonts w:eastAsia="Calibri"/>
-                <w:bCs/>
-                <w:iCs/>
-                <w:color w:val="000000" w:themeColor="text1"/>
-              </w:rPr>
-              <w:t>Falso.</w:t>
-            </w:r>
-          </w:p>
-        </w:tc>
-        <w:tc>
-          <w:tcPr>
-            <w:tcW w:w="1005" w:type="dxa"/>
+                <w:b/>
+                <w:bCs/>
+                <w:color w:val="000000" w:themeColor="text1"/>
+              </w:rPr>
+            </w:pPr>
+            <w:r>
+              <w:rPr>
+                <w:b/>
+                <w:bCs/>
+                <w:color w:val="000000" w:themeColor="text1"/>
+              </w:rPr>
+              <w:t>Avanzando en zigzag por todo el lote.</w:t>
+            </w:r>
+          </w:p>
+        </w:tc>
+        <w:tc>
+          <w:tcPr>
+            <w:tcW w:w="974" w:type="dxa"/>
+            <w:gridSpan w:val="4"/>
+            <w:shd w:val="clear" w:color="auto" w:fill="FFFFFF" w:themeFill="background1"/>
+          </w:tcPr>
+          <w:p>
+            <w:pPr>
+              <w:jc w:val="center"/>
+              <w:cnfStyle w:val="000000000000" w:firstRow="0" w:lastRow="0" w:firstColumn="0" w:lastColumn="0" w:oddVBand="0" w:evenVBand="0" w:oddHBand="0" w:evenHBand="0" w:firstRowFirstColumn="0" w:firstRowLastColumn="0" w:lastRowFirstColumn="0" w:lastRowLastColumn="0"/>
+              <w:rPr>
+                <w:rFonts w:eastAsia="Calibri"/>
+                <w:b/>
+                <w:color w:val="000000" w:themeColor="text1"/>
+              </w:rPr>
+            </w:pPr>
+            <w:r>
+              <w:rPr>
+                <w:rFonts w:eastAsia="Calibri"/>
+                <w:b/>
+                <w:color w:val="000000" w:themeColor="text1"/>
+              </w:rPr>
+              <w:t>X</w:t>
+            </w:r>
+          </w:p>
+        </w:tc>
+      </w:tr>
+      <w:tr>
+        <w:trPr>
+          <w:cnfStyle w:val="000000100000" w:firstRow="0" w:lastRow="0" w:firstColumn="0" w:lastColumn="0" w:oddVBand="0" w:evenVBand="0" w:oddHBand="1" w:evenHBand="0" w:firstRowFirstColumn="0" w:firstRowLastColumn="0" w:lastRowFirstColumn="0" w:lastRowLastColumn="0"/>
+          <w:trHeight w:val="220"/>
+        </w:trPr>
+        <w:tc>
+          <w:tcPr>
+            <w:cnfStyle w:val="001000000000" w:firstRow="0" w:lastRow="0" w:firstColumn="1" w:lastColumn="0" w:oddVBand="0" w:evenVBand="0" w:oddHBand="0" w:evenHBand="0" w:firstRowFirstColumn="0" w:firstRowLastColumn="0" w:lastRowFirstColumn="0" w:lastRowLastColumn="0"/>
+            <w:tcW w:w="2534" w:type="dxa"/>
+            <w:gridSpan w:val="2"/>
+          </w:tcPr>
+          <w:p>
+            <w:pPr>
+              <w:rPr>
+                <w:rFonts w:eastAsia="Calibri"/>
+                <w:bCs/>
+                <w:color w:val="000000" w:themeColor="text1"/>
+              </w:rPr>
+            </w:pPr>
+            <w:r>
+              <w:rPr>
+                <w:rFonts w:eastAsia="Calibri"/>
+                <w:b w:val="0"/>
+                <w:bCs/>
+                <w:color w:val="000000" w:themeColor="text1"/>
+              </w:rPr>
+              <w:t>Opción b)</w:t>
+            </w:r>
+          </w:p>
+        </w:tc>
+        <w:tc>
+          <w:tcPr>
+            <w:tcW w:w="6646" w:type="dxa"/>
             <w:gridSpan w:val="5"/>
-            <w:tcBorders>
-              <w:left w:val="single" w:sz="4" w:space="0" w:color="auto"/>
-            </w:tcBorders>
+            <w:shd w:val="clear" w:color="auto" w:fill="FFFFFF" w:themeFill="background1"/>
+          </w:tcPr>
+          <w:p>
+            <w:pPr>
+              <w:cnfStyle w:val="000000100000" w:firstRow="0" w:lastRow="0" w:firstColumn="0" w:lastColumn="0" w:oddVBand="0" w:evenVBand="0" w:oddHBand="1" w:evenHBand="0" w:firstRowFirstColumn="0" w:firstRowLastColumn="0" w:lastRowFirstColumn="0" w:lastRowLastColumn="0"/>
+              <w:rPr>
+                <w:rFonts w:eastAsia="Calibri"/>
+                <w:b/>
+                <w:color w:val="000000" w:themeColor="text1"/>
+              </w:rPr>
+            </w:pPr>
+            <w:r>
+              <w:rPr>
+                <w:color w:val="000000" w:themeColor="text1"/>
+              </w:rPr>
+              <w:t>Caminando en líneas rectas continuas.</w:t>
+            </w:r>
+          </w:p>
+        </w:tc>
+        <w:tc>
+          <w:tcPr>
+            <w:tcW w:w="974" w:type="dxa"/>
+            <w:gridSpan w:val="4"/>
+            <w:shd w:val="clear" w:color="auto" w:fill="FFFFFF" w:themeFill="background1"/>
+          </w:tcPr>
+          <w:p>
+            <w:pPr>
+              <w:cnfStyle w:val="000000100000" w:firstRow="0" w:lastRow="0" w:firstColumn="0" w:lastColumn="0" w:oddVBand="0" w:evenVBand="0" w:oddHBand="1" w:evenHBand="0" w:firstRowFirstColumn="0" w:firstRowLastColumn="0" w:lastRowFirstColumn="0" w:lastRowLastColumn="0"/>
+              <w:rPr>
+                <w:rFonts w:eastAsia="Calibri"/>
+                <w:b/>
+                <w:color w:val="000000" w:themeColor="text1"/>
+              </w:rPr>
+            </w:pPr>
+          </w:p>
+        </w:tc>
+      </w:tr>
+      <w:tr>
+        <w:trPr>
+          <w:trHeight w:val="220"/>
+        </w:trPr>
+        <w:tc>
+          <w:tcPr>
+            <w:cnfStyle w:val="001000000000" w:firstRow="0" w:lastRow="0" w:firstColumn="1" w:lastColumn="0" w:oddVBand="0" w:evenVBand="0" w:oddHBand="0" w:evenHBand="0" w:firstRowFirstColumn="0" w:firstRowLastColumn="0" w:lastRowFirstColumn="0" w:lastRowLastColumn="0"/>
+            <w:tcW w:w="2534" w:type="dxa"/>
+            <w:gridSpan w:val="2"/>
+          </w:tcPr>
+          <w:p>
+            <w:pPr>
+              <w:rPr>
+                <w:rFonts w:eastAsia="Calibri"/>
+                <w:bCs/>
+                <w:color w:val="000000" w:themeColor="text1"/>
+              </w:rPr>
+            </w:pPr>
+            <w:r>
+              <w:rPr>
+                <w:rFonts w:eastAsia="Calibri"/>
+                <w:b w:val="0"/>
+                <w:color w:val="000000" w:themeColor="text1"/>
+              </w:rPr>
+              <w:t>Opción c)</w:t>
+            </w:r>
+          </w:p>
+        </w:tc>
+        <w:tc>
+          <w:tcPr>
+            <w:tcW w:w="6646" w:type="dxa"/>
+            <w:gridSpan w:val="5"/>
             <w:shd w:val="clear" w:color="auto" w:fill="FFFFFF" w:themeFill="background1"/>
           </w:tcPr>
           <w:p>
@@ -7700,8 +7830,30 @@
               <w:cnfStyle w:val="000000000000" w:firstRow="0" w:lastRow="0" w:firstColumn="0" w:lastColumn="0" w:oddVBand="0" w:evenVBand="0" w:oddHBand="0" w:evenHBand="0" w:firstRowFirstColumn="0" w:firstRowLastColumn="0" w:lastRowFirstColumn="0" w:lastRowLastColumn="0"/>
               <w:rPr>
                 <w:rFonts w:eastAsia="Calibri"/>
-                <w:b/>
-                <w:iCs/>
+                <w:bCs/>
+                <w:color w:val="000000" w:themeColor="text1"/>
+              </w:rPr>
+            </w:pPr>
+            <w:r>
+              <w:rPr>
+                <w:color w:val="000000" w:themeColor="text1"/>
+              </w:rPr>
+              <w:t>Trabajando únicamente en los bordes.</w:t>
+            </w:r>
+          </w:p>
+        </w:tc>
+        <w:tc>
+          <w:tcPr>
+            <w:tcW w:w="974" w:type="dxa"/>
+            <w:gridSpan w:val="4"/>
+            <w:shd w:val="clear" w:color="auto" w:fill="FFFFFF" w:themeFill="background1"/>
+          </w:tcPr>
+          <w:p>
+            <w:pPr>
+              <w:cnfStyle w:val="000000000000" w:firstRow="0" w:lastRow="0" w:firstColumn="0" w:lastColumn="0" w:oddVBand="0" w:evenVBand="0" w:oddHBand="0" w:evenHBand="0" w:firstRowFirstColumn="0" w:firstRowLastColumn="0" w:lastRowFirstColumn="0" w:lastRowLastColumn="0"/>
+              <w:rPr>
+                <w:rFonts w:eastAsia="Calibri"/>
+                <w:bCs/>
                 <w:color w:val="000000" w:themeColor="text1"/>
               </w:rPr>
             </w:pPr>
@@ -7723,6 +7875,7 @@
             <w:pPr>
               <w:rPr>
                 <w:rFonts w:eastAsia="Calibri"/>
+                <w:bCs/>
                 <w:color w:val="000000" w:themeColor="text1"/>
               </w:rPr>
             </w:pPr>
@@ -7730,6 +7883,330 @@
               <w:rPr>
                 <w:rFonts w:eastAsia="Calibri"/>
                 <w:b w:val="0"/>
+                <w:color w:val="000000" w:themeColor="text1"/>
+              </w:rPr>
+              <w:t>Opción d)</w:t>
+            </w:r>
+          </w:p>
+        </w:tc>
+        <w:tc>
+          <w:tcPr>
+            <w:tcW w:w="6646" w:type="dxa"/>
+            <w:gridSpan w:val="5"/>
+            <w:shd w:val="clear" w:color="auto" w:fill="FFFFFF" w:themeFill="background1"/>
+          </w:tcPr>
+          <w:p>
+            <w:pPr>
+              <w:cnfStyle w:val="000000100000" w:firstRow="0" w:lastRow="0" w:firstColumn="0" w:lastColumn="0" w:oddVBand="0" w:evenVBand="0" w:oddHBand="1" w:evenHBand="0" w:firstRowFirstColumn="0" w:firstRowLastColumn="0" w:lastRowFirstColumn="0" w:lastRowLastColumn="0"/>
+              <w:rPr>
+                <w:rFonts w:eastAsia="Calibri"/>
+                <w:bCs/>
+                <w:color w:val="000000" w:themeColor="text1"/>
+              </w:rPr>
+            </w:pPr>
+            <w:r>
+              <w:rPr>
+                <w:color w:val="000000" w:themeColor="text1"/>
+              </w:rPr>
+              <w:t>Siguiendo caminos previamente trazados.</w:t>
+            </w:r>
+          </w:p>
+        </w:tc>
+        <w:tc>
+          <w:tcPr>
+            <w:tcW w:w="974" w:type="dxa"/>
+            <w:gridSpan w:val="4"/>
+            <w:shd w:val="clear" w:color="auto" w:fill="FFFFFF" w:themeFill="background1"/>
+          </w:tcPr>
+          <w:p>
+            <w:pPr>
+              <w:cnfStyle w:val="000000100000" w:firstRow="0" w:lastRow="0" w:firstColumn="0" w:lastColumn="0" w:oddVBand="0" w:evenVBand="0" w:oddHBand="1" w:evenHBand="0" w:firstRowFirstColumn="0" w:firstRowLastColumn="0" w:lastRowFirstColumn="0" w:lastRowLastColumn="0"/>
+              <w:rPr>
+                <w:rFonts w:eastAsia="Calibri"/>
+                <w:bCs/>
+                <w:color w:val="000000" w:themeColor="text1"/>
+              </w:rPr>
+            </w:pPr>
+          </w:p>
+        </w:tc>
+      </w:tr>
+      <w:tr>
+        <w:trPr>
+          <w:trHeight w:val="220"/>
+        </w:trPr>
+        <w:tc>
+          <w:tcPr>
+            <w:cnfStyle w:val="001000000000" w:firstRow="0" w:lastRow="0" w:firstColumn="1" w:lastColumn="0" w:oddVBand="0" w:evenVBand="0" w:oddHBand="0" w:evenHBand="0" w:firstRowFirstColumn="0" w:firstRowLastColumn="0" w:lastRowFirstColumn="0" w:lastRowLastColumn="0"/>
+            <w:tcW w:w="2534" w:type="dxa"/>
+            <w:gridSpan w:val="2"/>
+          </w:tcPr>
+          <w:p>
+            <w:pPr>
+              <w:rPr>
+                <w:rFonts w:eastAsia="Calibri"/>
+                <w:bCs/>
+                <w:color w:val="000000" w:themeColor="text1"/>
+              </w:rPr>
+            </w:pPr>
+            <w:r>
+              <w:rPr>
+                <w:rFonts w:eastAsia="Calibri"/>
+                <w:b w:val="0"/>
+                <w:bCs/>
+                <w:color w:val="000000" w:themeColor="text1"/>
+              </w:rPr>
+              <w:t>Comentario respuesta correcta</w:t>
+            </w:r>
+          </w:p>
+        </w:tc>
+        <w:tc>
+          <w:tcPr>
+            <w:tcW w:w="7620" w:type="dxa"/>
+            <w:gridSpan w:val="9"/>
+            <w:shd w:val="clear" w:color="auto" w:fill="FFFFFF" w:themeFill="background1"/>
+          </w:tcPr>
+          <w:p>
+            <w:pPr>
+              <w:cnfStyle w:val="000000000000" w:firstRow="0" w:lastRow="0" w:firstColumn="0" w:lastColumn="0" w:oddVBand="0" w:evenVBand="0" w:oddHBand="0" w:evenHBand="0" w:firstRowFirstColumn="0" w:firstRowLastColumn="0" w:lastRowFirstColumn="0" w:lastRowLastColumn="0"/>
+              <w:rPr>
+                <w:rFonts w:eastAsia="Calibri"/>
+                <w:bCs/>
+                <w:color w:val="000000" w:themeColor="text1"/>
+              </w:rPr>
+            </w:pPr>
+            <w:r>
+              <w:rPr>
+                <w:rFonts w:eastAsia="Calibri"/>
+                <w:bCs/>
+                <w:color w:val="000000" w:themeColor="text1"/>
+              </w:rPr>
+              <w:t>¡Muy bien! Su respuesta es correcta.</w:t>
+            </w:r>
+          </w:p>
+        </w:tc>
+      </w:tr>
+      <w:tr>
+        <w:trPr>
+          <w:cnfStyle w:val="000000100000" w:firstRow="0" w:lastRow="0" w:firstColumn="0" w:lastColumn="0" w:oddVBand="0" w:evenVBand="0" w:oddHBand="1" w:evenHBand="0" w:firstRowFirstColumn="0" w:firstRowLastColumn="0" w:lastRowFirstColumn="0" w:lastRowLastColumn="0"/>
+          <w:trHeight w:val="220"/>
+        </w:trPr>
+        <w:tc>
+          <w:tcPr>
+            <w:cnfStyle w:val="001000000000" w:firstRow="0" w:lastRow="0" w:firstColumn="1" w:lastColumn="0" w:oddVBand="0" w:evenVBand="0" w:oddHBand="0" w:evenHBand="0" w:firstRowFirstColumn="0" w:firstRowLastColumn="0" w:lastRowFirstColumn="0" w:lastRowLastColumn="0"/>
+            <w:tcW w:w="2534" w:type="dxa"/>
+            <w:gridSpan w:val="2"/>
+          </w:tcPr>
+          <w:p>
+            <w:pPr>
+              <w:rPr>
+                <w:rFonts w:eastAsia="Calibri"/>
+                <w:bCs/>
+                <w:color w:val="000000" w:themeColor="text1"/>
+              </w:rPr>
+            </w:pPr>
+            <w:r>
+              <w:rPr>
+                <w:rFonts w:eastAsia="Calibri"/>
+                <w:b w:val="0"/>
+                <w:bCs/>
+                <w:color w:val="000000" w:themeColor="text1"/>
+              </w:rPr>
+              <w:t>Comentario respuesta incorrecta</w:t>
+            </w:r>
+          </w:p>
+        </w:tc>
+        <w:tc>
+          <w:tcPr>
+            <w:tcW w:w="7620" w:type="dxa"/>
+            <w:gridSpan w:val="9"/>
+            <w:shd w:val="clear" w:color="auto" w:fill="FFFFFF" w:themeFill="background1"/>
+          </w:tcPr>
+          <w:p>
+            <w:pPr>
+              <w:cnfStyle w:val="000000100000" w:firstRow="0" w:lastRow="0" w:firstColumn="0" w:lastColumn="0" w:oddVBand="0" w:evenVBand="0" w:oddHBand="1" w:evenHBand="0" w:firstRowFirstColumn="0" w:firstRowLastColumn="0" w:lastRowFirstColumn="0" w:lastRowLastColumn="0"/>
+              <w:rPr>
+                <w:rFonts w:eastAsia="Calibri"/>
+                <w:bCs/>
+                <w:color w:val="000000" w:themeColor="text1"/>
+              </w:rPr>
+            </w:pPr>
+            <w:r>
+              <w:rPr>
+                <w:rFonts w:eastAsia="Calibri"/>
+                <w:bCs/>
+                <w:color w:val="000000" w:themeColor="text1"/>
+              </w:rPr>
+              <w:t>Lo sentimos, su respuesta es incorrecta.</w:t>
+            </w:r>
+          </w:p>
+        </w:tc>
+      </w:tr>
+      <w:tr>
+        <w:trPr>
+          <w:trHeight w:val="220"/>
+        </w:trPr>
+        <w:tc>
+          <w:tcPr>
+            <w:cnfStyle w:val="001000000000" w:firstRow="0" w:lastRow="0" w:firstColumn="1" w:lastColumn="0" w:oddVBand="0" w:evenVBand="0" w:oddHBand="0" w:evenHBand="0" w:firstRowFirstColumn="0" w:firstRowLastColumn="0" w:lastRowFirstColumn="0" w:lastRowLastColumn="0"/>
+            <w:tcW w:w="2534" w:type="dxa"/>
+            <w:gridSpan w:val="2"/>
+          </w:tcPr>
+          <w:p>
+            <w:pPr>
+              <w:rPr>
+                <w:rFonts w:eastAsia="Calibri"/>
+                <w:bCs/>
+                <w:color w:val="000000" w:themeColor="text1"/>
+              </w:rPr>
+            </w:pPr>
+            <w:r>
+              <w:rPr>
+                <w:rFonts w:eastAsia="Calibri"/>
+                <w:color w:val="000000" w:themeColor="text1"/>
+              </w:rPr>
+              <w:t>Pregunta 1</w:t>
+            </w:r>
+            <w:r>
+              <w:rPr>
+                <w:rFonts w:eastAsia="Calibri"/>
+                <w:color w:val="000000" w:themeColor="text1"/>
+              </w:rPr>
+              <w:t>5</w:t>
+            </w:r>
+          </w:p>
+        </w:tc>
+        <w:tc>
+          <w:tcPr>
+            <w:tcW w:w="7620" w:type="dxa"/>
+            <w:gridSpan w:val="9"/>
+            <w:shd w:val="clear" w:color="auto" w:fill="FFFFFF" w:themeFill="background1"/>
+          </w:tcPr>
+          <w:p>
+            <w:pPr>
+              <w:cnfStyle w:val="000000000000" w:firstRow="0" w:lastRow="0" w:firstColumn="0" w:lastColumn="0" w:oddVBand="0" w:evenVBand="0" w:oddHBand="0" w:evenHBand="0" w:firstRowFirstColumn="0" w:firstRowLastColumn="0" w:lastRowFirstColumn="0" w:lastRowLastColumn="0"/>
+              <w:rPr>
+                <w:rFonts w:eastAsia="Calibri"/>
+                <w:b/>
+                <w:bCs/>
+                <w:color w:val="000000" w:themeColor="text1"/>
+              </w:rPr>
+            </w:pPr>
+            <w:r>
+              <w:rPr>
+                <w:b/>
+                <w:bCs/>
+                <w:color w:val="000000" w:themeColor="text1"/>
+              </w:rPr>
+              <w:t>¿Cómo se verifica la madurez de los racimos en la cosecha?</w:t>
+            </w:r>
+          </w:p>
+        </w:tc>
+      </w:tr>
+      <w:tr>
+        <w:trPr>
+          <w:cnfStyle w:val="000000100000" w:firstRow="0" w:lastRow="0" w:firstColumn="0" w:lastColumn="0" w:oddVBand="0" w:evenVBand="0" w:oddHBand="1" w:evenHBand="0" w:firstRowFirstColumn="0" w:firstRowLastColumn="0" w:lastRowFirstColumn="0" w:lastRowLastColumn="0"/>
+          <w:trHeight w:val="220"/>
+        </w:trPr>
+        <w:tc>
+          <w:tcPr>
+            <w:cnfStyle w:val="001000000000" w:firstRow="0" w:lastRow="0" w:firstColumn="1" w:lastColumn="0" w:oddVBand="0" w:evenVBand="0" w:oddHBand="0" w:evenHBand="0" w:firstRowFirstColumn="0" w:firstRowLastColumn="0" w:lastRowFirstColumn="0" w:lastRowLastColumn="0"/>
+            <w:tcW w:w="2534" w:type="dxa"/>
+            <w:gridSpan w:val="2"/>
+          </w:tcPr>
+          <w:p>
+            <w:pPr>
+              <w:rPr>
+                <w:rFonts w:eastAsia="Calibri"/>
+                <w:bCs/>
+                <w:color w:val="000000" w:themeColor="text1"/>
+              </w:rPr>
+            </w:pPr>
+            <w:r>
+              <w:rPr>
+                <w:rFonts w:eastAsia="Calibri"/>
+                <w:b w:val="0"/>
+                <w:bCs/>
+                <w:color w:val="000000" w:themeColor="text1"/>
+              </w:rPr>
+              <w:t>Opción a)</w:t>
+            </w:r>
+          </w:p>
+        </w:tc>
+        <w:tc>
+          <w:tcPr>
+            <w:tcW w:w="6646" w:type="dxa"/>
+            <w:gridSpan w:val="5"/>
+            <w:shd w:val="clear" w:color="auto" w:fill="FFFFFF" w:themeFill="background1"/>
+          </w:tcPr>
+          <w:p>
+            <w:pPr>
+              <w:cnfStyle w:val="000000100000" w:firstRow="0" w:lastRow="0" w:firstColumn="0" w:lastColumn="0" w:oddVBand="0" w:evenVBand="0" w:oddHBand="1" w:evenHBand="0" w:firstRowFirstColumn="0" w:firstRowLastColumn="0" w:lastRowFirstColumn="0" w:lastRowLastColumn="0"/>
+              <w:rPr>
+                <w:rFonts w:eastAsia="Calibri"/>
+                <w:bCs/>
+                <w:color w:val="000000" w:themeColor="text1"/>
+              </w:rPr>
+            </w:pPr>
+            <w:r>
+              <w:rPr>
+                <w:color w:val="000000" w:themeColor="text1"/>
+              </w:rPr>
+              <w:t>Por el tamaño total del racimo</w:t>
+            </w:r>
+            <w:r>
+              <w:rPr>
+                <w:color w:val="000000" w:themeColor="text1"/>
+              </w:rPr>
+              <w:t xml:space="preserve"> de la planta</w:t>
+            </w:r>
+            <w:r>
+              <w:rPr>
+                <w:color w:val="000000" w:themeColor="text1"/>
+              </w:rPr>
+              <w:t>.</w:t>
+            </w:r>
+          </w:p>
+        </w:tc>
+        <w:tc>
+          <w:tcPr>
+            <w:tcW w:w="974" w:type="dxa"/>
+            <w:gridSpan w:val="4"/>
+            <w:shd w:val="clear" w:color="auto" w:fill="FFFFFF" w:themeFill="background1"/>
+          </w:tcPr>
+          <w:p>
+            <w:pPr>
+              <w:cnfStyle w:val="000000100000" w:firstRow="0" w:lastRow="0" w:firstColumn="0" w:lastColumn="0" w:oddVBand="0" w:evenVBand="0" w:oddHBand="1" w:evenHBand="0" w:firstRowFirstColumn="0" w:firstRowLastColumn="0" w:lastRowFirstColumn="0" w:lastRowLastColumn="0"/>
+              <w:rPr>
+                <w:rFonts w:eastAsia="Calibri"/>
+                <w:bCs/>
+                <w:color w:val="000000" w:themeColor="text1"/>
+              </w:rPr>
+            </w:pPr>
+          </w:p>
+        </w:tc>
+      </w:tr>
+      <w:tr>
+        <w:trPr>
+          <w:trHeight w:val="220"/>
+        </w:trPr>
+        <w:tc>
+          <w:tcPr>
+            <w:cnfStyle w:val="001000000000" w:firstRow="0" w:lastRow="0" w:firstColumn="1" w:lastColumn="0" w:oddVBand="0" w:evenVBand="0" w:oddHBand="0" w:evenHBand="0" w:firstRowFirstColumn="0" w:firstRowLastColumn="0" w:lastRowFirstColumn="0" w:lastRowLastColumn="0"/>
+            <w:tcW w:w="2534" w:type="dxa"/>
+            <w:gridSpan w:val="2"/>
+          </w:tcPr>
+          <w:p>
+            <w:pPr>
+              <w:rPr>
+                <w:rFonts w:eastAsia="Calibri"/>
+                <w:bCs/>
+                <w:color w:val="000000" w:themeColor="text1"/>
+              </w:rPr>
+            </w:pPr>
+            <w:r>
+              <w:rPr>
+                <w:rFonts w:eastAsia="Calibri"/>
+                <w:b w:val="0"/>
                 <w:bCs/>
                 <w:color w:val="000000" w:themeColor="text1"/>
               </w:rPr>
@@ -7739,11 +8216,90 @@
         </w:tc>
         <w:tc>
           <w:tcPr>
-            <w:tcW w:w="6615" w:type="dxa"/>
-            <w:gridSpan w:val="7"/>
-            <w:tcBorders>
-              <w:right w:val="single" w:sz="4" w:space="0" w:color="auto"/>
-            </w:tcBorders>
+            <w:tcW w:w="6646" w:type="dxa"/>
+            <w:gridSpan w:val="5"/>
+            <w:shd w:val="clear" w:color="auto" w:fill="FFFFFF" w:themeFill="background1"/>
+          </w:tcPr>
+          <w:p>
+            <w:pPr>
+              <w:cnfStyle w:val="000000000000" w:firstRow="0" w:lastRow="0" w:firstColumn="0" w:lastColumn="0" w:oddVBand="0" w:evenVBand="0" w:oddHBand="0" w:evenHBand="0" w:firstRowFirstColumn="0" w:firstRowLastColumn="0" w:lastRowFirstColumn="0" w:lastRowLastColumn="0"/>
+              <w:rPr>
+                <w:rFonts w:eastAsia="Calibri"/>
+                <w:b/>
+                <w:bCs/>
+                <w:color w:val="000000" w:themeColor="text1"/>
+              </w:rPr>
+            </w:pPr>
+            <w:r>
+              <w:rPr>
+                <w:b/>
+                <w:bCs/>
+                <w:color w:val="000000" w:themeColor="text1"/>
+              </w:rPr>
+              <w:t>Mediante el desprendimiento de frutos.</w:t>
+            </w:r>
+          </w:p>
+        </w:tc>
+        <w:tc>
+          <w:tcPr>
+            <w:tcW w:w="974" w:type="dxa"/>
+            <w:gridSpan w:val="4"/>
+            <w:shd w:val="clear" w:color="auto" w:fill="FFFFFF" w:themeFill="background1"/>
+          </w:tcPr>
+          <w:p>
+            <w:pPr>
+              <w:jc w:val="center"/>
+              <w:cnfStyle w:val="000000000000" w:firstRow="0" w:lastRow="0" w:firstColumn="0" w:lastColumn="0" w:oddVBand="0" w:evenVBand="0" w:oddHBand="0" w:evenHBand="0" w:firstRowFirstColumn="0" w:firstRowLastColumn="0" w:lastRowFirstColumn="0" w:lastRowLastColumn="0"/>
+              <w:rPr>
+                <w:rFonts w:eastAsia="Calibri"/>
+                <w:b/>
+                <w:color w:val="000000" w:themeColor="text1"/>
+              </w:rPr>
+            </w:pPr>
+            <w:r>
+              <w:rPr>
+                <w:rFonts w:eastAsia="Calibri"/>
+                <w:b/>
+                <w:color w:val="000000" w:themeColor="text1"/>
+              </w:rPr>
+              <w:t>X</w:t>
+            </w:r>
+          </w:p>
+        </w:tc>
+      </w:tr>
+      <w:tr>
+        <w:trPr>
+          <w:cnfStyle w:val="000000100000" w:firstRow="0" w:lastRow="0" w:firstColumn="0" w:lastColumn="0" w:oddVBand="0" w:evenVBand="0" w:oddHBand="1" w:evenHBand="0" w:firstRowFirstColumn="0" w:firstRowLastColumn="0" w:lastRowFirstColumn="0" w:lastRowLastColumn="0"/>
+          <w:trHeight w:val="220"/>
+        </w:trPr>
+        <w:tc>
+          <w:tcPr>
+            <w:cnfStyle w:val="001000000000" w:firstRow="0" w:lastRow="0" w:firstColumn="1" w:lastColumn="0" w:oddVBand="0" w:evenVBand="0" w:oddHBand="0" w:evenHBand="0" w:firstRowFirstColumn="0" w:firstRowLastColumn="0" w:lastRowFirstColumn="0" w:lastRowLastColumn="0"/>
+            <w:tcW w:w="2534" w:type="dxa"/>
+            <w:gridSpan w:val="2"/>
+          </w:tcPr>
+          <w:p>
+            <w:pPr>
+              <w:rPr>
+                <w:rFonts w:eastAsia="Calibri"/>
+                <w:bCs/>
+                <w:color w:val="000000" w:themeColor="text1"/>
+              </w:rPr>
+            </w:pPr>
+            <w:r>
+              <w:rPr>
+                <w:rFonts w:eastAsia="Calibri"/>
+                <w:b w:val="0"/>
+                <w:color w:val="000000" w:themeColor="text1"/>
+              </w:rPr>
+              <w:t>Opción c)</w:t>
+            </w:r>
+          </w:p>
+        </w:tc>
+        <w:tc>
+          <w:tcPr>
+            <w:tcW w:w="6646" w:type="dxa"/>
+            <w:gridSpan w:val="5"/>
             <w:shd w:val="clear" w:color="auto" w:fill="FFFFFF" w:themeFill="background1"/>
           </w:tcPr>
           <w:p>
@@ -7751,29 +8307,139 @@
               <w:cnfStyle w:val="000000100000" w:firstRow="0" w:lastRow="0" w:firstColumn="0" w:lastColumn="0" w:oddVBand="0" w:evenVBand="0" w:oddHBand="1" w:evenHBand="0" w:firstRowFirstColumn="0" w:firstRowLastColumn="0" w:lastRowFirstColumn="0" w:lastRowLastColumn="0"/>
               <w:rPr>
                 <w:rFonts w:eastAsia="Calibri"/>
-                <w:b/>
-                <w:iCs/>
-                <w:color w:val="000000" w:themeColor="text1"/>
-              </w:rPr>
-            </w:pPr>
-            <w:r>
-              <w:rPr>
-                <w:rFonts w:eastAsia="Calibri"/>
-                <w:b/>
-                <w:iCs/>
-                <w:color w:val="000000" w:themeColor="text1"/>
-              </w:rPr>
-              <w:t xml:space="preserve">Verdadero. </w:t>
-            </w:r>
-          </w:p>
-        </w:tc>
-        <w:tc>
-          <w:tcPr>
-            <w:tcW w:w="1005" w:type="dxa"/>
+                <w:bCs/>
+                <w:color w:val="000000" w:themeColor="text1"/>
+              </w:rPr>
+            </w:pPr>
+            <w:r>
+              <w:rPr>
+                <w:color w:val="000000" w:themeColor="text1"/>
+              </w:rPr>
+              <w:t>Observando el color de las hojas.</w:t>
+            </w:r>
+          </w:p>
+        </w:tc>
+        <w:tc>
+          <w:tcPr>
+            <w:tcW w:w="974" w:type="dxa"/>
+            <w:gridSpan w:val="4"/>
+            <w:shd w:val="clear" w:color="auto" w:fill="FFFFFF" w:themeFill="background1"/>
+          </w:tcPr>
+          <w:p>
+            <w:pPr>
+              <w:cnfStyle w:val="000000100000" w:firstRow="0" w:lastRow="0" w:firstColumn="0" w:lastColumn="0" w:oddVBand="0" w:evenVBand="0" w:oddHBand="1" w:evenHBand="0" w:firstRowFirstColumn="0" w:firstRowLastColumn="0" w:lastRowFirstColumn="0" w:lastRowLastColumn="0"/>
+              <w:rPr>
+                <w:rFonts w:eastAsia="Calibri"/>
+                <w:bCs/>
+                <w:color w:val="000000" w:themeColor="text1"/>
+              </w:rPr>
+            </w:pPr>
+          </w:p>
+        </w:tc>
+      </w:tr>
+      <w:tr>
+        <w:trPr>
+          <w:trHeight w:val="220"/>
+        </w:trPr>
+        <w:tc>
+          <w:tcPr>
+            <w:cnfStyle w:val="001000000000" w:firstRow="0" w:lastRow="0" w:firstColumn="1" w:lastColumn="0" w:oddVBand="0" w:evenVBand="0" w:oddHBand="0" w:evenHBand="0" w:firstRowFirstColumn="0" w:firstRowLastColumn="0" w:lastRowFirstColumn="0" w:lastRowLastColumn="0"/>
+            <w:tcW w:w="2534" w:type="dxa"/>
+            <w:gridSpan w:val="2"/>
+          </w:tcPr>
+          <w:p>
+            <w:pPr>
+              <w:rPr>
+                <w:rFonts w:eastAsia="Calibri"/>
+                <w:bCs/>
+                <w:color w:val="000000" w:themeColor="text1"/>
+              </w:rPr>
+            </w:pPr>
+            <w:r>
+              <w:rPr>
+                <w:rFonts w:eastAsia="Calibri"/>
+                <w:b w:val="0"/>
+                <w:color w:val="000000" w:themeColor="text1"/>
+              </w:rPr>
+              <w:t>Opción d)</w:t>
+            </w:r>
+          </w:p>
+        </w:tc>
+        <w:tc>
+          <w:tcPr>
+            <w:tcW w:w="6646" w:type="dxa"/>
             <w:gridSpan w:val="5"/>
-            <w:tcBorders>
-              <w:left w:val="single" w:sz="4" w:space="0" w:color="auto"/>
-            </w:tcBorders>
+            <w:shd w:val="clear" w:color="auto" w:fill="FFFFFF" w:themeFill="background1"/>
+          </w:tcPr>
+          <w:p>
+            <w:pPr>
+              <w:cnfStyle w:val="000000000000" w:firstRow="0" w:lastRow="0" w:firstColumn="0" w:lastColumn="0" w:oddVBand="0" w:evenVBand="0" w:oddHBand="0" w:evenHBand="0" w:firstRowFirstColumn="0" w:firstRowLastColumn="0" w:lastRowFirstColumn="0" w:lastRowLastColumn="0"/>
+              <w:rPr>
+                <w:rFonts w:eastAsia="Calibri"/>
+                <w:bCs/>
+                <w:color w:val="000000" w:themeColor="text1"/>
+              </w:rPr>
+            </w:pPr>
+            <w:r>
+              <w:rPr>
+                <w:color w:val="000000" w:themeColor="text1"/>
+              </w:rPr>
+              <w:t>Midiendo la altura de la palma.</w:t>
+            </w:r>
+          </w:p>
+        </w:tc>
+        <w:tc>
+          <w:tcPr>
+            <w:tcW w:w="974" w:type="dxa"/>
+            <w:gridSpan w:val="4"/>
+            <w:shd w:val="clear" w:color="auto" w:fill="FFFFFF" w:themeFill="background1"/>
+          </w:tcPr>
+          <w:p>
+            <w:pPr>
+              <w:cnfStyle w:val="000000000000" w:firstRow="0" w:lastRow="0" w:firstColumn="0" w:lastColumn="0" w:oddVBand="0" w:evenVBand="0" w:oddHBand="0" w:evenHBand="0" w:firstRowFirstColumn="0" w:firstRowLastColumn="0" w:lastRowFirstColumn="0" w:lastRowLastColumn="0"/>
+              <w:rPr>
+                <w:rFonts w:eastAsia="Calibri"/>
+                <w:bCs/>
+                <w:color w:val="000000" w:themeColor="text1"/>
+              </w:rPr>
+            </w:pPr>
+          </w:p>
+        </w:tc>
+      </w:tr>
+      <w:tr>
+        <w:trPr>
+          <w:cnfStyle w:val="000000100000" w:firstRow="0" w:lastRow="0" w:firstColumn="0" w:lastColumn="0" w:oddVBand="0" w:evenVBand="0" w:oddHBand="1" w:evenHBand="0" w:firstRowFirstColumn="0" w:firstRowLastColumn="0" w:lastRowFirstColumn="0" w:lastRowLastColumn="0"/>
+          <w:trHeight w:val="220"/>
+        </w:trPr>
+        <w:tc>
+          <w:tcPr>
+            <w:cnfStyle w:val="001000000000" w:firstRow="0" w:lastRow="0" w:firstColumn="1" w:lastColumn="0" w:oddVBand="0" w:evenVBand="0" w:oddHBand="0" w:evenHBand="0" w:firstRowFirstColumn="0" w:firstRowLastColumn="0" w:lastRowFirstColumn="0" w:lastRowLastColumn="0"/>
+            <w:tcW w:w="2534" w:type="dxa"/>
+            <w:gridSpan w:val="2"/>
+          </w:tcPr>
+          <w:p>
+            <w:pPr>
+              <w:rPr>
+                <w:rFonts w:eastAsia="Calibri"/>
+                <w:bCs/>
+                <w:color w:val="000000" w:themeColor="text1"/>
+              </w:rPr>
+            </w:pPr>
+            <w:r>
+              <w:rPr>
+                <w:rFonts w:eastAsia="Calibri"/>
+                <w:b w:val="0"/>
+                <w:bCs/>
+                <w:color w:val="000000" w:themeColor="text1"/>
+              </w:rPr>
+              <w:t>Comentario respuesta correcta</w:t>
+            </w:r>
+          </w:p>
+        </w:tc>
+        <w:tc>
+          <w:tcPr>
+            <w:tcW w:w="7620" w:type="dxa"/>
+            <w:gridSpan w:val="9"/>
             <w:shd w:val="clear" w:color="auto" w:fill="FFFFFF" w:themeFill="background1"/>
           </w:tcPr>
           <w:p>
@@ -7782,15 +8448,354 @@
               <w:rPr>
                 <w:rFonts w:eastAsia="Calibri"/>
                 <w:bCs/>
-                <w:iCs/>
-                <w:color w:val="000000" w:themeColor="text1"/>
-              </w:rPr>
-            </w:pPr>
-            <w:r>
-              <w:rPr>
-                <w:rFonts w:eastAsia="Calibri"/>
-                <w:b/>
-                <w:iCs/>
+                <w:color w:val="000000" w:themeColor="text1"/>
+              </w:rPr>
+            </w:pPr>
+            <w:r>
+              <w:rPr>
+                <w:rFonts w:eastAsia="Calibri"/>
+                <w:bCs/>
+                <w:color w:val="000000" w:themeColor="text1"/>
+              </w:rPr>
+              <w:t>¡Muy bien! Su respuesta es correcta.</w:t>
+            </w:r>
+          </w:p>
+        </w:tc>
+      </w:tr>
+      <w:tr>
+        <w:trPr>
+          <w:trHeight w:val="220"/>
+        </w:trPr>
+        <w:tc>
+          <w:tcPr>
+            <w:cnfStyle w:val="001000000000" w:firstRow="0" w:lastRow="0" w:firstColumn="1" w:lastColumn="0" w:oddVBand="0" w:evenVBand="0" w:oddHBand="0" w:evenHBand="0" w:firstRowFirstColumn="0" w:firstRowLastColumn="0" w:lastRowFirstColumn="0" w:lastRowLastColumn="0"/>
+            <w:tcW w:w="2534" w:type="dxa"/>
+            <w:gridSpan w:val="2"/>
+          </w:tcPr>
+          <w:p>
+            <w:pPr>
+              <w:rPr>
+                <w:rFonts w:eastAsia="Calibri"/>
+                <w:bCs/>
+                <w:color w:val="000000" w:themeColor="text1"/>
+              </w:rPr>
+            </w:pPr>
+            <w:r>
+              <w:rPr>
+                <w:rFonts w:eastAsia="Calibri"/>
+                <w:b w:val="0"/>
+                <w:bCs/>
+                <w:color w:val="000000" w:themeColor="text1"/>
+              </w:rPr>
+              <w:t>Comentario respuesta incorrecta</w:t>
+            </w:r>
+          </w:p>
+        </w:tc>
+        <w:tc>
+          <w:tcPr>
+            <w:tcW w:w="7620" w:type="dxa"/>
+            <w:gridSpan w:val="9"/>
+            <w:shd w:val="clear" w:color="auto" w:fill="FFFFFF" w:themeFill="background1"/>
+          </w:tcPr>
+          <w:p>
+            <w:pPr>
+              <w:cnfStyle w:val="000000000000" w:firstRow="0" w:lastRow="0" w:firstColumn="0" w:lastColumn="0" w:oddVBand="0" w:evenVBand="0" w:oddHBand="0" w:evenHBand="0" w:firstRowFirstColumn="0" w:firstRowLastColumn="0" w:lastRowFirstColumn="0" w:lastRowLastColumn="0"/>
+              <w:rPr>
+                <w:rFonts w:eastAsia="Calibri"/>
+                <w:bCs/>
+                <w:color w:val="000000" w:themeColor="text1"/>
+              </w:rPr>
+            </w:pPr>
+            <w:r>
+              <w:rPr>
+                <w:rFonts w:eastAsia="Calibri"/>
+                <w:bCs/>
+                <w:color w:val="000000" w:themeColor="text1"/>
+              </w:rPr>
+              <w:t>Lo sentimos, su respuesta es incorrecta.</w:t>
+            </w:r>
+          </w:p>
+        </w:tc>
+      </w:tr>
+      <w:tr>
+        <w:trPr>
+          <w:cnfStyle w:val="000000100000" w:firstRow="0" w:lastRow="0" w:firstColumn="0" w:lastColumn="0" w:oddVBand="0" w:evenVBand="0" w:oddHBand="1" w:evenHBand="0" w:firstRowFirstColumn="0" w:firstRowLastColumn="0" w:lastRowFirstColumn="0" w:lastRowLastColumn="0"/>
+          <w:trHeight w:val="220"/>
+        </w:trPr>
+        <w:tc>
+          <w:tcPr>
+            <w:cnfStyle w:val="001000000000" w:firstRow="0" w:lastRow="0" w:firstColumn="1" w:lastColumn="0" w:oddVBand="0" w:evenVBand="0" w:oddHBand="0" w:evenHBand="0" w:firstRowFirstColumn="0" w:firstRowLastColumn="0" w:lastRowFirstColumn="0" w:lastRowLastColumn="0"/>
+            <w:tcW w:w="2534" w:type="dxa"/>
+            <w:gridSpan w:val="2"/>
+          </w:tcPr>
+          <w:p>
+            <w:pPr>
+              <w:rPr>
+                <w:rFonts w:eastAsia="Calibri"/>
+                <w:bCs/>
+                <w:color w:val="000000" w:themeColor="text1"/>
+              </w:rPr>
+            </w:pPr>
+            <w:r>
+              <w:rPr>
+                <w:rFonts w:eastAsia="Calibri"/>
+                <w:color w:val="000000" w:themeColor="text1"/>
+              </w:rPr>
+              <w:t>Pregunta 1</w:t>
+            </w:r>
+            <w:r>
+              <w:rPr>
+                <w:rFonts w:eastAsia="Calibri"/>
+                <w:color w:val="000000" w:themeColor="text1"/>
+              </w:rPr>
+              <w:t>6</w:t>
+            </w:r>
+          </w:p>
+        </w:tc>
+        <w:tc>
+          <w:tcPr>
+            <w:tcW w:w="7620" w:type="dxa"/>
+            <w:gridSpan w:val="9"/>
+            <w:shd w:val="clear" w:color="auto" w:fill="FFFFFF" w:themeFill="background1"/>
+          </w:tcPr>
+          <w:p>
+            <w:pPr>
+              <w:cnfStyle w:val="000000100000" w:firstRow="0" w:lastRow="0" w:firstColumn="0" w:lastColumn="0" w:oddVBand="0" w:evenVBand="0" w:oddHBand="1" w:evenHBand="0" w:firstRowFirstColumn="0" w:firstRowLastColumn="0" w:lastRowFirstColumn="0" w:lastRowLastColumn="0"/>
+              <w:rPr>
+                <w:rFonts w:eastAsia="Calibri"/>
+                <w:b/>
+                <w:bCs/>
+                <w:color w:val="000000" w:themeColor="text1"/>
+              </w:rPr>
+            </w:pPr>
+            <w:r>
+              <w:rPr>
+                <w:b/>
+                <w:bCs/>
+                <w:color w:val="000000" w:themeColor="text1"/>
+              </w:rPr>
+              <w:t>¿Cuál es una práctica adecuada en el control de calidad del proceso?</w:t>
+            </w:r>
+          </w:p>
+        </w:tc>
+      </w:tr>
+      <w:tr>
+        <w:trPr>
+          <w:trHeight w:val="220"/>
+        </w:trPr>
+        <w:tc>
+          <w:tcPr>
+            <w:cnfStyle w:val="001000000000" w:firstRow="0" w:lastRow="0" w:firstColumn="1" w:lastColumn="0" w:oddVBand="0" w:evenVBand="0" w:oddHBand="0" w:evenHBand="0" w:firstRowFirstColumn="0" w:firstRowLastColumn="0" w:lastRowFirstColumn="0" w:lastRowLastColumn="0"/>
+            <w:tcW w:w="2534" w:type="dxa"/>
+            <w:gridSpan w:val="2"/>
+          </w:tcPr>
+          <w:p>
+            <w:pPr>
+              <w:rPr>
+                <w:rFonts w:eastAsia="Calibri"/>
+                <w:bCs/>
+                <w:color w:val="000000" w:themeColor="text1"/>
+              </w:rPr>
+            </w:pPr>
+            <w:r>
+              <w:rPr>
+                <w:rFonts w:eastAsia="Calibri"/>
+                <w:b w:val="0"/>
+                <w:bCs/>
+                <w:color w:val="000000" w:themeColor="text1"/>
+              </w:rPr>
+              <w:t>Opción a)</w:t>
+            </w:r>
+          </w:p>
+        </w:tc>
+        <w:tc>
+          <w:tcPr>
+            <w:tcW w:w="6646" w:type="dxa"/>
+            <w:gridSpan w:val="5"/>
+            <w:shd w:val="clear" w:color="auto" w:fill="FFFFFF" w:themeFill="background1"/>
+          </w:tcPr>
+          <w:p>
+            <w:pPr>
+              <w:cnfStyle w:val="000000000000" w:firstRow="0" w:lastRow="0" w:firstColumn="0" w:lastColumn="0" w:oddVBand="0" w:evenVBand="0" w:oddHBand="0" w:evenHBand="0" w:firstRowFirstColumn="0" w:firstRowLastColumn="0" w:lastRowFirstColumn="0" w:lastRowLastColumn="0"/>
+              <w:rPr>
+                <w:rFonts w:eastAsia="Calibri"/>
+                <w:bCs/>
+                <w:color w:val="000000" w:themeColor="text1"/>
+              </w:rPr>
+            </w:pPr>
+            <w:r>
+              <w:rPr>
+                <w:color w:val="000000" w:themeColor="text1"/>
+              </w:rPr>
+              <w:t>Cortar todas las hojas disponibles.</w:t>
+            </w:r>
+          </w:p>
+        </w:tc>
+        <w:tc>
+          <w:tcPr>
+            <w:tcW w:w="974" w:type="dxa"/>
+            <w:gridSpan w:val="4"/>
+            <w:shd w:val="clear" w:color="auto" w:fill="FFFFFF" w:themeFill="background1"/>
+          </w:tcPr>
+          <w:p>
+            <w:pPr>
+              <w:cnfStyle w:val="000000000000" w:firstRow="0" w:lastRow="0" w:firstColumn="0" w:lastColumn="0" w:oddVBand="0" w:evenVBand="0" w:oddHBand="0" w:evenHBand="0" w:firstRowFirstColumn="0" w:firstRowLastColumn="0" w:lastRowFirstColumn="0" w:lastRowLastColumn="0"/>
+              <w:rPr>
+                <w:rFonts w:eastAsia="Calibri"/>
+                <w:bCs/>
+                <w:color w:val="000000" w:themeColor="text1"/>
+              </w:rPr>
+            </w:pPr>
+          </w:p>
+        </w:tc>
+      </w:tr>
+      <w:tr>
+        <w:trPr>
+          <w:cnfStyle w:val="000000100000" w:firstRow="0" w:lastRow="0" w:firstColumn="0" w:lastColumn="0" w:oddVBand="0" w:evenVBand="0" w:oddHBand="1" w:evenHBand="0" w:firstRowFirstColumn="0" w:firstRowLastColumn="0" w:lastRowFirstColumn="0" w:lastRowLastColumn="0"/>
+          <w:trHeight w:val="220"/>
+        </w:trPr>
+        <w:tc>
+          <w:tcPr>
+            <w:cnfStyle w:val="001000000000" w:firstRow="0" w:lastRow="0" w:firstColumn="1" w:lastColumn="0" w:oddVBand="0" w:evenVBand="0" w:oddHBand="0" w:evenHBand="0" w:firstRowFirstColumn="0" w:firstRowLastColumn="0" w:lastRowFirstColumn="0" w:lastRowLastColumn="0"/>
+            <w:tcW w:w="2534" w:type="dxa"/>
+            <w:gridSpan w:val="2"/>
+          </w:tcPr>
+          <w:p>
+            <w:pPr>
+              <w:rPr>
+                <w:rFonts w:eastAsia="Calibri"/>
+                <w:bCs/>
+                <w:color w:val="000000" w:themeColor="text1"/>
+              </w:rPr>
+            </w:pPr>
+            <w:r>
+              <w:rPr>
+                <w:rFonts w:eastAsia="Calibri"/>
+                <w:b w:val="0"/>
+                <w:bCs/>
+                <w:color w:val="000000" w:themeColor="text1"/>
+              </w:rPr>
+              <w:t>Opción b)</w:t>
+            </w:r>
+          </w:p>
+        </w:tc>
+        <w:tc>
+          <w:tcPr>
+            <w:tcW w:w="6646" w:type="dxa"/>
+            <w:gridSpan w:val="5"/>
+            <w:shd w:val="clear" w:color="auto" w:fill="FFFFFF" w:themeFill="background1"/>
+          </w:tcPr>
+          <w:p>
+            <w:pPr>
+              <w:cnfStyle w:val="000000100000" w:firstRow="0" w:lastRow="0" w:firstColumn="0" w:lastColumn="0" w:oddVBand="0" w:evenVBand="0" w:oddHBand="1" w:evenHBand="0" w:firstRowFirstColumn="0" w:firstRowLastColumn="0" w:lastRowFirstColumn="0" w:lastRowLastColumn="0"/>
+              <w:rPr>
+                <w:rFonts w:eastAsia="Calibri"/>
+                <w:b/>
+                <w:color w:val="000000" w:themeColor="text1"/>
+              </w:rPr>
+            </w:pPr>
+            <w:r>
+              <w:rPr>
+                <w:color w:val="000000" w:themeColor="text1"/>
+              </w:rPr>
+              <w:t>Dejar frutos maduros en la palma.</w:t>
+            </w:r>
+          </w:p>
+        </w:tc>
+        <w:tc>
+          <w:tcPr>
+            <w:tcW w:w="974" w:type="dxa"/>
+            <w:gridSpan w:val="4"/>
+            <w:shd w:val="clear" w:color="auto" w:fill="FFFFFF" w:themeFill="background1"/>
+          </w:tcPr>
+          <w:p>
+            <w:pPr>
+              <w:cnfStyle w:val="000000100000" w:firstRow="0" w:lastRow="0" w:firstColumn="0" w:lastColumn="0" w:oddVBand="0" w:evenVBand="0" w:oddHBand="1" w:evenHBand="0" w:firstRowFirstColumn="0" w:firstRowLastColumn="0" w:lastRowFirstColumn="0" w:lastRowLastColumn="0"/>
+              <w:rPr>
+                <w:rFonts w:eastAsia="Calibri"/>
+                <w:b/>
+                <w:color w:val="000000" w:themeColor="text1"/>
+              </w:rPr>
+            </w:pPr>
+          </w:p>
+        </w:tc>
+      </w:tr>
+      <w:tr>
+        <w:trPr>
+          <w:trHeight w:val="220"/>
+        </w:trPr>
+        <w:tc>
+          <w:tcPr>
+            <w:cnfStyle w:val="001000000000" w:firstRow="0" w:lastRow="0" w:firstColumn="1" w:lastColumn="0" w:oddVBand="0" w:evenVBand="0" w:oddHBand="0" w:evenHBand="0" w:firstRowFirstColumn="0" w:firstRowLastColumn="0" w:lastRowFirstColumn="0" w:lastRowLastColumn="0"/>
+            <w:tcW w:w="2534" w:type="dxa"/>
+            <w:gridSpan w:val="2"/>
+          </w:tcPr>
+          <w:p>
+            <w:pPr>
+              <w:rPr>
+                <w:rFonts w:eastAsia="Calibri"/>
+                <w:bCs/>
+                <w:color w:val="000000" w:themeColor="text1"/>
+              </w:rPr>
+            </w:pPr>
+            <w:r>
+              <w:rPr>
+                <w:rFonts w:eastAsia="Calibri"/>
+                <w:b w:val="0"/>
+                <w:color w:val="000000" w:themeColor="text1"/>
+              </w:rPr>
+              <w:t>Opción c)</w:t>
+            </w:r>
+          </w:p>
+        </w:tc>
+        <w:tc>
+          <w:tcPr>
+            <w:tcW w:w="6646" w:type="dxa"/>
+            <w:gridSpan w:val="5"/>
+            <w:shd w:val="clear" w:color="auto" w:fill="FFFFFF" w:themeFill="background1"/>
+          </w:tcPr>
+          <w:p>
+            <w:pPr>
+              <w:cnfStyle w:val="000000000000" w:firstRow="0" w:lastRow="0" w:firstColumn="0" w:lastColumn="0" w:oddVBand="0" w:evenVBand="0" w:oddHBand="0" w:evenHBand="0" w:firstRowFirstColumn="0" w:firstRowLastColumn="0" w:lastRowFirstColumn="0" w:lastRowLastColumn="0"/>
+              <w:rPr>
+                <w:rFonts w:eastAsia="Calibri"/>
+                <w:b/>
+                <w:bCs/>
+                <w:color w:val="000000" w:themeColor="text1"/>
+              </w:rPr>
+            </w:pPr>
+            <w:r>
+              <w:rPr>
+                <w:b/>
+                <w:bCs/>
+                <w:color w:val="000000" w:themeColor="text1"/>
+              </w:rPr>
+              <w:t>Realizar solo cortes necesarios de hojas.</w:t>
+            </w:r>
+          </w:p>
+        </w:tc>
+        <w:tc>
+          <w:tcPr>
+            <w:tcW w:w="974" w:type="dxa"/>
+            <w:gridSpan w:val="4"/>
+            <w:shd w:val="clear" w:color="auto" w:fill="FFFFFF" w:themeFill="background1"/>
+          </w:tcPr>
+          <w:p>
+            <w:pPr>
+              <w:jc w:val="center"/>
+              <w:cnfStyle w:val="000000000000" w:firstRow="0" w:lastRow="0" w:firstColumn="0" w:lastColumn="0" w:oddVBand="0" w:evenVBand="0" w:oddHBand="0" w:evenHBand="0" w:firstRowFirstColumn="0" w:firstRowLastColumn="0" w:lastRowFirstColumn="0" w:lastRowLastColumn="0"/>
+              <w:rPr>
+                <w:rFonts w:eastAsia="Calibri"/>
+                <w:b/>
+                <w:bCs/>
+                <w:color w:val="000000" w:themeColor="text1"/>
+              </w:rPr>
+            </w:pPr>
+            <w:r>
+              <w:rPr>
+                <w:rFonts w:eastAsia="Calibri"/>
+                <w:b/>
+                <w:bCs/>
                 <w:color w:val="000000" w:themeColor="text1"/>
               </w:rPr>
               <w:t>X</w:t>
@@ -7800,6 +8805,7 @@
       </w:tr>
       <w:tr>
         <w:trPr>
+          <w:cnfStyle w:val="000000100000" w:firstRow="0" w:lastRow="0" w:firstColumn="0" w:lastColumn="0" w:oddVBand="0" w:evenVBand="0" w:oddHBand="1" w:evenHBand="0" w:firstRowFirstColumn="0" w:firstRowLastColumn="0" w:lastRowFirstColumn="0" w:lastRowLastColumn="0"/>
           <w:trHeight w:val="220"/>
         </w:trPr>
         <w:tc>
@@ -7820,6 +8826,75 @@
               <w:rPr>
                 <w:rFonts w:eastAsia="Calibri"/>
                 <w:b w:val="0"/>
+                <w:color w:val="000000" w:themeColor="text1"/>
+              </w:rPr>
+              <w:t>Opción d)</w:t>
+            </w:r>
+          </w:p>
+        </w:tc>
+        <w:tc>
+          <w:tcPr>
+            <w:tcW w:w="6646" w:type="dxa"/>
+            <w:gridSpan w:val="5"/>
+            <w:shd w:val="clear" w:color="auto" w:fill="FFFFFF" w:themeFill="background1"/>
+          </w:tcPr>
+          <w:p>
+            <w:pPr>
+              <w:cnfStyle w:val="000000100000" w:firstRow="0" w:lastRow="0" w:firstColumn="0" w:lastColumn="0" w:oddVBand="0" w:evenVBand="0" w:oddHBand="1" w:evenHBand="0" w:firstRowFirstColumn="0" w:firstRowLastColumn="0" w:lastRowFirstColumn="0" w:lastRowLastColumn="0"/>
+              <w:rPr>
+                <w:rFonts w:eastAsia="Calibri"/>
+                <w:bCs/>
+                <w:color w:val="000000" w:themeColor="text1"/>
+              </w:rPr>
+            </w:pPr>
+            <w:r>
+              <w:rPr>
+                <w:color w:val="000000" w:themeColor="text1"/>
+              </w:rPr>
+              <w:t>Mezclar frutos verdes con maduros.</w:t>
+            </w:r>
+          </w:p>
+        </w:tc>
+        <w:tc>
+          <w:tcPr>
+            <w:tcW w:w="974" w:type="dxa"/>
+            <w:gridSpan w:val="4"/>
+            <w:shd w:val="clear" w:color="auto" w:fill="FFFFFF" w:themeFill="background1"/>
+          </w:tcPr>
+          <w:p>
+            <w:pPr>
+              <w:cnfStyle w:val="000000100000" w:firstRow="0" w:lastRow="0" w:firstColumn="0" w:lastColumn="0" w:oddVBand="0" w:evenVBand="0" w:oddHBand="1" w:evenHBand="0" w:firstRowFirstColumn="0" w:firstRowLastColumn="0" w:lastRowFirstColumn="0" w:lastRowLastColumn="0"/>
+              <w:rPr>
+                <w:rFonts w:eastAsia="Calibri"/>
+                <w:bCs/>
+                <w:color w:val="000000" w:themeColor="text1"/>
+              </w:rPr>
+            </w:pPr>
+          </w:p>
+        </w:tc>
+      </w:tr>
+      <w:tr>
+        <w:trPr>
+          <w:trHeight w:val="220"/>
+        </w:trPr>
+        <w:tc>
+          <w:tcPr>
+            <w:cnfStyle w:val="001000000000" w:firstRow="0" w:lastRow="0" w:firstColumn="1" w:lastColumn="0" w:oddVBand="0" w:evenVBand="0" w:oddHBand="0" w:evenHBand="0" w:firstRowFirstColumn="0" w:firstRowLastColumn="0" w:lastRowFirstColumn="0" w:lastRowLastColumn="0"/>
+            <w:tcW w:w="2534" w:type="dxa"/>
+            <w:gridSpan w:val="2"/>
+          </w:tcPr>
+          <w:p>
+            <w:pPr>
+              <w:rPr>
+                <w:rFonts w:eastAsia="Calibri"/>
+                <w:bCs/>
+                <w:color w:val="000000" w:themeColor="text1"/>
+              </w:rPr>
+            </w:pPr>
+            <w:r>
+              <w:rPr>
+                <w:rFonts w:eastAsia="Calibri"/>
+                <w:b w:val="0"/>
                 <w:bCs/>
                 <w:color w:val="000000" w:themeColor="text1"/>
               </w:rPr>
@@ -7830,7 +8905,7 @@
         <w:tc>
           <w:tcPr>
             <w:tcW w:w="7620" w:type="dxa"/>
-            <w:gridSpan w:val="12"/>
+            <w:gridSpan w:val="9"/>
             <w:shd w:val="clear" w:color="auto" w:fill="FFFFFF" w:themeFill="background1"/>
           </w:tcPr>
           <w:p>
@@ -7839,7 +8914,6 @@
               <w:rPr>
                 <w:rFonts w:eastAsia="Calibri"/>
                 <w:bCs/>
-                <w:iCs/>
                 <w:color w:val="000000" w:themeColor="text1"/>
               </w:rPr>
             </w:pPr>
@@ -7887,7 +8961,7 @@
         <w:tc>
           <w:tcPr>
             <w:tcW w:w="7620" w:type="dxa"/>
-            <w:gridSpan w:val="12"/>
+            <w:gridSpan w:val="9"/>
             <w:shd w:val="clear" w:color="auto" w:fill="FFFFFF" w:themeFill="background1"/>
           </w:tcPr>
           <w:p>
@@ -7896,7 +8970,6 @@
               <w:rPr>
                 <w:rFonts w:eastAsia="Calibri"/>
                 <w:bCs/>
-                <w:iCs/>
                 <w:color w:val="000000" w:themeColor="text1"/>
               </w:rPr>
             </w:pPr>
@@ -7925,41 +8998,49 @@
             <w:pPr>
               <w:rPr>
                 <w:rFonts w:eastAsia="Calibri"/>
-                <w:color w:val="000000" w:themeColor="text1"/>
-              </w:rPr>
-            </w:pPr>
-            <w:r>
-              <w:rPr>
-                <w:rFonts w:eastAsia="Calibri"/>
-                <w:color w:val="000000" w:themeColor="text1"/>
-              </w:rPr>
-              <w:t>Pregunta 15</w:t>
+                <w:bCs/>
+                <w:color w:val="000000" w:themeColor="text1"/>
+              </w:rPr>
+            </w:pPr>
+            <w:r>
+              <w:rPr>
+                <w:rFonts w:eastAsia="Calibri"/>
+                <w:color w:val="000000" w:themeColor="text1"/>
+              </w:rPr>
+              <w:t>Pregunta 1</w:t>
+            </w:r>
+            <w:r>
+              <w:rPr>
+                <w:rFonts w:eastAsia="Calibri"/>
+                <w:color w:val="000000" w:themeColor="text1"/>
+              </w:rPr>
+              <w:t>7</w:t>
             </w:r>
           </w:p>
         </w:tc>
         <w:tc>
           <w:tcPr>
             <w:tcW w:w="7620" w:type="dxa"/>
-            <w:gridSpan w:val="12"/>
-            <w:shd w:val="clear" w:color="auto" w:fill="FFFFFF" w:themeFill="background1"/>
-          </w:tcPr>
-          <w:p>
-            <w:pPr>
-              <w:jc w:val="both"/>
+            <w:gridSpan w:val="9"/>
+            <w:shd w:val="clear" w:color="auto" w:fill="FFFFFF" w:themeFill="background1"/>
+          </w:tcPr>
+          <w:p>
+            <w:pPr>
               <w:cnfStyle w:val="000000000000" w:firstRow="0" w:lastRow="0" w:firstColumn="0" w:lastColumn="0" w:oddVBand="0" w:evenVBand="0" w:oddHBand="0" w:evenHBand="0" w:firstRowFirstColumn="0" w:firstRowLastColumn="0" w:lastRowFirstColumn="0" w:lastRowLastColumn="0"/>
               <w:rPr>
                 <w:rFonts w:eastAsia="Calibri"/>
                 <w:b/>
-                <w:color w:val="000000" w:themeColor="text1"/>
-              </w:rPr>
-            </w:pPr>
-            <w:r>
-              <w:rPr>
-                <w:rFonts w:eastAsia="Calibri"/>
-                <w:b/>
-                <w:color w:val="000000" w:themeColor="text1"/>
-              </w:rPr>
-              <w:t>En palmas mayores de seis años se recomiendan ciclos de cosecha más cortos (8 días).</w:t>
+                <w:bCs/>
+                <w:color w:val="000000" w:themeColor="text1"/>
+              </w:rPr>
+            </w:pPr>
+            <w:r>
+              <w:rPr>
+                <w:b/>
+                <w:bCs/>
+                <w:color w:val="000000" w:themeColor="text1"/>
+              </w:rPr>
+              <w:t>¿Qué se debe evitar durante la cosecha para mantener la calidad del fruto?</w:t>
             </w:r>
           </w:p>
         </w:tc>
@@ -7979,6 +9060,7 @@
             <w:pPr>
               <w:rPr>
                 <w:rFonts w:eastAsia="Calibri"/>
+                <w:bCs/>
                 <w:color w:val="000000" w:themeColor="text1"/>
               </w:rPr>
             </w:pPr>
@@ -7995,11 +9077,8 @@
         </w:tc>
         <w:tc>
           <w:tcPr>
-            <w:tcW w:w="6585" w:type="dxa"/>
+            <w:tcW w:w="6646" w:type="dxa"/>
             <w:gridSpan w:val="5"/>
-            <w:tcBorders>
-              <w:right w:val="single" w:sz="4" w:space="0" w:color="auto"/>
-            </w:tcBorders>
             <w:shd w:val="clear" w:color="auto" w:fill="FFFFFF" w:themeFill="background1"/>
           </w:tcPr>
           <w:p>
@@ -8007,29 +9086,22 @@
               <w:cnfStyle w:val="000000100000" w:firstRow="0" w:lastRow="0" w:firstColumn="0" w:lastColumn="0" w:oddVBand="0" w:evenVBand="0" w:oddHBand="1" w:evenHBand="0" w:firstRowFirstColumn="0" w:firstRowLastColumn="0" w:lastRowFirstColumn="0" w:lastRowLastColumn="0"/>
               <w:rPr>
                 <w:rFonts w:eastAsia="Calibri"/>
-                <w:b/>
-                <w:iCs/>
-                <w:color w:val="000000" w:themeColor="text1"/>
-              </w:rPr>
-            </w:pPr>
-            <w:r>
-              <w:rPr>
-                <w:rFonts w:eastAsia="Calibri"/>
-                <w:b/>
-                <w:iCs/>
-                <w:color w:val="000000" w:themeColor="text1"/>
-              </w:rPr>
-              <w:t>Falso.</w:t>
-            </w:r>
-          </w:p>
-        </w:tc>
-        <w:tc>
-          <w:tcPr>
-            <w:tcW w:w="1035" w:type="dxa"/>
-            <w:gridSpan w:val="7"/>
-            <w:tcBorders>
-              <w:left w:val="single" w:sz="4" w:space="0" w:color="auto"/>
-            </w:tcBorders>
+                <w:bCs/>
+                <w:color w:val="000000" w:themeColor="text1"/>
+              </w:rPr>
+            </w:pPr>
+            <w:r>
+              <w:rPr>
+                <w:color w:val="000000" w:themeColor="text1"/>
+              </w:rPr>
+              <w:t>Transportar racimos en canastas.</w:t>
+            </w:r>
+          </w:p>
+        </w:tc>
+        <w:tc>
+          <w:tcPr>
+            <w:tcW w:w="974" w:type="dxa"/>
+            <w:gridSpan w:val="4"/>
             <w:shd w:val="clear" w:color="auto" w:fill="FFFFFF" w:themeFill="background1"/>
           </w:tcPr>
           <w:p>
@@ -8038,15 +9110,223 @@
               <w:rPr>
                 <w:rFonts w:eastAsia="Calibri"/>
                 <w:bCs/>
-                <w:iCs/>
-                <w:color w:val="000000" w:themeColor="text1"/>
-              </w:rPr>
-            </w:pPr>
-            <w:r>
-              <w:rPr>
-                <w:rFonts w:eastAsia="Calibri"/>
-                <w:b/>
-                <w:iCs/>
+                <w:color w:val="000000" w:themeColor="text1"/>
+              </w:rPr>
+            </w:pPr>
+          </w:p>
+        </w:tc>
+      </w:tr>
+      <w:tr>
+        <w:trPr>
+          <w:trHeight w:val="220"/>
+        </w:trPr>
+        <w:tc>
+          <w:tcPr>
+            <w:cnfStyle w:val="001000000000" w:firstRow="0" w:lastRow="0" w:firstColumn="1" w:lastColumn="0" w:oddVBand="0" w:evenVBand="0" w:oddHBand="0" w:evenHBand="0" w:firstRowFirstColumn="0" w:firstRowLastColumn="0" w:lastRowFirstColumn="0" w:lastRowLastColumn="0"/>
+            <w:tcW w:w="2534" w:type="dxa"/>
+            <w:gridSpan w:val="2"/>
+          </w:tcPr>
+          <w:p>
+            <w:pPr>
+              <w:rPr>
+                <w:rFonts w:eastAsia="Calibri"/>
+                <w:bCs/>
+                <w:color w:val="000000" w:themeColor="text1"/>
+              </w:rPr>
+            </w:pPr>
+            <w:r>
+              <w:rPr>
+                <w:rFonts w:eastAsia="Calibri"/>
+                <w:b w:val="0"/>
+                <w:bCs/>
+                <w:color w:val="000000" w:themeColor="text1"/>
+              </w:rPr>
+              <w:t>Opción b)</w:t>
+            </w:r>
+          </w:p>
+        </w:tc>
+        <w:tc>
+          <w:tcPr>
+            <w:tcW w:w="6646" w:type="dxa"/>
+            <w:gridSpan w:val="5"/>
+            <w:shd w:val="clear" w:color="auto" w:fill="FFFFFF" w:themeFill="background1"/>
+          </w:tcPr>
+          <w:p>
+            <w:pPr>
+              <w:cnfStyle w:val="000000000000" w:firstRow="0" w:lastRow="0" w:firstColumn="0" w:lastColumn="0" w:oddVBand="0" w:evenVBand="0" w:oddHBand="0" w:evenHBand="0" w:firstRowFirstColumn="0" w:firstRowLastColumn="0" w:lastRowFirstColumn="0" w:lastRowLastColumn="0"/>
+              <w:rPr>
+                <w:rFonts w:eastAsia="Calibri"/>
+                <w:b/>
+                <w:color w:val="000000" w:themeColor="text1"/>
+              </w:rPr>
+            </w:pPr>
+            <w:r>
+              <w:rPr>
+                <w:color w:val="000000" w:themeColor="text1"/>
+              </w:rPr>
+              <w:t>Cortar únicamente racimos maduros.</w:t>
+            </w:r>
+          </w:p>
+        </w:tc>
+        <w:tc>
+          <w:tcPr>
+            <w:tcW w:w="974" w:type="dxa"/>
+            <w:gridSpan w:val="4"/>
+            <w:shd w:val="clear" w:color="auto" w:fill="FFFFFF" w:themeFill="background1"/>
+          </w:tcPr>
+          <w:p>
+            <w:pPr>
+              <w:cnfStyle w:val="000000000000" w:firstRow="0" w:lastRow="0" w:firstColumn="0" w:lastColumn="0" w:oddVBand="0" w:evenVBand="0" w:oddHBand="0" w:evenHBand="0" w:firstRowFirstColumn="0" w:firstRowLastColumn="0" w:lastRowFirstColumn="0" w:lastRowLastColumn="0"/>
+              <w:rPr>
+                <w:rFonts w:eastAsia="Calibri"/>
+                <w:b/>
+                <w:color w:val="000000" w:themeColor="text1"/>
+              </w:rPr>
+            </w:pPr>
+          </w:p>
+        </w:tc>
+      </w:tr>
+      <w:tr>
+        <w:trPr>
+          <w:cnfStyle w:val="000000100000" w:firstRow="0" w:lastRow="0" w:firstColumn="0" w:lastColumn="0" w:oddVBand="0" w:evenVBand="0" w:oddHBand="1" w:evenHBand="0" w:firstRowFirstColumn="0" w:firstRowLastColumn="0" w:lastRowFirstColumn="0" w:lastRowLastColumn="0"/>
+          <w:trHeight w:val="220"/>
+        </w:trPr>
+        <w:tc>
+          <w:tcPr>
+            <w:cnfStyle w:val="001000000000" w:firstRow="0" w:lastRow="0" w:firstColumn="1" w:lastColumn="0" w:oddVBand="0" w:evenVBand="0" w:oddHBand="0" w:evenHBand="0" w:firstRowFirstColumn="0" w:firstRowLastColumn="0" w:lastRowFirstColumn="0" w:lastRowLastColumn="0"/>
+            <w:tcW w:w="2534" w:type="dxa"/>
+            <w:gridSpan w:val="2"/>
+          </w:tcPr>
+          <w:p>
+            <w:pPr>
+              <w:rPr>
+                <w:rFonts w:eastAsia="Calibri"/>
+                <w:bCs/>
+                <w:color w:val="000000" w:themeColor="text1"/>
+              </w:rPr>
+            </w:pPr>
+            <w:r>
+              <w:rPr>
+                <w:rFonts w:eastAsia="Calibri"/>
+                <w:b w:val="0"/>
+                <w:color w:val="000000" w:themeColor="text1"/>
+              </w:rPr>
+              <w:t>Opción c)</w:t>
+            </w:r>
+          </w:p>
+        </w:tc>
+        <w:tc>
+          <w:tcPr>
+            <w:tcW w:w="6646" w:type="dxa"/>
+            <w:gridSpan w:val="5"/>
+            <w:shd w:val="clear" w:color="auto" w:fill="FFFFFF" w:themeFill="background1"/>
+          </w:tcPr>
+          <w:p>
+            <w:pPr>
+              <w:cnfStyle w:val="000000100000" w:firstRow="0" w:lastRow="0" w:firstColumn="0" w:lastColumn="0" w:oddVBand="0" w:evenVBand="0" w:oddHBand="1" w:evenHBand="0" w:firstRowFirstColumn="0" w:firstRowLastColumn="0" w:lastRowFirstColumn="0" w:lastRowLastColumn="0"/>
+              <w:rPr>
+                <w:color w:val="000000" w:themeColor="text1"/>
+              </w:rPr>
+            </w:pPr>
+            <w:r>
+              <w:rPr>
+                <w:color w:val="000000" w:themeColor="text1"/>
+              </w:rPr>
+              <w:t>Organizar racimos en puntos definidos.</w:t>
+            </w:r>
+          </w:p>
+        </w:tc>
+        <w:tc>
+          <w:tcPr>
+            <w:tcW w:w="974" w:type="dxa"/>
+            <w:gridSpan w:val="4"/>
+            <w:shd w:val="clear" w:color="auto" w:fill="FFFFFF" w:themeFill="background1"/>
+          </w:tcPr>
+          <w:p>
+            <w:pPr>
+              <w:cnfStyle w:val="000000100000" w:firstRow="0" w:lastRow="0" w:firstColumn="0" w:lastColumn="0" w:oddVBand="0" w:evenVBand="0" w:oddHBand="1" w:evenHBand="0" w:firstRowFirstColumn="0" w:firstRowLastColumn="0" w:lastRowFirstColumn="0" w:lastRowLastColumn="0"/>
+              <w:rPr>
+                <w:rFonts w:eastAsia="Calibri"/>
+                <w:bCs/>
+                <w:color w:val="000000" w:themeColor="text1"/>
+              </w:rPr>
+            </w:pPr>
+          </w:p>
+        </w:tc>
+      </w:tr>
+      <w:tr>
+        <w:trPr>
+          <w:trHeight w:val="220"/>
+        </w:trPr>
+        <w:tc>
+          <w:tcPr>
+            <w:cnfStyle w:val="001000000000" w:firstRow="0" w:lastRow="0" w:firstColumn="1" w:lastColumn="0" w:oddVBand="0" w:evenVBand="0" w:oddHBand="0" w:evenHBand="0" w:firstRowFirstColumn="0" w:firstRowLastColumn="0" w:lastRowFirstColumn="0" w:lastRowLastColumn="0"/>
+            <w:tcW w:w="2534" w:type="dxa"/>
+            <w:gridSpan w:val="2"/>
+          </w:tcPr>
+          <w:p>
+            <w:pPr>
+              <w:rPr>
+                <w:rFonts w:eastAsia="Calibri"/>
+                <w:bCs/>
+                <w:color w:val="000000" w:themeColor="text1"/>
+              </w:rPr>
+            </w:pPr>
+            <w:r>
+              <w:rPr>
+                <w:rFonts w:eastAsia="Calibri"/>
+                <w:b w:val="0"/>
+                <w:color w:val="000000" w:themeColor="text1"/>
+              </w:rPr>
+              <w:t>Opción d)</w:t>
+            </w:r>
+          </w:p>
+        </w:tc>
+        <w:tc>
+          <w:tcPr>
+            <w:tcW w:w="6646" w:type="dxa"/>
+            <w:gridSpan w:val="5"/>
+            <w:shd w:val="clear" w:color="auto" w:fill="FFFFFF" w:themeFill="background1"/>
+          </w:tcPr>
+          <w:p>
+            <w:pPr>
+              <w:cnfStyle w:val="000000000000" w:firstRow="0" w:lastRow="0" w:firstColumn="0" w:lastColumn="0" w:oddVBand="0" w:evenVBand="0" w:oddHBand="0" w:evenHBand="0" w:firstRowFirstColumn="0" w:firstRowLastColumn="0" w:lastRowFirstColumn="0" w:lastRowLastColumn="0"/>
+              <w:rPr>
+                <w:b/>
+                <w:bCs/>
+                <w:color w:val="000000" w:themeColor="text1"/>
+              </w:rPr>
+            </w:pPr>
+            <w:r>
+              <w:rPr>
+                <w:b/>
+                <w:bCs/>
+                <w:color w:val="000000" w:themeColor="text1"/>
+              </w:rPr>
+              <w:t>Dejar fruta madura sin cosechar.</w:t>
+            </w:r>
+          </w:p>
+        </w:tc>
+        <w:tc>
+          <w:tcPr>
+            <w:tcW w:w="974" w:type="dxa"/>
+            <w:gridSpan w:val="4"/>
+            <w:shd w:val="clear" w:color="auto" w:fill="FFFFFF" w:themeFill="background1"/>
+          </w:tcPr>
+          <w:p>
+            <w:pPr>
+              <w:jc w:val="center"/>
+              <w:cnfStyle w:val="000000000000" w:firstRow="0" w:lastRow="0" w:firstColumn="0" w:lastColumn="0" w:oddVBand="0" w:evenVBand="0" w:oddHBand="0" w:evenHBand="0" w:firstRowFirstColumn="0" w:firstRowLastColumn="0" w:lastRowFirstColumn="0" w:lastRowLastColumn="0"/>
+              <w:rPr>
+                <w:rFonts w:eastAsia="Calibri"/>
+                <w:b/>
+                <w:color w:val="000000" w:themeColor="text1"/>
+              </w:rPr>
+            </w:pPr>
+            <w:r>
+              <w:rPr>
+                <w:rFonts w:eastAsia="Calibri"/>
+                <w:b/>
                 <w:color w:val="000000" w:themeColor="text1"/>
               </w:rPr>
               <w:t>X</w:t>
@@ -8056,6 +9336,7 @@
       </w:tr>
       <w:tr>
         <w:trPr>
+          <w:cnfStyle w:val="000000100000" w:firstRow="0" w:lastRow="0" w:firstColumn="0" w:lastColumn="0" w:oddVBand="0" w:evenVBand="0" w:oddHBand="1" w:evenHBand="0" w:firstRowFirstColumn="0" w:firstRowLastColumn="0" w:lastRowFirstColumn="0" w:lastRowLastColumn="0"/>
           <w:trHeight w:val="220"/>
         </w:trPr>
         <w:tc>
@@ -8068,6 +9349,7 @@
             <w:pPr>
               <w:rPr>
                 <w:rFonts w:eastAsia="Calibri"/>
+                <w:bCs/>
                 <w:color w:val="000000" w:themeColor="text1"/>
               </w:rPr>
             </w:pPr>
@@ -8078,17 +9360,340 @@
                 <w:bCs/>
                 <w:color w:val="000000" w:themeColor="text1"/>
               </w:rPr>
+              <w:t>Comentario respuesta correcta</w:t>
+            </w:r>
+          </w:p>
+        </w:tc>
+        <w:tc>
+          <w:tcPr>
+            <w:tcW w:w="7620" w:type="dxa"/>
+            <w:gridSpan w:val="9"/>
+            <w:shd w:val="clear" w:color="auto" w:fill="FFFFFF" w:themeFill="background1"/>
+          </w:tcPr>
+          <w:p>
+            <w:pPr>
+              <w:cnfStyle w:val="000000100000" w:firstRow="0" w:lastRow="0" w:firstColumn="0" w:lastColumn="0" w:oddVBand="0" w:evenVBand="0" w:oddHBand="1" w:evenHBand="0" w:firstRowFirstColumn="0" w:firstRowLastColumn="0" w:lastRowFirstColumn="0" w:lastRowLastColumn="0"/>
+              <w:rPr>
+                <w:rFonts w:eastAsia="Calibri"/>
+                <w:bCs/>
+                <w:color w:val="000000" w:themeColor="text1"/>
+              </w:rPr>
+            </w:pPr>
+            <w:r>
+              <w:rPr>
+                <w:rFonts w:eastAsia="Calibri"/>
+                <w:bCs/>
+                <w:color w:val="000000" w:themeColor="text1"/>
+              </w:rPr>
+              <w:t>¡Muy bien! Su respuesta es correcta.</w:t>
+            </w:r>
+          </w:p>
+        </w:tc>
+      </w:tr>
+      <w:tr>
+        <w:trPr>
+          <w:trHeight w:val="220"/>
+        </w:trPr>
+        <w:tc>
+          <w:tcPr>
+            <w:cnfStyle w:val="001000000000" w:firstRow="0" w:lastRow="0" w:firstColumn="1" w:lastColumn="0" w:oddVBand="0" w:evenVBand="0" w:oddHBand="0" w:evenHBand="0" w:firstRowFirstColumn="0" w:firstRowLastColumn="0" w:lastRowFirstColumn="0" w:lastRowLastColumn="0"/>
+            <w:tcW w:w="2534" w:type="dxa"/>
+            <w:gridSpan w:val="2"/>
+          </w:tcPr>
+          <w:p>
+            <w:pPr>
+              <w:rPr>
+                <w:rFonts w:eastAsia="Calibri"/>
+                <w:bCs/>
+                <w:color w:val="000000" w:themeColor="text1"/>
+              </w:rPr>
+            </w:pPr>
+            <w:r>
+              <w:rPr>
+                <w:rFonts w:eastAsia="Calibri"/>
+                <w:b w:val="0"/>
+                <w:bCs/>
+                <w:color w:val="000000" w:themeColor="text1"/>
+              </w:rPr>
+              <w:t>Comentario respuesta incorrecta</w:t>
+            </w:r>
+          </w:p>
+        </w:tc>
+        <w:tc>
+          <w:tcPr>
+            <w:tcW w:w="7620" w:type="dxa"/>
+            <w:gridSpan w:val="9"/>
+            <w:shd w:val="clear" w:color="auto" w:fill="FFFFFF" w:themeFill="background1"/>
+          </w:tcPr>
+          <w:p>
+            <w:pPr>
+              <w:cnfStyle w:val="000000000000" w:firstRow="0" w:lastRow="0" w:firstColumn="0" w:lastColumn="0" w:oddVBand="0" w:evenVBand="0" w:oddHBand="0" w:evenHBand="0" w:firstRowFirstColumn="0" w:firstRowLastColumn="0" w:lastRowFirstColumn="0" w:lastRowLastColumn="0"/>
+              <w:rPr>
+                <w:rFonts w:eastAsia="Calibri"/>
+                <w:bCs/>
+                <w:color w:val="000000" w:themeColor="text1"/>
+              </w:rPr>
+            </w:pPr>
+            <w:r>
+              <w:rPr>
+                <w:rFonts w:eastAsia="Calibri"/>
+                <w:bCs/>
+                <w:color w:val="000000" w:themeColor="text1"/>
+              </w:rPr>
+              <w:t>Lo sentimos, su respuesta es incorrecta.</w:t>
+            </w:r>
+          </w:p>
+        </w:tc>
+      </w:tr>
+      <w:tr>
+        <w:trPr>
+          <w:cnfStyle w:val="000000100000" w:firstRow="0" w:lastRow="0" w:firstColumn="0" w:lastColumn="0" w:oddVBand="0" w:evenVBand="0" w:oddHBand="1" w:evenHBand="0" w:firstRowFirstColumn="0" w:firstRowLastColumn="0" w:lastRowFirstColumn="0" w:lastRowLastColumn="0"/>
+          <w:trHeight w:val="220"/>
+        </w:trPr>
+        <w:tc>
+          <w:tcPr>
+            <w:cnfStyle w:val="001000000000" w:firstRow="0" w:lastRow="0" w:firstColumn="1" w:lastColumn="0" w:oddVBand="0" w:evenVBand="0" w:oddHBand="0" w:evenHBand="0" w:firstRowFirstColumn="0" w:firstRowLastColumn="0" w:lastRowFirstColumn="0" w:lastRowLastColumn="0"/>
+            <w:tcW w:w="2534" w:type="dxa"/>
+            <w:gridSpan w:val="2"/>
+          </w:tcPr>
+          <w:p>
+            <w:pPr>
+              <w:rPr>
+                <w:rFonts w:eastAsia="Calibri"/>
+                <w:bCs/>
+                <w:color w:val="000000" w:themeColor="text1"/>
+              </w:rPr>
+            </w:pPr>
+            <w:r>
+              <w:rPr>
+                <w:rFonts w:eastAsia="Calibri"/>
+                <w:color w:val="000000" w:themeColor="text1"/>
+              </w:rPr>
+              <w:t>Pregunta 1</w:t>
+            </w:r>
+            <w:r>
+              <w:rPr>
+                <w:rFonts w:eastAsia="Calibri"/>
+                <w:color w:val="000000" w:themeColor="text1"/>
+              </w:rPr>
+              <w:t>8</w:t>
+            </w:r>
+          </w:p>
+        </w:tc>
+        <w:tc>
+          <w:tcPr>
+            <w:tcW w:w="7620" w:type="dxa"/>
+            <w:gridSpan w:val="9"/>
+            <w:shd w:val="clear" w:color="auto" w:fill="FFFFFF" w:themeFill="background1"/>
+          </w:tcPr>
+          <w:p>
+            <w:pPr>
+              <w:cnfStyle w:val="000000100000" w:firstRow="0" w:lastRow="0" w:firstColumn="0" w:lastColumn="0" w:oddVBand="0" w:evenVBand="0" w:oddHBand="1" w:evenHBand="0" w:firstRowFirstColumn="0" w:firstRowLastColumn="0" w:lastRowFirstColumn="0" w:lastRowLastColumn="0"/>
+              <w:rPr>
+                <w:rFonts w:eastAsia="Calibri"/>
+                <w:b/>
+                <w:bCs/>
+                <w:color w:val="000000" w:themeColor="text1"/>
+              </w:rPr>
+            </w:pPr>
+            <w:r>
+              <w:rPr>
+                <w:b/>
+                <w:bCs/>
+                <w:color w:val="000000" w:themeColor="text1"/>
+              </w:rPr>
+              <w:t>¿Cómo debe realizarse el corte correcto del racimo?</w:t>
+            </w:r>
+          </w:p>
+        </w:tc>
+      </w:tr>
+      <w:tr>
+        <w:trPr>
+          <w:trHeight w:val="220"/>
+        </w:trPr>
+        <w:tc>
+          <w:tcPr>
+            <w:cnfStyle w:val="001000000000" w:firstRow="0" w:lastRow="0" w:firstColumn="1" w:lastColumn="0" w:oddVBand="0" w:evenVBand="0" w:oddHBand="0" w:evenHBand="0" w:firstRowFirstColumn="0" w:firstRowLastColumn="0" w:lastRowFirstColumn="0" w:lastRowLastColumn="0"/>
+            <w:tcW w:w="2534" w:type="dxa"/>
+            <w:gridSpan w:val="2"/>
+          </w:tcPr>
+          <w:p>
+            <w:pPr>
+              <w:rPr>
+                <w:rFonts w:eastAsia="Calibri"/>
+                <w:bCs/>
+                <w:color w:val="000000" w:themeColor="text1"/>
+              </w:rPr>
+            </w:pPr>
+            <w:r>
+              <w:rPr>
+                <w:rFonts w:eastAsia="Calibri"/>
+                <w:b w:val="0"/>
+                <w:bCs/>
+                <w:color w:val="000000" w:themeColor="text1"/>
+              </w:rPr>
+              <w:t>Opción a)</w:t>
+            </w:r>
+          </w:p>
+        </w:tc>
+        <w:tc>
+          <w:tcPr>
+            <w:tcW w:w="6646" w:type="dxa"/>
+            <w:gridSpan w:val="5"/>
+            <w:shd w:val="clear" w:color="auto" w:fill="FFFFFF" w:themeFill="background1"/>
+          </w:tcPr>
+          <w:p>
+            <w:pPr>
+              <w:cnfStyle w:val="000000000000" w:firstRow="0" w:lastRow="0" w:firstColumn="0" w:lastColumn="0" w:oddVBand="0" w:evenVBand="0" w:oddHBand="0" w:evenHBand="0" w:firstRowFirstColumn="0" w:firstRowLastColumn="0" w:lastRowFirstColumn="0" w:lastRowLastColumn="0"/>
+              <w:rPr>
+                <w:rFonts w:eastAsia="Calibri"/>
+                <w:b/>
+                <w:bCs/>
+                <w:color w:val="000000" w:themeColor="text1"/>
+              </w:rPr>
+            </w:pPr>
+            <w:r>
+              <w:rPr>
+                <w:b/>
+                <w:bCs/>
+                <w:color w:val="000000" w:themeColor="text1"/>
+              </w:rPr>
+              <w:t>En forma de V y a ras del racimo.</w:t>
+            </w:r>
+          </w:p>
+        </w:tc>
+        <w:tc>
+          <w:tcPr>
+            <w:tcW w:w="974" w:type="dxa"/>
+            <w:gridSpan w:val="4"/>
+            <w:shd w:val="clear" w:color="auto" w:fill="FFFFFF" w:themeFill="background1"/>
+          </w:tcPr>
+          <w:p>
+            <w:pPr>
+              <w:jc w:val="center"/>
+              <w:cnfStyle w:val="000000000000" w:firstRow="0" w:lastRow="0" w:firstColumn="0" w:lastColumn="0" w:oddVBand="0" w:evenVBand="0" w:oddHBand="0" w:evenHBand="0" w:firstRowFirstColumn="0" w:firstRowLastColumn="0" w:lastRowFirstColumn="0" w:lastRowLastColumn="0"/>
+              <w:rPr>
+                <w:rFonts w:eastAsia="Calibri"/>
+                <w:b/>
+                <w:bCs/>
+                <w:color w:val="000000" w:themeColor="text1"/>
+              </w:rPr>
+            </w:pPr>
+            <w:r>
+              <w:rPr>
+                <w:rFonts w:eastAsia="Calibri"/>
+                <w:b/>
+                <w:bCs/>
+                <w:color w:val="000000" w:themeColor="text1"/>
+              </w:rPr>
+              <w:t>X</w:t>
+            </w:r>
+          </w:p>
+        </w:tc>
+      </w:tr>
+      <w:tr>
+        <w:trPr>
+          <w:cnfStyle w:val="000000100000" w:firstRow="0" w:lastRow="0" w:firstColumn="0" w:lastColumn="0" w:oddVBand="0" w:evenVBand="0" w:oddHBand="1" w:evenHBand="0" w:firstRowFirstColumn="0" w:firstRowLastColumn="0" w:lastRowFirstColumn="0" w:lastRowLastColumn="0"/>
+          <w:trHeight w:val="220"/>
+        </w:trPr>
+        <w:tc>
+          <w:tcPr>
+            <w:cnfStyle w:val="001000000000" w:firstRow="0" w:lastRow="0" w:firstColumn="1" w:lastColumn="0" w:oddVBand="0" w:evenVBand="0" w:oddHBand="0" w:evenHBand="0" w:firstRowFirstColumn="0" w:firstRowLastColumn="0" w:lastRowFirstColumn="0" w:lastRowLastColumn="0"/>
+            <w:tcW w:w="2534" w:type="dxa"/>
+            <w:gridSpan w:val="2"/>
+          </w:tcPr>
+          <w:p>
+            <w:pPr>
+              <w:rPr>
+                <w:rFonts w:eastAsia="Calibri"/>
+                <w:bCs/>
+                <w:color w:val="000000" w:themeColor="text1"/>
+              </w:rPr>
+            </w:pPr>
+            <w:r>
+              <w:rPr>
+                <w:rFonts w:eastAsia="Calibri"/>
+                <w:b w:val="0"/>
+                <w:bCs/>
+                <w:color w:val="000000" w:themeColor="text1"/>
+              </w:rPr>
               <w:t>Opción b)</w:t>
             </w:r>
           </w:p>
         </w:tc>
         <w:tc>
           <w:tcPr>
-            <w:tcW w:w="6585" w:type="dxa"/>
+            <w:tcW w:w="6646" w:type="dxa"/>
             <w:gridSpan w:val="5"/>
-            <w:tcBorders>
-              <w:right w:val="single" w:sz="4" w:space="0" w:color="auto"/>
-            </w:tcBorders>
+            <w:shd w:val="clear" w:color="auto" w:fill="FFFFFF" w:themeFill="background1"/>
+          </w:tcPr>
+          <w:p>
+            <w:pPr>
+              <w:cnfStyle w:val="000000100000" w:firstRow="0" w:lastRow="0" w:firstColumn="0" w:lastColumn="0" w:oddVBand="0" w:evenVBand="0" w:oddHBand="1" w:evenHBand="0" w:firstRowFirstColumn="0" w:firstRowLastColumn="0" w:lastRowFirstColumn="0" w:lastRowLastColumn="0"/>
+              <w:rPr>
+                <w:rFonts w:eastAsia="Calibri"/>
+                <w:b/>
+                <w:color w:val="000000" w:themeColor="text1"/>
+              </w:rPr>
+            </w:pPr>
+            <w:r>
+              <w:rPr>
+                <w:color w:val="000000" w:themeColor="text1"/>
+              </w:rPr>
+              <w:t>Con corte recto lejos del racimo.</w:t>
+            </w:r>
+          </w:p>
+        </w:tc>
+        <w:tc>
+          <w:tcPr>
+            <w:tcW w:w="974" w:type="dxa"/>
+            <w:gridSpan w:val="4"/>
+            <w:shd w:val="clear" w:color="auto" w:fill="FFFFFF" w:themeFill="background1"/>
+          </w:tcPr>
+          <w:p>
+            <w:pPr>
+              <w:cnfStyle w:val="000000100000" w:firstRow="0" w:lastRow="0" w:firstColumn="0" w:lastColumn="0" w:oddVBand="0" w:evenVBand="0" w:oddHBand="1" w:evenHBand="0" w:firstRowFirstColumn="0" w:firstRowLastColumn="0" w:lastRowFirstColumn="0" w:lastRowLastColumn="0"/>
+              <w:rPr>
+                <w:rFonts w:eastAsia="Calibri"/>
+                <w:b/>
+                <w:color w:val="000000" w:themeColor="text1"/>
+              </w:rPr>
+            </w:pPr>
+          </w:p>
+        </w:tc>
+      </w:tr>
+      <w:tr>
+        <w:trPr>
+          <w:trHeight w:val="220"/>
+        </w:trPr>
+        <w:tc>
+          <w:tcPr>
+            <w:cnfStyle w:val="001000000000" w:firstRow="0" w:lastRow="0" w:firstColumn="1" w:lastColumn="0" w:oddVBand="0" w:evenVBand="0" w:oddHBand="0" w:evenHBand="0" w:firstRowFirstColumn="0" w:firstRowLastColumn="0" w:lastRowFirstColumn="0" w:lastRowLastColumn="0"/>
+            <w:tcW w:w="2534" w:type="dxa"/>
+            <w:gridSpan w:val="2"/>
+          </w:tcPr>
+          <w:p>
+            <w:pPr>
+              <w:rPr>
+                <w:rFonts w:eastAsia="Calibri"/>
+                <w:bCs/>
+                <w:color w:val="000000" w:themeColor="text1"/>
+              </w:rPr>
+            </w:pPr>
+            <w:r>
+              <w:rPr>
+                <w:rFonts w:eastAsia="Calibri"/>
+                <w:b w:val="0"/>
+                <w:color w:val="000000" w:themeColor="text1"/>
+              </w:rPr>
+              <w:t>Opción c)</w:t>
+            </w:r>
+          </w:p>
+        </w:tc>
+        <w:tc>
+          <w:tcPr>
+            <w:tcW w:w="6646" w:type="dxa"/>
+            <w:gridSpan w:val="5"/>
             <w:shd w:val="clear" w:color="auto" w:fill="FFFFFF" w:themeFill="background1"/>
           </w:tcPr>
           <w:p>
@@ -8097,28 +9702,21 @@
               <w:rPr>
                 <w:rFonts w:eastAsia="Calibri"/>
                 <w:bCs/>
-                <w:iCs/>
-                <w:color w:val="000000" w:themeColor="text1"/>
-              </w:rPr>
-            </w:pPr>
-            <w:r>
-              <w:rPr>
-                <w:rFonts w:eastAsia="Calibri"/>
-                <w:bCs/>
-                <w:iCs/>
-                <w:color w:val="000000" w:themeColor="text1"/>
-              </w:rPr>
-              <w:t xml:space="preserve">Verdadero. </w:t>
-            </w:r>
-          </w:p>
-        </w:tc>
-        <w:tc>
-          <w:tcPr>
-            <w:tcW w:w="1035" w:type="dxa"/>
-            <w:gridSpan w:val="7"/>
-            <w:tcBorders>
-              <w:left w:val="single" w:sz="4" w:space="0" w:color="auto"/>
-            </w:tcBorders>
+                <w:color w:val="000000" w:themeColor="text1"/>
+              </w:rPr>
+            </w:pPr>
+            <w:r>
+              <w:rPr>
+                <w:color w:val="000000" w:themeColor="text1"/>
+              </w:rPr>
+              <w:t>Con corte superficial sobre hojas.</w:t>
+            </w:r>
+          </w:p>
+        </w:tc>
+        <w:tc>
+          <w:tcPr>
+            <w:tcW w:w="974" w:type="dxa"/>
+            <w:gridSpan w:val="4"/>
             <w:shd w:val="clear" w:color="auto" w:fill="FFFFFF" w:themeFill="background1"/>
           </w:tcPr>
           <w:p>
@@ -8126,8 +9724,7 @@
               <w:cnfStyle w:val="000000000000" w:firstRow="0" w:lastRow="0" w:firstColumn="0" w:lastColumn="0" w:oddVBand="0" w:evenVBand="0" w:oddHBand="0" w:evenHBand="0" w:firstRowFirstColumn="0" w:firstRowLastColumn="0" w:lastRowFirstColumn="0" w:lastRowLastColumn="0"/>
               <w:rPr>
                 <w:rFonts w:eastAsia="Calibri"/>
-                <w:b/>
-                <w:iCs/>
+                <w:bCs/>
                 <w:color w:val="000000" w:themeColor="text1"/>
               </w:rPr>
             </w:pPr>
@@ -8157,6 +9754,75 @@
               <w:rPr>
                 <w:rFonts w:eastAsia="Calibri"/>
                 <w:b w:val="0"/>
+                <w:color w:val="000000" w:themeColor="text1"/>
+              </w:rPr>
+              <w:t>Opción d)</w:t>
+            </w:r>
+          </w:p>
+        </w:tc>
+        <w:tc>
+          <w:tcPr>
+            <w:tcW w:w="6646" w:type="dxa"/>
+            <w:gridSpan w:val="5"/>
+            <w:shd w:val="clear" w:color="auto" w:fill="FFFFFF" w:themeFill="background1"/>
+          </w:tcPr>
+          <w:p>
+            <w:pPr>
+              <w:cnfStyle w:val="000000100000" w:firstRow="0" w:lastRow="0" w:firstColumn="0" w:lastColumn="0" w:oddVBand="0" w:evenVBand="0" w:oddHBand="1" w:evenHBand="0" w:firstRowFirstColumn="0" w:firstRowLastColumn="0" w:lastRowFirstColumn="0" w:lastRowLastColumn="0"/>
+              <w:rPr>
+                <w:rFonts w:eastAsia="Calibri"/>
+                <w:bCs/>
+                <w:color w:val="000000" w:themeColor="text1"/>
+              </w:rPr>
+            </w:pPr>
+            <w:r>
+              <w:rPr>
+                <w:color w:val="000000" w:themeColor="text1"/>
+              </w:rPr>
+              <w:t>De manera irregular sobre el tallo.</w:t>
+            </w:r>
+          </w:p>
+        </w:tc>
+        <w:tc>
+          <w:tcPr>
+            <w:tcW w:w="974" w:type="dxa"/>
+            <w:gridSpan w:val="4"/>
+            <w:shd w:val="clear" w:color="auto" w:fill="FFFFFF" w:themeFill="background1"/>
+          </w:tcPr>
+          <w:p>
+            <w:pPr>
+              <w:cnfStyle w:val="000000100000" w:firstRow="0" w:lastRow="0" w:firstColumn="0" w:lastColumn="0" w:oddVBand="0" w:evenVBand="0" w:oddHBand="1" w:evenHBand="0" w:firstRowFirstColumn="0" w:firstRowLastColumn="0" w:lastRowFirstColumn="0" w:lastRowLastColumn="0"/>
+              <w:rPr>
+                <w:rFonts w:eastAsia="Calibri"/>
+                <w:bCs/>
+                <w:color w:val="000000" w:themeColor="text1"/>
+              </w:rPr>
+            </w:pPr>
+          </w:p>
+        </w:tc>
+      </w:tr>
+      <w:tr>
+        <w:trPr>
+          <w:trHeight w:val="220"/>
+        </w:trPr>
+        <w:tc>
+          <w:tcPr>
+            <w:cnfStyle w:val="001000000000" w:firstRow="0" w:lastRow="0" w:firstColumn="1" w:lastColumn="0" w:oddVBand="0" w:evenVBand="0" w:oddHBand="0" w:evenHBand="0" w:firstRowFirstColumn="0" w:firstRowLastColumn="0" w:lastRowFirstColumn="0" w:lastRowLastColumn="0"/>
+            <w:tcW w:w="2534" w:type="dxa"/>
+            <w:gridSpan w:val="2"/>
+          </w:tcPr>
+          <w:p>
+            <w:pPr>
+              <w:rPr>
+                <w:rFonts w:eastAsia="Calibri"/>
+                <w:bCs/>
+                <w:color w:val="000000" w:themeColor="text1"/>
+              </w:rPr>
+            </w:pPr>
+            <w:r>
+              <w:rPr>
+                <w:rFonts w:eastAsia="Calibri"/>
+                <w:b w:val="0"/>
                 <w:bCs/>
                 <w:color w:val="000000" w:themeColor="text1"/>
               </w:rPr>
@@ -8167,7 +9833,63 @@
         <w:tc>
           <w:tcPr>
             <w:tcW w:w="7620" w:type="dxa"/>
-            <w:gridSpan w:val="12"/>
+            <w:gridSpan w:val="9"/>
+            <w:shd w:val="clear" w:color="auto" w:fill="FFFFFF" w:themeFill="background1"/>
+          </w:tcPr>
+          <w:p>
+            <w:pPr>
+              <w:cnfStyle w:val="000000000000" w:firstRow="0" w:lastRow="0" w:firstColumn="0" w:lastColumn="0" w:oddVBand="0" w:evenVBand="0" w:oddHBand="0" w:evenHBand="0" w:firstRowFirstColumn="0" w:firstRowLastColumn="0" w:lastRowFirstColumn="0" w:lastRowLastColumn="0"/>
+              <w:rPr>
+                <w:rFonts w:eastAsia="Calibri"/>
+                <w:bCs/>
+                <w:color w:val="000000" w:themeColor="text1"/>
+              </w:rPr>
+            </w:pPr>
+            <w:r>
+              <w:rPr>
+                <w:rFonts w:eastAsia="Calibri"/>
+                <w:bCs/>
+                <w:color w:val="000000" w:themeColor="text1"/>
+              </w:rPr>
+              <w:t>¡Muy bien! Su respuesta es correcta.</w:t>
+            </w:r>
+          </w:p>
+        </w:tc>
+      </w:tr>
+      <w:tr>
+        <w:trPr>
+          <w:cnfStyle w:val="000000100000" w:firstRow="0" w:lastRow="0" w:firstColumn="0" w:lastColumn="0" w:oddVBand="0" w:evenVBand="0" w:oddHBand="1" w:evenHBand="0" w:firstRowFirstColumn="0" w:firstRowLastColumn="0" w:lastRowFirstColumn="0" w:lastRowLastColumn="0"/>
+          <w:trHeight w:val="220"/>
+        </w:trPr>
+        <w:tc>
+          <w:tcPr>
+            <w:cnfStyle w:val="001000000000" w:firstRow="0" w:lastRow="0" w:firstColumn="1" w:lastColumn="0" w:oddVBand="0" w:evenVBand="0" w:oddHBand="0" w:evenHBand="0" w:firstRowFirstColumn="0" w:firstRowLastColumn="0" w:lastRowFirstColumn="0" w:lastRowLastColumn="0"/>
+            <w:tcW w:w="2534" w:type="dxa"/>
+            <w:gridSpan w:val="2"/>
+          </w:tcPr>
+          <w:p>
+            <w:pPr>
+              <w:rPr>
+                <w:rFonts w:eastAsia="Calibri"/>
+                <w:bCs/>
+                <w:color w:val="000000" w:themeColor="text1"/>
+              </w:rPr>
+            </w:pPr>
+            <w:r>
+              <w:rPr>
+                <w:rFonts w:eastAsia="Calibri"/>
+                <w:b w:val="0"/>
+                <w:bCs/>
+                <w:color w:val="000000" w:themeColor="text1"/>
+              </w:rPr>
+              <w:t>Comentario respuesta incorrecta</w:t>
+            </w:r>
+          </w:p>
+        </w:tc>
+        <w:tc>
+          <w:tcPr>
+            <w:tcW w:w="7620" w:type="dxa"/>
+            <w:gridSpan w:val="9"/>
             <w:shd w:val="clear" w:color="auto" w:fill="FFFFFF" w:themeFill="background1"/>
           </w:tcPr>
           <w:p>
@@ -8176,7 +9898,417 @@
               <w:rPr>
                 <w:rFonts w:eastAsia="Calibri"/>
                 <w:bCs/>
-                <w:iCs/>
+                <w:color w:val="000000" w:themeColor="text1"/>
+              </w:rPr>
+            </w:pPr>
+            <w:r>
+              <w:rPr>
+                <w:rFonts w:eastAsia="Calibri"/>
+                <w:bCs/>
+                <w:color w:val="000000" w:themeColor="text1"/>
+              </w:rPr>
+              <w:t>Lo sentimos, su respuesta es incorrecta.</w:t>
+            </w:r>
+          </w:p>
+        </w:tc>
+      </w:tr>
+      <w:tr>
+        <w:trPr>
+          <w:trHeight w:val="220"/>
+        </w:trPr>
+        <w:tc>
+          <w:tcPr>
+            <w:cnfStyle w:val="001000000000" w:firstRow="0" w:lastRow="0" w:firstColumn="1" w:lastColumn="0" w:oddVBand="0" w:evenVBand="0" w:oddHBand="0" w:evenHBand="0" w:firstRowFirstColumn="0" w:firstRowLastColumn="0" w:lastRowFirstColumn="0" w:lastRowLastColumn="0"/>
+            <w:tcW w:w="2534" w:type="dxa"/>
+            <w:gridSpan w:val="2"/>
+          </w:tcPr>
+          <w:p>
+            <w:pPr>
+              <w:rPr>
+                <w:rFonts w:eastAsia="Calibri"/>
+                <w:bCs/>
+                <w:color w:val="000000" w:themeColor="text1"/>
+              </w:rPr>
+            </w:pPr>
+            <w:r>
+              <w:rPr>
+                <w:rFonts w:eastAsia="Calibri"/>
+                <w:color w:val="000000" w:themeColor="text1"/>
+              </w:rPr>
+              <w:t>Pregunta 1</w:t>
+            </w:r>
+            <w:r>
+              <w:rPr>
+                <w:rFonts w:eastAsia="Calibri"/>
+                <w:color w:val="000000" w:themeColor="text1"/>
+              </w:rPr>
+              <w:t>9</w:t>
+            </w:r>
+          </w:p>
+        </w:tc>
+        <w:tc>
+          <w:tcPr>
+            <w:tcW w:w="7620" w:type="dxa"/>
+            <w:gridSpan w:val="9"/>
+            <w:shd w:val="clear" w:color="auto" w:fill="FFFFFF" w:themeFill="background1"/>
+          </w:tcPr>
+          <w:p>
+            <w:pPr>
+              <w:cnfStyle w:val="000000000000" w:firstRow="0" w:lastRow="0" w:firstColumn="0" w:lastColumn="0" w:oddVBand="0" w:evenVBand="0" w:oddHBand="0" w:evenHBand="0" w:firstRowFirstColumn="0" w:firstRowLastColumn="0" w:lastRowFirstColumn="0" w:lastRowLastColumn="0"/>
+              <w:rPr>
+                <w:rFonts w:eastAsia="Calibri"/>
+                <w:b/>
+                <w:bCs/>
+                <w:color w:val="000000" w:themeColor="text1"/>
+              </w:rPr>
+            </w:pPr>
+            <w:r>
+              <w:rPr>
+                <w:b/>
+                <w:bCs/>
+                <w:color w:val="000000" w:themeColor="text1"/>
+              </w:rPr>
+              <w:t>¿Qué característica tiene el transporte realizado por el hombre?</w:t>
+            </w:r>
+          </w:p>
+        </w:tc>
+      </w:tr>
+      <w:tr>
+        <w:trPr>
+          <w:cnfStyle w:val="000000100000" w:firstRow="0" w:lastRow="0" w:firstColumn="0" w:lastColumn="0" w:oddVBand="0" w:evenVBand="0" w:oddHBand="1" w:evenHBand="0" w:firstRowFirstColumn="0" w:firstRowLastColumn="0" w:lastRowFirstColumn="0" w:lastRowLastColumn="0"/>
+          <w:trHeight w:val="220"/>
+        </w:trPr>
+        <w:tc>
+          <w:tcPr>
+            <w:cnfStyle w:val="001000000000" w:firstRow="0" w:lastRow="0" w:firstColumn="1" w:lastColumn="0" w:oddVBand="0" w:evenVBand="0" w:oddHBand="0" w:evenHBand="0" w:firstRowFirstColumn="0" w:firstRowLastColumn="0" w:lastRowFirstColumn="0" w:lastRowLastColumn="0"/>
+            <w:tcW w:w="2534" w:type="dxa"/>
+            <w:gridSpan w:val="2"/>
+          </w:tcPr>
+          <w:p>
+            <w:pPr>
+              <w:rPr>
+                <w:rFonts w:eastAsia="Calibri"/>
+                <w:bCs/>
+                <w:color w:val="000000" w:themeColor="text1"/>
+              </w:rPr>
+            </w:pPr>
+            <w:r>
+              <w:rPr>
+                <w:rFonts w:eastAsia="Calibri"/>
+                <w:b w:val="0"/>
+                <w:bCs/>
+                <w:color w:val="000000" w:themeColor="text1"/>
+              </w:rPr>
+              <w:t>Opción a)</w:t>
+            </w:r>
+          </w:p>
+        </w:tc>
+        <w:tc>
+          <w:tcPr>
+            <w:tcW w:w="6646" w:type="dxa"/>
+            <w:gridSpan w:val="5"/>
+            <w:shd w:val="clear" w:color="auto" w:fill="FFFFFF" w:themeFill="background1"/>
+          </w:tcPr>
+          <w:p>
+            <w:pPr>
+              <w:cnfStyle w:val="000000100000" w:firstRow="0" w:lastRow="0" w:firstColumn="0" w:lastColumn="0" w:oddVBand="0" w:evenVBand="0" w:oddHBand="1" w:evenHBand="0" w:firstRowFirstColumn="0" w:firstRowLastColumn="0" w:lastRowFirstColumn="0" w:lastRowLastColumn="0"/>
+              <w:rPr>
+                <w:rFonts w:eastAsia="Calibri"/>
+                <w:bCs/>
+                <w:color w:val="000000" w:themeColor="text1"/>
+              </w:rPr>
+            </w:pPr>
+            <w:r>
+              <w:rPr>
+                <w:color w:val="000000" w:themeColor="text1"/>
+              </w:rPr>
+              <w:t>Alta capacidad y uso de maquinaria.</w:t>
+            </w:r>
+          </w:p>
+        </w:tc>
+        <w:tc>
+          <w:tcPr>
+            <w:tcW w:w="974" w:type="dxa"/>
+            <w:gridSpan w:val="4"/>
+            <w:shd w:val="clear" w:color="auto" w:fill="FFFFFF" w:themeFill="background1"/>
+          </w:tcPr>
+          <w:p>
+            <w:pPr>
+              <w:cnfStyle w:val="000000100000" w:firstRow="0" w:lastRow="0" w:firstColumn="0" w:lastColumn="0" w:oddVBand="0" w:evenVBand="0" w:oddHBand="1" w:evenHBand="0" w:firstRowFirstColumn="0" w:firstRowLastColumn="0" w:lastRowFirstColumn="0" w:lastRowLastColumn="0"/>
+              <w:rPr>
+                <w:rFonts w:eastAsia="Calibri"/>
+                <w:bCs/>
+                <w:color w:val="000000" w:themeColor="text1"/>
+              </w:rPr>
+            </w:pPr>
+          </w:p>
+        </w:tc>
+      </w:tr>
+      <w:tr>
+        <w:trPr>
+          <w:trHeight w:val="220"/>
+        </w:trPr>
+        <w:tc>
+          <w:tcPr>
+            <w:cnfStyle w:val="001000000000" w:firstRow="0" w:lastRow="0" w:firstColumn="1" w:lastColumn="0" w:oddVBand="0" w:evenVBand="0" w:oddHBand="0" w:evenHBand="0" w:firstRowFirstColumn="0" w:firstRowLastColumn="0" w:lastRowFirstColumn="0" w:lastRowLastColumn="0"/>
+            <w:tcW w:w="2534" w:type="dxa"/>
+            <w:gridSpan w:val="2"/>
+          </w:tcPr>
+          <w:p>
+            <w:pPr>
+              <w:rPr>
+                <w:rFonts w:eastAsia="Calibri"/>
+                <w:bCs/>
+                <w:color w:val="000000" w:themeColor="text1"/>
+              </w:rPr>
+            </w:pPr>
+            <w:r>
+              <w:rPr>
+                <w:rFonts w:eastAsia="Calibri"/>
+                <w:b w:val="0"/>
+                <w:bCs/>
+                <w:color w:val="000000" w:themeColor="text1"/>
+              </w:rPr>
+              <w:t>Opción b)</w:t>
+            </w:r>
+          </w:p>
+        </w:tc>
+        <w:tc>
+          <w:tcPr>
+            <w:tcW w:w="6646" w:type="dxa"/>
+            <w:gridSpan w:val="5"/>
+            <w:shd w:val="clear" w:color="auto" w:fill="FFFFFF" w:themeFill="background1"/>
+          </w:tcPr>
+          <w:p>
+            <w:pPr>
+              <w:cnfStyle w:val="000000000000" w:firstRow="0" w:lastRow="0" w:firstColumn="0" w:lastColumn="0" w:oddVBand="0" w:evenVBand="0" w:oddHBand="0" w:evenHBand="0" w:firstRowFirstColumn="0" w:firstRowLastColumn="0" w:lastRowFirstColumn="0" w:lastRowLastColumn="0"/>
+              <w:rPr>
+                <w:rFonts w:eastAsia="Calibri"/>
+                <w:b/>
+                <w:color w:val="000000" w:themeColor="text1"/>
+              </w:rPr>
+            </w:pPr>
+            <w:r>
+              <w:rPr>
+                <w:color w:val="000000" w:themeColor="text1"/>
+              </w:rPr>
+              <w:t>Transporte exclusivo en vehículos grandes.</w:t>
+            </w:r>
+          </w:p>
+        </w:tc>
+        <w:tc>
+          <w:tcPr>
+            <w:tcW w:w="974" w:type="dxa"/>
+            <w:gridSpan w:val="4"/>
+            <w:shd w:val="clear" w:color="auto" w:fill="FFFFFF" w:themeFill="background1"/>
+          </w:tcPr>
+          <w:p>
+            <w:pPr>
+              <w:cnfStyle w:val="000000000000" w:firstRow="0" w:lastRow="0" w:firstColumn="0" w:lastColumn="0" w:oddVBand="0" w:evenVBand="0" w:oddHBand="0" w:evenHBand="0" w:firstRowFirstColumn="0" w:firstRowLastColumn="0" w:lastRowFirstColumn="0" w:lastRowLastColumn="0"/>
+              <w:rPr>
+                <w:rFonts w:eastAsia="Calibri"/>
+                <w:b/>
+                <w:color w:val="000000" w:themeColor="text1"/>
+              </w:rPr>
+            </w:pPr>
+          </w:p>
+        </w:tc>
+      </w:tr>
+      <w:tr>
+        <w:trPr>
+          <w:cnfStyle w:val="000000100000" w:firstRow="0" w:lastRow="0" w:firstColumn="0" w:lastColumn="0" w:oddVBand="0" w:evenVBand="0" w:oddHBand="1" w:evenHBand="0" w:firstRowFirstColumn="0" w:firstRowLastColumn="0" w:lastRowFirstColumn="0" w:lastRowLastColumn="0"/>
+          <w:trHeight w:val="220"/>
+        </w:trPr>
+        <w:tc>
+          <w:tcPr>
+            <w:cnfStyle w:val="001000000000" w:firstRow="0" w:lastRow="0" w:firstColumn="1" w:lastColumn="0" w:oddVBand="0" w:evenVBand="0" w:oddHBand="0" w:evenHBand="0" w:firstRowFirstColumn="0" w:firstRowLastColumn="0" w:lastRowFirstColumn="0" w:lastRowLastColumn="0"/>
+            <w:tcW w:w="2534" w:type="dxa"/>
+            <w:gridSpan w:val="2"/>
+          </w:tcPr>
+          <w:p>
+            <w:pPr>
+              <w:rPr>
+                <w:rFonts w:eastAsia="Calibri"/>
+                <w:bCs/>
+                <w:color w:val="000000" w:themeColor="text1"/>
+              </w:rPr>
+            </w:pPr>
+            <w:r>
+              <w:rPr>
+                <w:rFonts w:eastAsia="Calibri"/>
+                <w:b w:val="0"/>
+                <w:color w:val="000000" w:themeColor="text1"/>
+              </w:rPr>
+              <w:t>Opción c)</w:t>
+            </w:r>
+          </w:p>
+        </w:tc>
+        <w:tc>
+          <w:tcPr>
+            <w:tcW w:w="6646" w:type="dxa"/>
+            <w:gridSpan w:val="5"/>
+            <w:shd w:val="clear" w:color="auto" w:fill="FFFFFF" w:themeFill="background1"/>
+          </w:tcPr>
+          <w:p>
+            <w:pPr>
+              <w:cnfStyle w:val="000000100000" w:firstRow="0" w:lastRow="0" w:firstColumn="0" w:lastColumn="0" w:oddVBand="0" w:evenVBand="0" w:oddHBand="1" w:evenHBand="0" w:firstRowFirstColumn="0" w:firstRowLastColumn="0" w:lastRowFirstColumn="0" w:lastRowLastColumn="0"/>
+              <w:rPr>
+                <w:rFonts w:eastAsia="Calibri"/>
+                <w:bCs/>
+                <w:color w:val="000000" w:themeColor="text1"/>
+              </w:rPr>
+            </w:pPr>
+            <w:r>
+              <w:rPr>
+                <w:color w:val="000000" w:themeColor="text1"/>
+              </w:rPr>
+              <w:t>Uso de sistemas hidráulicos complejos.</w:t>
+            </w:r>
+          </w:p>
+        </w:tc>
+        <w:tc>
+          <w:tcPr>
+            <w:tcW w:w="974" w:type="dxa"/>
+            <w:gridSpan w:val="4"/>
+            <w:shd w:val="clear" w:color="auto" w:fill="FFFFFF" w:themeFill="background1"/>
+          </w:tcPr>
+          <w:p>
+            <w:pPr>
+              <w:cnfStyle w:val="000000100000" w:firstRow="0" w:lastRow="0" w:firstColumn="0" w:lastColumn="0" w:oddVBand="0" w:evenVBand="0" w:oddHBand="1" w:evenHBand="0" w:firstRowFirstColumn="0" w:firstRowLastColumn="0" w:lastRowFirstColumn="0" w:lastRowLastColumn="0"/>
+              <w:rPr>
+                <w:rFonts w:eastAsia="Calibri"/>
+                <w:bCs/>
+                <w:color w:val="000000" w:themeColor="text1"/>
+              </w:rPr>
+            </w:pPr>
+          </w:p>
+        </w:tc>
+      </w:tr>
+      <w:tr>
+        <w:trPr>
+          <w:trHeight w:val="220"/>
+        </w:trPr>
+        <w:tc>
+          <w:tcPr>
+            <w:cnfStyle w:val="001000000000" w:firstRow="0" w:lastRow="0" w:firstColumn="1" w:lastColumn="0" w:oddVBand="0" w:evenVBand="0" w:oddHBand="0" w:evenHBand="0" w:firstRowFirstColumn="0" w:firstRowLastColumn="0" w:lastRowFirstColumn="0" w:lastRowLastColumn="0"/>
+            <w:tcW w:w="2534" w:type="dxa"/>
+            <w:gridSpan w:val="2"/>
+          </w:tcPr>
+          <w:p>
+            <w:pPr>
+              <w:rPr>
+                <w:rFonts w:eastAsia="Calibri"/>
+                <w:bCs/>
+                <w:color w:val="000000" w:themeColor="text1"/>
+              </w:rPr>
+            </w:pPr>
+            <w:r>
+              <w:rPr>
+                <w:rFonts w:eastAsia="Calibri"/>
+                <w:b w:val="0"/>
+                <w:color w:val="000000" w:themeColor="text1"/>
+              </w:rPr>
+              <w:t>Opción d)</w:t>
+            </w:r>
+          </w:p>
+        </w:tc>
+        <w:tc>
+          <w:tcPr>
+            <w:tcW w:w="6646" w:type="dxa"/>
+            <w:gridSpan w:val="5"/>
+            <w:shd w:val="clear" w:color="auto" w:fill="FFFFFF" w:themeFill="background1"/>
+          </w:tcPr>
+          <w:p>
+            <w:pPr>
+              <w:cnfStyle w:val="000000000000" w:firstRow="0" w:lastRow="0" w:firstColumn="0" w:lastColumn="0" w:oddVBand="0" w:evenVBand="0" w:oddHBand="0" w:evenHBand="0" w:firstRowFirstColumn="0" w:firstRowLastColumn="0" w:lastRowFirstColumn="0" w:lastRowLastColumn="0"/>
+              <w:rPr>
+                <w:rFonts w:eastAsia="Calibri"/>
+                <w:b/>
+                <w:bCs/>
+                <w:color w:val="000000" w:themeColor="text1"/>
+              </w:rPr>
+            </w:pPr>
+            <w:r>
+              <w:rPr>
+                <w:b/>
+                <w:bCs/>
+                <w:color w:val="000000" w:themeColor="text1"/>
+              </w:rPr>
+              <w:t>Uso de canastas en terrenos difíciles.</w:t>
+            </w:r>
+          </w:p>
+        </w:tc>
+        <w:tc>
+          <w:tcPr>
+            <w:tcW w:w="974" w:type="dxa"/>
+            <w:gridSpan w:val="4"/>
+            <w:shd w:val="clear" w:color="auto" w:fill="FFFFFF" w:themeFill="background1"/>
+          </w:tcPr>
+          <w:p>
+            <w:pPr>
+              <w:jc w:val="center"/>
+              <w:cnfStyle w:val="000000000000" w:firstRow="0" w:lastRow="0" w:firstColumn="0" w:lastColumn="0" w:oddVBand="0" w:evenVBand="0" w:oddHBand="0" w:evenHBand="0" w:firstRowFirstColumn="0" w:firstRowLastColumn="0" w:lastRowFirstColumn="0" w:lastRowLastColumn="0"/>
+              <w:rPr>
+                <w:rFonts w:eastAsia="Calibri"/>
+                <w:b/>
+                <w:bCs/>
+                <w:color w:val="000000" w:themeColor="text1"/>
+              </w:rPr>
+            </w:pPr>
+            <w:r>
+              <w:rPr>
+                <w:rFonts w:eastAsia="Calibri"/>
+                <w:b/>
+                <w:bCs/>
+                <w:color w:val="000000" w:themeColor="text1"/>
+              </w:rPr>
+              <w:t>X</w:t>
+            </w:r>
+          </w:p>
+        </w:tc>
+      </w:tr>
+      <w:tr>
+        <w:trPr>
+          <w:cnfStyle w:val="000000100000" w:firstRow="0" w:lastRow="0" w:firstColumn="0" w:lastColumn="0" w:oddVBand="0" w:evenVBand="0" w:oddHBand="1" w:evenHBand="0" w:firstRowFirstColumn="0" w:firstRowLastColumn="0" w:lastRowFirstColumn="0" w:lastRowLastColumn="0"/>
+          <w:trHeight w:val="220"/>
+        </w:trPr>
+        <w:tc>
+          <w:tcPr>
+            <w:cnfStyle w:val="001000000000" w:firstRow="0" w:lastRow="0" w:firstColumn="1" w:lastColumn="0" w:oddVBand="0" w:evenVBand="0" w:oddHBand="0" w:evenHBand="0" w:firstRowFirstColumn="0" w:firstRowLastColumn="0" w:lastRowFirstColumn="0" w:lastRowLastColumn="0"/>
+            <w:tcW w:w="2534" w:type="dxa"/>
+            <w:gridSpan w:val="2"/>
+          </w:tcPr>
+          <w:p>
+            <w:pPr>
+              <w:rPr>
+                <w:rFonts w:eastAsia="Calibri"/>
+                <w:bCs/>
+                <w:color w:val="000000" w:themeColor="text1"/>
+              </w:rPr>
+            </w:pPr>
+            <w:r>
+              <w:rPr>
+                <w:rFonts w:eastAsia="Calibri"/>
+                <w:b w:val="0"/>
+                <w:bCs/>
+                <w:color w:val="000000" w:themeColor="text1"/>
+              </w:rPr>
+              <w:t>Comentario respuesta correcta</w:t>
+            </w:r>
+          </w:p>
+        </w:tc>
+        <w:tc>
+          <w:tcPr>
+            <w:tcW w:w="7620" w:type="dxa"/>
+            <w:gridSpan w:val="9"/>
+            <w:shd w:val="clear" w:color="auto" w:fill="FFFFFF" w:themeFill="background1"/>
+          </w:tcPr>
+          <w:p>
+            <w:pPr>
+              <w:cnfStyle w:val="000000100000" w:firstRow="0" w:lastRow="0" w:firstColumn="0" w:lastColumn="0" w:oddVBand="0" w:evenVBand="0" w:oddHBand="1" w:evenHBand="0" w:firstRowFirstColumn="0" w:firstRowLastColumn="0" w:lastRowFirstColumn="0" w:lastRowLastColumn="0"/>
+              <w:rPr>
+                <w:rFonts w:eastAsia="Calibri"/>
+                <w:bCs/>
                 <w:color w:val="000000" w:themeColor="text1"/>
               </w:rPr>
             </w:pPr>
@@ -8223,7 +10355,7 @@
         <w:tc>
           <w:tcPr>
             <w:tcW w:w="7620" w:type="dxa"/>
-            <w:gridSpan w:val="12"/>
+            <w:gridSpan w:val="9"/>
             <w:shd w:val="clear" w:color="auto" w:fill="FFFFFF" w:themeFill="background1"/>
           </w:tcPr>
           <w:p>
@@ -8232,7 +10364,6 @@
               <w:rPr>
                 <w:rFonts w:eastAsia="Calibri"/>
                 <w:bCs/>
-                <w:iCs/>
                 <w:color w:val="000000" w:themeColor="text1"/>
               </w:rPr>
             </w:pPr>
@@ -8262,56 +10393,157 @@
             <w:pPr>
               <w:rPr>
                 <w:rFonts w:eastAsia="Calibri"/>
-                <w:color w:val="000000" w:themeColor="text1"/>
-              </w:rPr>
-            </w:pPr>
-            <w:r>
-              <w:rPr>
-                <w:rFonts w:eastAsia="Calibri"/>
-                <w:color w:val="000000" w:themeColor="text1"/>
-              </w:rPr>
-              <w:t>Pregunta 16</w:t>
-            </w:r>
-          </w:p>
-        </w:tc>
-        <w:tc>
-          <w:tcPr>
-            <w:tcW w:w="6600" w:type="dxa"/>
-            <w:gridSpan w:val="6"/>
-            <w:tcBorders>
-              <w:right w:val="single" w:sz="4" w:space="0" w:color="auto"/>
-            </w:tcBorders>
-            <w:shd w:val="clear" w:color="auto" w:fill="FFFFFF" w:themeFill="background1"/>
-          </w:tcPr>
-          <w:p>
-            <w:pPr>
-              <w:jc w:val="both"/>
+                <w:bCs/>
+                <w:color w:val="000000" w:themeColor="text1"/>
+              </w:rPr>
+            </w:pPr>
+            <w:r>
+              <w:rPr>
+                <w:rFonts w:eastAsia="Calibri"/>
+                <w:color w:val="000000" w:themeColor="text1"/>
+              </w:rPr>
+              <w:t xml:space="preserve">Pregunta </w:t>
+            </w:r>
+            <w:r>
+              <w:rPr>
+                <w:rFonts w:eastAsia="Calibri"/>
+                <w:color w:val="000000" w:themeColor="text1"/>
+              </w:rPr>
+              <w:t>20</w:t>
+            </w:r>
+          </w:p>
+        </w:tc>
+        <w:tc>
+          <w:tcPr>
+            <w:tcW w:w="7620" w:type="dxa"/>
+            <w:gridSpan w:val="9"/>
+            <w:shd w:val="clear" w:color="auto" w:fill="FFFFFF" w:themeFill="background1"/>
+          </w:tcPr>
+          <w:p>
+            <w:pPr>
               <w:cnfStyle w:val="000000100000" w:firstRow="0" w:lastRow="0" w:firstColumn="0" w:lastColumn="0" w:oddVBand="0" w:evenVBand="0" w:oddHBand="1" w:evenHBand="0" w:firstRowFirstColumn="0" w:firstRowLastColumn="0" w:lastRowFirstColumn="0" w:lastRowLastColumn="0"/>
               <w:rPr>
                 <w:rFonts w:eastAsia="Calibri"/>
                 <w:b/>
-                <w:iCs/>
-                <w:color w:val="000000" w:themeColor="text1"/>
-              </w:rPr>
-            </w:pPr>
-            <w:r>
-              <w:rPr>
-                <w:rFonts w:eastAsia="Calibri"/>
-                <w:b/>
-                <w:iCs/>
-                <w:color w:val="000000" w:themeColor="text1"/>
-              </w:rPr>
-              <w:t>La fruta cosechada debe trasladarse el mismo día al centro de acopio y a la planta de beneficio.</w:t>
-            </w:r>
-          </w:p>
-        </w:tc>
-        <w:tc>
-          <w:tcPr>
-            <w:tcW w:w="1020" w:type="dxa"/>
-            <w:gridSpan w:val="6"/>
-            <w:tcBorders>
-              <w:left w:val="single" w:sz="4" w:space="0" w:color="auto"/>
-            </w:tcBorders>
+                <w:bCs/>
+                <w:color w:val="000000" w:themeColor="text1"/>
+              </w:rPr>
+            </w:pPr>
+            <w:r>
+              <w:rPr>
+                <w:b/>
+                <w:bCs/>
+                <w:color w:val="000000" w:themeColor="text1"/>
+              </w:rPr>
+              <w:t>¿Cuál es una ventaja del uso de tracción animal en la recolección?</w:t>
+            </w:r>
+          </w:p>
+        </w:tc>
+      </w:tr>
+      <w:tr>
+        <w:trPr>
+          <w:trHeight w:val="220"/>
+        </w:trPr>
+        <w:tc>
+          <w:tcPr>
+            <w:cnfStyle w:val="001000000000" w:firstRow="0" w:lastRow="0" w:firstColumn="1" w:lastColumn="0" w:oddVBand="0" w:evenVBand="0" w:oddHBand="0" w:evenHBand="0" w:firstRowFirstColumn="0" w:firstRowLastColumn="0" w:lastRowFirstColumn="0" w:lastRowLastColumn="0"/>
+            <w:tcW w:w="2534" w:type="dxa"/>
+            <w:gridSpan w:val="2"/>
+          </w:tcPr>
+          <w:p>
+            <w:pPr>
+              <w:rPr>
+                <w:rFonts w:eastAsia="Calibri"/>
+                <w:bCs/>
+                <w:color w:val="000000" w:themeColor="text1"/>
+              </w:rPr>
+            </w:pPr>
+            <w:r>
+              <w:rPr>
+                <w:rFonts w:eastAsia="Calibri"/>
+                <w:b w:val="0"/>
+                <w:bCs/>
+                <w:color w:val="000000" w:themeColor="text1"/>
+              </w:rPr>
+              <w:t>Opción a)</w:t>
+            </w:r>
+          </w:p>
+        </w:tc>
+        <w:tc>
+          <w:tcPr>
+            <w:tcW w:w="6646" w:type="dxa"/>
+            <w:gridSpan w:val="5"/>
+            <w:shd w:val="clear" w:color="auto" w:fill="FFFFFF" w:themeFill="background1"/>
+          </w:tcPr>
+          <w:p>
+            <w:pPr>
+              <w:cnfStyle w:val="000000000000" w:firstRow="0" w:lastRow="0" w:firstColumn="0" w:lastColumn="0" w:oddVBand="0" w:evenVBand="0" w:oddHBand="0" w:evenHBand="0" w:firstRowFirstColumn="0" w:firstRowLastColumn="0" w:lastRowFirstColumn="0" w:lastRowLastColumn="0"/>
+              <w:rPr>
+                <w:rFonts w:eastAsia="Calibri"/>
+                <w:bCs/>
+                <w:color w:val="000000" w:themeColor="text1"/>
+              </w:rPr>
+            </w:pPr>
+            <w:r>
+              <w:rPr>
+                <w:color w:val="000000" w:themeColor="text1"/>
+              </w:rPr>
+              <w:t>Alta velocidad en grandes distancias.</w:t>
+            </w:r>
+          </w:p>
+        </w:tc>
+        <w:tc>
+          <w:tcPr>
+            <w:tcW w:w="974" w:type="dxa"/>
+            <w:gridSpan w:val="4"/>
+            <w:shd w:val="clear" w:color="auto" w:fill="FFFFFF" w:themeFill="background1"/>
+          </w:tcPr>
+          <w:p>
+            <w:pPr>
+              <w:cnfStyle w:val="000000000000" w:firstRow="0" w:lastRow="0" w:firstColumn="0" w:lastColumn="0" w:oddVBand="0" w:evenVBand="0" w:oddHBand="0" w:evenHBand="0" w:firstRowFirstColumn="0" w:firstRowLastColumn="0" w:lastRowFirstColumn="0" w:lastRowLastColumn="0"/>
+              <w:rPr>
+                <w:rFonts w:eastAsia="Calibri"/>
+                <w:bCs/>
+                <w:color w:val="000000" w:themeColor="text1"/>
+              </w:rPr>
+            </w:pPr>
+          </w:p>
+        </w:tc>
+      </w:tr>
+      <w:tr>
+        <w:trPr>
+          <w:cnfStyle w:val="000000100000" w:firstRow="0" w:lastRow="0" w:firstColumn="0" w:lastColumn="0" w:oddVBand="0" w:evenVBand="0" w:oddHBand="1" w:evenHBand="0" w:firstRowFirstColumn="0" w:firstRowLastColumn="0" w:lastRowFirstColumn="0" w:lastRowLastColumn="0"/>
+          <w:trHeight w:val="220"/>
+        </w:trPr>
+        <w:tc>
+          <w:tcPr>
+            <w:cnfStyle w:val="001000000000" w:firstRow="0" w:lastRow="0" w:firstColumn="1" w:lastColumn="0" w:oddVBand="0" w:evenVBand="0" w:oddHBand="0" w:evenHBand="0" w:firstRowFirstColumn="0" w:firstRowLastColumn="0" w:lastRowFirstColumn="0" w:lastRowLastColumn="0"/>
+            <w:tcW w:w="2534" w:type="dxa"/>
+            <w:gridSpan w:val="2"/>
+          </w:tcPr>
+          <w:p>
+            <w:pPr>
+              <w:rPr>
+                <w:rFonts w:eastAsia="Calibri"/>
+                <w:bCs/>
+                <w:color w:val="000000" w:themeColor="text1"/>
+              </w:rPr>
+            </w:pPr>
+            <w:r>
+              <w:rPr>
+                <w:rFonts w:eastAsia="Calibri"/>
+                <w:b w:val="0"/>
+                <w:bCs/>
+                <w:color w:val="000000" w:themeColor="text1"/>
+              </w:rPr>
+              <w:t>Opción b)</w:t>
+            </w:r>
+          </w:p>
+        </w:tc>
+        <w:tc>
+          <w:tcPr>
+            <w:tcW w:w="6646" w:type="dxa"/>
+            <w:gridSpan w:val="5"/>
             <w:shd w:val="clear" w:color="auto" w:fill="FFFFFF" w:themeFill="background1"/>
           </w:tcPr>
           <w:p>
@@ -8319,8 +10551,30 @@
               <w:cnfStyle w:val="000000100000" w:firstRow="0" w:lastRow="0" w:firstColumn="0" w:lastColumn="0" w:oddVBand="0" w:evenVBand="0" w:oddHBand="1" w:evenHBand="0" w:firstRowFirstColumn="0" w:firstRowLastColumn="0" w:lastRowFirstColumn="0" w:lastRowLastColumn="0"/>
               <w:rPr>
                 <w:rFonts w:eastAsia="Calibri"/>
-                <w:bCs/>
-                <w:iCs/>
+                <w:b/>
+                <w:color w:val="000000" w:themeColor="text1"/>
+              </w:rPr>
+            </w:pPr>
+            <w:r>
+              <w:rPr>
+                <w:color w:val="000000" w:themeColor="text1"/>
+              </w:rPr>
+              <w:t>Mayor capacidad que maquinaria pesada.</w:t>
+            </w:r>
+          </w:p>
+        </w:tc>
+        <w:tc>
+          <w:tcPr>
+            <w:tcW w:w="974" w:type="dxa"/>
+            <w:gridSpan w:val="4"/>
+            <w:shd w:val="clear" w:color="auto" w:fill="FFFFFF" w:themeFill="background1"/>
+          </w:tcPr>
+          <w:p>
+            <w:pPr>
+              <w:cnfStyle w:val="000000100000" w:firstRow="0" w:lastRow="0" w:firstColumn="0" w:lastColumn="0" w:oddVBand="0" w:evenVBand="0" w:oddHBand="1" w:evenHBand="0" w:firstRowFirstColumn="0" w:firstRowLastColumn="0" w:lastRowFirstColumn="0" w:lastRowLastColumn="0"/>
+              <w:rPr>
+                <w:rFonts w:eastAsia="Calibri"/>
+                <w:b/>
                 <w:color w:val="000000" w:themeColor="text1"/>
               </w:rPr>
             </w:pPr>
@@ -8341,6 +10595,7 @@
             <w:pPr>
               <w:rPr>
                 <w:rFonts w:eastAsia="Calibri"/>
+                <w:bCs/>
                 <w:color w:val="000000" w:themeColor="text1"/>
               </w:rPr>
             </w:pPr>
@@ -8348,21 +10603,16 @@
               <w:rPr>
                 <w:rFonts w:eastAsia="Calibri"/>
                 <w:b w:val="0"/>
-                <w:bCs/>
-                <w:color w:val="000000" w:themeColor="text1"/>
-              </w:rPr>
-              <w:lastRenderedPageBreak/>
-              <w:t>Opción a)</w:t>
-            </w:r>
-          </w:p>
-        </w:tc>
-        <w:tc>
-          <w:tcPr>
-            <w:tcW w:w="6600" w:type="dxa"/>
-            <w:gridSpan w:val="6"/>
-            <w:tcBorders>
-              <w:right w:val="single" w:sz="4" w:space="0" w:color="auto"/>
-            </w:tcBorders>
+                <w:color w:val="000000" w:themeColor="text1"/>
+              </w:rPr>
+              <w:t>Opción c)</w:t>
+            </w:r>
+          </w:p>
+        </w:tc>
+        <w:tc>
+          <w:tcPr>
+            <w:tcW w:w="6646" w:type="dxa"/>
+            <w:gridSpan w:val="5"/>
             <w:shd w:val="clear" w:color="auto" w:fill="FFFFFF" w:themeFill="background1"/>
           </w:tcPr>
           <w:p>
@@ -8370,41 +10620,47 @@
               <w:cnfStyle w:val="000000000000" w:firstRow="0" w:lastRow="0" w:firstColumn="0" w:lastColumn="0" w:oddVBand="0" w:evenVBand="0" w:oddHBand="0" w:evenHBand="0" w:firstRowFirstColumn="0" w:firstRowLastColumn="0" w:lastRowFirstColumn="0" w:lastRowLastColumn="0"/>
               <w:rPr>
                 <w:rFonts w:eastAsia="Calibri"/>
-                <w:bCs/>
-                <w:iCs/>
-                <w:color w:val="000000" w:themeColor="text1"/>
-              </w:rPr>
-            </w:pPr>
-            <w:r>
-              <w:rPr>
-                <w:rFonts w:eastAsia="Calibri"/>
-                <w:bCs/>
-                <w:iCs/>
-                <w:color w:val="000000" w:themeColor="text1"/>
-              </w:rPr>
-              <w:t>Falso.</w:t>
-            </w:r>
-          </w:p>
-        </w:tc>
-        <w:tc>
-          <w:tcPr>
-            <w:tcW w:w="1020" w:type="dxa"/>
-            <w:gridSpan w:val="6"/>
-            <w:tcBorders>
-              <w:left w:val="single" w:sz="4" w:space="0" w:color="auto"/>
-            </w:tcBorders>
-            <w:shd w:val="clear" w:color="auto" w:fill="FFFFFF" w:themeFill="background1"/>
-          </w:tcPr>
-          <w:p>
-            <w:pPr>
+                <w:b/>
+                <w:bCs/>
+                <w:color w:val="000000" w:themeColor="text1"/>
+              </w:rPr>
+            </w:pPr>
+            <w:r>
+              <w:rPr>
+                <w:b/>
+                <w:bCs/>
+                <w:color w:val="000000" w:themeColor="text1"/>
+              </w:rPr>
+              <w:t>Bajo costo y menor compactación del suelo.</w:t>
+            </w:r>
+          </w:p>
+        </w:tc>
+        <w:tc>
+          <w:tcPr>
+            <w:tcW w:w="974" w:type="dxa"/>
+            <w:gridSpan w:val="4"/>
+            <w:shd w:val="clear" w:color="auto" w:fill="FFFFFF" w:themeFill="background1"/>
+          </w:tcPr>
+          <w:p>
+            <w:pPr>
+              <w:jc w:val="center"/>
               <w:cnfStyle w:val="000000000000" w:firstRow="0" w:lastRow="0" w:firstColumn="0" w:lastColumn="0" w:oddVBand="0" w:evenVBand="0" w:oddHBand="0" w:evenHBand="0" w:firstRowFirstColumn="0" w:firstRowLastColumn="0" w:lastRowFirstColumn="0" w:lastRowLastColumn="0"/>
               <w:rPr>
                 <w:rFonts w:eastAsia="Calibri"/>
-                <w:bCs/>
-                <w:iCs/>
-                <w:color w:val="000000" w:themeColor="text1"/>
-              </w:rPr>
-            </w:pPr>
+                <w:b/>
+                <w:bCs/>
+                <w:color w:val="000000" w:themeColor="text1"/>
+              </w:rPr>
+            </w:pPr>
+            <w:r>
+              <w:rPr>
+                <w:rFonts w:eastAsia="Calibri"/>
+                <w:b/>
+                <w:bCs/>
+                <w:color w:val="000000" w:themeColor="text1"/>
+              </w:rPr>
+              <w:t>X</w:t>
+            </w:r>
           </w:p>
         </w:tc>
       </w:tr>
@@ -8423,6 +10679,7 @@
             <w:pPr>
               <w:rPr>
                 <w:rFonts w:eastAsia="Calibri"/>
+                <w:bCs/>
                 <w:color w:val="000000" w:themeColor="text1"/>
               </w:rPr>
             </w:pPr>
@@ -8430,20 +10687,16 @@
               <w:rPr>
                 <w:rFonts w:eastAsia="Calibri"/>
                 <w:b w:val="0"/>
-                <w:bCs/>
-                <w:color w:val="000000" w:themeColor="text1"/>
-              </w:rPr>
-              <w:t>Opción b)</w:t>
-            </w:r>
-          </w:p>
-        </w:tc>
-        <w:tc>
-          <w:tcPr>
-            <w:tcW w:w="6600" w:type="dxa"/>
-            <w:gridSpan w:val="6"/>
-            <w:tcBorders>
-              <w:right w:val="single" w:sz="4" w:space="0" w:color="auto"/>
-            </w:tcBorders>
+                <w:color w:val="000000" w:themeColor="text1"/>
+              </w:rPr>
+              <w:t>Opción d)</w:t>
+            </w:r>
+          </w:p>
+        </w:tc>
+        <w:tc>
+          <w:tcPr>
+            <w:tcW w:w="6646" w:type="dxa"/>
+            <w:gridSpan w:val="5"/>
             <w:shd w:val="clear" w:color="auto" w:fill="FFFFFF" w:themeFill="background1"/>
           </w:tcPr>
           <w:p>
@@ -8451,29 +10704,22 @@
               <w:cnfStyle w:val="000000100000" w:firstRow="0" w:lastRow="0" w:firstColumn="0" w:lastColumn="0" w:oddVBand="0" w:evenVBand="0" w:oddHBand="1" w:evenHBand="0" w:firstRowFirstColumn="0" w:firstRowLastColumn="0" w:lastRowFirstColumn="0" w:lastRowLastColumn="0"/>
               <w:rPr>
                 <w:rFonts w:eastAsia="Calibri"/>
-                <w:b/>
-                <w:iCs/>
-                <w:color w:val="000000" w:themeColor="text1"/>
-              </w:rPr>
-            </w:pPr>
-            <w:r>
-              <w:rPr>
-                <w:rFonts w:eastAsia="Calibri"/>
-                <w:b/>
-                <w:iCs/>
-                <w:color w:val="000000" w:themeColor="text1"/>
-              </w:rPr>
-              <w:t xml:space="preserve">Verdadero. </w:t>
-            </w:r>
-          </w:p>
-        </w:tc>
-        <w:tc>
-          <w:tcPr>
-            <w:tcW w:w="1020" w:type="dxa"/>
-            <w:gridSpan w:val="6"/>
-            <w:tcBorders>
-              <w:left w:val="single" w:sz="4" w:space="0" w:color="auto"/>
-            </w:tcBorders>
+                <w:bCs/>
+                <w:color w:val="000000" w:themeColor="text1"/>
+              </w:rPr>
+            </w:pPr>
+            <w:r>
+              <w:rPr>
+                <w:color w:val="000000" w:themeColor="text1"/>
+              </w:rPr>
+              <w:t>Eliminación total del trabajo humano.</w:t>
+            </w:r>
+          </w:p>
+        </w:tc>
+        <w:tc>
+          <w:tcPr>
+            <w:tcW w:w="974" w:type="dxa"/>
+            <w:gridSpan w:val="4"/>
             <w:shd w:val="clear" w:color="auto" w:fill="FFFFFF" w:themeFill="background1"/>
           </w:tcPr>
           <w:p>
@@ -8481,20 +10727,10 @@
               <w:cnfStyle w:val="000000100000" w:firstRow="0" w:lastRow="0" w:firstColumn="0" w:lastColumn="0" w:oddVBand="0" w:evenVBand="0" w:oddHBand="1" w:evenHBand="0" w:firstRowFirstColumn="0" w:firstRowLastColumn="0" w:lastRowFirstColumn="0" w:lastRowLastColumn="0"/>
               <w:rPr>
                 <w:rFonts w:eastAsia="Calibri"/>
-                <w:b/>
-                <w:iCs/>
-                <w:color w:val="000000" w:themeColor="text1"/>
-              </w:rPr>
-            </w:pPr>
-            <w:r>
-              <w:rPr>
-                <w:rFonts w:eastAsia="Calibri"/>
-                <w:b/>
-                <w:iCs/>
-                <w:color w:val="000000" w:themeColor="text1"/>
-              </w:rPr>
-              <w:t>X</w:t>
-            </w:r>
+                <w:bCs/>
+                <w:color w:val="000000" w:themeColor="text1"/>
+              </w:rPr>
+            </w:pPr>
           </w:p>
         </w:tc>
       </w:tr>
@@ -8530,7 +10766,7 @@
         <w:tc>
           <w:tcPr>
             <w:tcW w:w="7620" w:type="dxa"/>
-            <w:gridSpan w:val="12"/>
+            <w:gridSpan w:val="9"/>
             <w:shd w:val="clear" w:color="auto" w:fill="FFFFFF" w:themeFill="background1"/>
           </w:tcPr>
           <w:p>
@@ -8539,7 +10775,6 @@
               <w:rPr>
                 <w:rFonts w:eastAsia="Calibri"/>
                 <w:bCs/>
-                <w:iCs/>
                 <w:color w:val="000000" w:themeColor="text1"/>
               </w:rPr>
             </w:pPr>
@@ -8587,7 +10822,7 @@
         <w:tc>
           <w:tcPr>
             <w:tcW w:w="7620" w:type="dxa"/>
-            <w:gridSpan w:val="12"/>
+            <w:gridSpan w:val="9"/>
             <w:shd w:val="clear" w:color="auto" w:fill="FFFFFF" w:themeFill="background1"/>
           </w:tcPr>
           <w:p>
@@ -8596,7 +10831,6 @@
               <w:rPr>
                 <w:rFonts w:eastAsia="Calibri"/>
                 <w:bCs/>
-                <w:iCs/>
                 <w:color w:val="000000" w:themeColor="text1"/>
               </w:rPr>
             </w:pPr>
@@ -8619,7 +10853,7 @@
           <w:tcPr>
             <w:cnfStyle w:val="001000000000" w:firstRow="0" w:lastRow="0" w:firstColumn="1" w:lastColumn="0" w:oddVBand="0" w:evenVBand="0" w:oddHBand="0" w:evenHBand="0" w:firstRowFirstColumn="0" w:firstRowLastColumn="0" w:lastRowFirstColumn="0" w:lastRowLastColumn="0"/>
             <w:tcW w:w="10154" w:type="dxa"/>
-            <w:gridSpan w:val="14"/>
+            <w:gridSpan w:val="11"/>
             <w:shd w:val="clear" w:color="auto" w:fill="FFD966"/>
           </w:tcPr>
           <w:p>
@@ -8672,7 +10906,7 @@
         <w:tc>
           <w:tcPr>
             <w:tcW w:w="7620" w:type="dxa"/>
-            <w:gridSpan w:val="12"/>
+            <w:gridSpan w:val="9"/>
           </w:tcPr>
           <w:p>
             <w:pPr>
@@ -8758,7 +10992,7 @@
         <w:tc>
           <w:tcPr>
             <w:tcW w:w="7620" w:type="dxa"/>
-            <w:gridSpan w:val="12"/>
+            <w:gridSpan w:val="9"/>
           </w:tcPr>
           <w:p>
             <w:pPr>
@@ -9031,9 +11265,9 @@
             </wp:anchor>
           </w:drawing>
         </mc:Choice>
-        <mc:Fallback>
+        <mc:Fallback xmlns:pic="http://schemas.openxmlformats.org/drawingml/2006/picture" xmlns:a="http://schemas.openxmlformats.org/drawingml/2006/main">
           <w:pict>
-            <v:rect w14:anchorId="29C177D3" id="Rectangle 1" o:spid="_x0000_s1026" style="position:absolute;margin-left:-54pt;margin-top:-14.4pt;width:460.5pt;height:112.3pt;z-index:251658241;visibility:visible;mso-wrap-style:square;mso-wrap-distance-left:9pt;mso-wrap-distance-top:3.6pt;mso-wrap-distance-right:9pt;mso-wrap-distance-bottom:3.6pt;mso-position-horizontal:absolute;mso-position-horizontal-relative:text;mso-position-vertical:absolute;mso-position-vertical-relative:text;v-text-anchor:top" o:gfxdata="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" filled="f" stroked="f">
+            <v:rect id="Rectangle 1" style="position:absolute;margin-left:-54pt;margin-top:-14.4pt;width:460.5pt;height:112.3pt;z-index:251658241;visibility:visible;mso-wrap-style:square;mso-wrap-distance-left:9pt;mso-wrap-distance-top:3.6pt;mso-wrap-distance-right:9pt;mso-wrap-distance-bottom:3.6pt;mso-position-horizontal:absolute;mso-position-horizontal-relative:text;mso-position-vertical:absolute;mso-position-vertical-relative:text;v-text-anchor:top" o:spid="_x0000_s1026" filled="f" stroked="f" w14:anchorId="29C177D3" o:gfxdata="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">
               <v:textbox inset="2.53958mm,1.2694mm,2.53958mm,1.2694mm">
                 <w:txbxContent>
                   <w:p>
@@ -10136,6 +12370,7 @@
   <w:style w:type="character" w:default="1" w:styleId="Fuentedeprrafopredeter">
     <w:name w:val="Default Paragraph Font"/>
     <w:uiPriority w:val="1"/>
+    <w:semiHidden/>
     <w:unhideWhenUsed/>
   </w:style>
   <w:style w:type="table" w:default="1" w:styleId="Tablanormal">
@@ -10698,8 +12933,8 @@
 </file>
 
 <file path=customXml/item3.xml><?xml version="1.0" encoding="utf-8"?>
-<ct:contentTypeSchema xmlns:ct="http://schemas.microsoft.com/office/2006/metadata/contentType" xmlns:ma="http://schemas.microsoft.com/office/2006/metadata/properties/metaAttributes" ct:_="" ma:_="" ma:contentTypeName="Documento" ma:contentTypeID="0x0101006A81D6BD42E8DF4C91013959704817E1" ma:contentTypeVersion="14" ma:contentTypeDescription="Crear nuevo documento." ma:contentTypeScope="" ma:versionID="cd14e03e9fc6eb087109c39a3de1a2a7">
-  <xsd:schema xmlns:xsd="http://www.w3.org/2001/XMLSchema" xmlns:xs="http://www.w3.org/2001/XMLSchema" xmlns:p="http://schemas.microsoft.com/office/2006/metadata/properties" xmlns:ns2="13c90a0b-73bc-4dc0-be5f-28d77b615beb" xmlns:ns3="13c93bba-48ce-428c-bfe5-88b42c19b028" targetNamespace="http://schemas.microsoft.com/office/2006/metadata/properties" ma:root="true" ma:fieldsID="247ff0312e87511bd2ce05ea47f33022" ns2:_="" ns3:_="">
+<ct:contentTypeSchema xmlns:ct="http://schemas.microsoft.com/office/2006/metadata/contentType" xmlns:ma="http://schemas.microsoft.com/office/2006/metadata/properties/metaAttributes" ct:_="" ma:_="" ma:contentTypeName="Documento" ma:contentTypeID="0x0101006A81D6BD42E8DF4C91013959704817E1" ma:contentTypeVersion="15" ma:contentTypeDescription="Crear nuevo documento." ma:contentTypeScope="" ma:versionID="bf4f72ffd194f0963ff564daca6869f7">
+  <xsd:schema xmlns:xsd="http://www.w3.org/2001/XMLSchema" xmlns:xs="http://www.w3.org/2001/XMLSchema" xmlns:p="http://schemas.microsoft.com/office/2006/metadata/properties" xmlns:ns2="13c90a0b-73bc-4dc0-be5f-28d77b615beb" xmlns:ns3="13c93bba-48ce-428c-bfe5-88b42c19b028" targetNamespace="http://schemas.microsoft.com/office/2006/metadata/properties" ma:root="true" ma:fieldsID="8718d6f4873a5b1392a45044efa78385" ns2:_="" ns3:_="">
     <xsd:import namespace="13c90a0b-73bc-4dc0-be5f-28d77b615beb"/>
     <xsd:import namespace="13c93bba-48ce-428c-bfe5-88b42c19b028"/>
     <xsd:element name="properties">
@@ -10721,6 +12956,7 @@
                 <xsd:element ref="ns3:lcf76f155ced4ddcb4097134ff3c332f" minOccurs="0"/>
                 <xsd:element ref="ns2:TaxCatchAll" minOccurs="0"/>
                 <xsd:element ref="ns3:MediaServiceOCR" minOccurs="0"/>
+                <xsd:element ref="ns3:MediaServiceLocation" minOccurs="0"/>
               </xsd:all>
             </xsd:complexType>
           </xsd:element>
@@ -10824,6 +13060,11 @@
         <xsd:restriction base="dms:Note">
           <xsd:maxLength value="255"/>
         </xsd:restriction>
+      </xsd:simpleType>
+    </xsd:element>
+    <xsd:element name="MediaServiceLocation" ma:index="22" nillable="true" ma:displayName="Location" ma:description="" ma:indexed="true" ma:internalName="MediaServiceLocation" ma:readOnly="true">
+      <xsd:simpleType>
+        <xsd:restriction base="dms:Text"/>
       </xsd:simpleType>
     </xsd:element>
   </xsd:schema>
@@ -10939,12 +13180,27 @@
   <ds:schemaRefs>
     <ds:schemaRef ds:uri="http://schemas.microsoft.com/office/2006/metadata/properties"/>
     <ds:schemaRef ds:uri="http://schemas.microsoft.com/office/infopath/2007/PartnerControls"/>
-    <ds:schemaRef ds:uri="b250f519-6473-4480-8c44-6ee3a3a530c3"/>
-    <ds:schemaRef ds:uri="d174a4fb-80c2-4523-8d89-375030acacbf"/>
+    <ds:schemaRef ds:uri="13c90a0b-73bc-4dc0-be5f-28d77b615beb"/>
+    <ds:schemaRef ds:uri="13c93bba-48ce-428c-bfe5-88b42c19b028"/>
   </ds:schemaRefs>
 </ds:datastoreItem>
 </file>
 
 <file path=customXml/itemProps3.xml><?xml version="1.0" encoding="utf-8"?>
-<ds:datastoreItem xmlns:ds="http://schemas.openxmlformats.org/officeDocument/2006/customXml" ds:itemID="{ABCBAACE-B1FC-41D3-A47D-73D372DA0AAC}"/>
+<ds:datastoreItem xmlns:ds="http://schemas.openxmlformats.org/officeDocument/2006/customXml" ds:itemID="{3E107D24-4346-4AB2-9FAB-2B0247F5CE83}">
+  <ds:schemaRefs>
+    <ds:schemaRef ds:uri="http://schemas.microsoft.com/office/2006/metadata/contentType"/>
+    <ds:schemaRef ds:uri="http://schemas.microsoft.com/office/2006/metadata/properties/metaAttributes"/>
+    <ds:schemaRef ds:uri="http://www.w3.org/2001/XMLSchema"/>
+    <ds:schemaRef ds:uri="http://schemas.microsoft.com/office/2006/metadata/properties"/>
+    <ds:schemaRef ds:uri="13c90a0b-73bc-4dc0-be5f-28d77b615beb"/>
+    <ds:schemaRef ds:uri="13c93bba-48ce-428c-bfe5-88b42c19b028"/>
+    <ds:schemaRef ds:uri="http://schemas.microsoft.com/office/2006/documentManagement/types"/>
+    <ds:schemaRef ds:uri="http://schemas.microsoft.com/office/infopath/2007/PartnerControls"/>
+    <ds:schemaRef ds:uri="http://schemas.openxmlformats.org/package/2006/metadata/core-properties"/>
+    <ds:schemaRef ds:uri="http://purl.org/dc/elements/1.1/"/>
+    <ds:schemaRef ds:uri="http://purl.org/dc/terms/"/>
+    <ds:schemaRef ds:uri="http://schemas.microsoft.com/internal/obd"/>
+  </ds:schemaRefs>
+</ds:datastoreItem>
 </file>